--- a/Mau XAY DUNG UNG DUNG THUONG MAI DIEN TU (2).docx
+++ b/Mau XAY DUNG UNG DUNG THUONG MAI DIEN TU (2).docx
@@ -5,8 +5,8 @@
     <w:tbl>
       <w:tblPr>
         <w:tblStyle w:val="a"/>
-        <w:tblW w:w="10835" w:type="dxa"/>
-        <w:tblInd w:w="-815" w:type="dxa"/>
+        <w:tblW w:w="10980" w:type="dxa"/>
+        <w:tblInd w:w="-930" w:type="dxa"/>
         <w:tblBorders>
           <w:top w:val="single" w:sz="24" w:space="0" w:color="000000"/>
           <w:left w:val="single" w:sz="24" w:space="0" w:color="000000"/>
@@ -19,7 +19,7 @@
         <w:tblLook w:val="0000" w:firstRow="0" w:lastRow="0" w:firstColumn="0" w:lastColumn="0" w:noHBand="0" w:noVBand="0"/>
       </w:tblPr>
       <w:tblGrid>
-        <w:gridCol w:w="10835"/>
+        <w:gridCol w:w="10980"/>
       </w:tblGrid>
       <w:tr>
         <w:trPr>
@@ -27,7 +27,7 @@
         </w:trPr>
         <w:tc>
           <w:tcPr>
-            <w:tcW w:w="10835" w:type="dxa"/>
+            <w:tcW w:w="10980" w:type="dxa"/>
             <w:tcBorders>
               <w:top w:val="single" w:sz="24" w:space="0" w:color="000000"/>
               <w:left w:val="single" w:sz="24" w:space="0" w:color="000000"/>
@@ -183,7 +183,7 @@
                 </mc:Choice>
                 <mc:Fallback>
                   <w:pict>
-                    <v:shapetype w14:anchorId="33DF73E5" id="_x0000_t32" coordsize="21600,21600" o:spt="32" o:oned="t" path="m,l21600,21600e" filled="f">
+                    <v:shapetype w14:anchorId="4B09EC8F" id="_x0000_t32" coordsize="21600,21600" o:spt="32" o:oned="t" path="m,l21600,21600e" filled="f">
                       <v:path arrowok="t" fillok="f" o:connecttype="none"/>
                       <o:lock v:ext="edit" shapetype="t"/>
                     </v:shapetype>
@@ -561,19 +561,17 @@
           </w:p>
           <w:p>
             <w:pPr>
-              <w:ind w:left="770"/>
-              <w:rPr>
-                <w:rFonts w:ascii="Times New Roman" w:eastAsia="Times New Roman" w:hAnsi="Times New Roman" w:cs="Times New Roman"/>
-                <w:b/>
-                <w:bCs/>
-                <w:sz w:val="26"/>
-                <w:szCs w:val="26"/>
-              </w:rPr>
-            </w:pPr>
-          </w:p>
-          <w:p>
-            <w:pPr>
-              <w:ind w:left="770"/>
+              <w:rPr>
+                <w:rFonts w:ascii="Times New Roman" w:eastAsia="Times New Roman" w:hAnsi="Times New Roman" w:cs="Times New Roman"/>
+                <w:b/>
+                <w:bCs/>
+                <w:sz w:val="26"/>
+                <w:szCs w:val="26"/>
+              </w:rPr>
+            </w:pPr>
+          </w:p>
+          <w:p>
+            <w:pPr>
               <w:rPr>
                 <w:rFonts w:ascii="Times New Roman" w:eastAsia="Times New Roman" w:hAnsi="Times New Roman" w:cs="Times New Roman"/>
                 <w:b/>
@@ -605,7 +603,6 @@
                 <w:szCs w:val="28"/>
               </w:rPr>
             </w:pPr>
-            <w:proofErr w:type="gramStart"/>
             <w:r>
               <w:rPr>
                 <w:rFonts w:ascii="Times New Roman" w:eastAsia="Times New Roman" w:hAnsi="Times New Roman" w:cs="Times New Roman"/>
@@ -614,9 +611,8 @@
                 <w:sz w:val="28"/>
                 <w:szCs w:val="28"/>
               </w:rPr>
-              <w:t>TP.Hồ</w:t>
-            </w:r>
-            <w:proofErr w:type="gramEnd"/>
+              <w:t xml:space="preserve">Thành phố </w:t>
+            </w:r>
             <w:r>
               <w:rPr>
                 <w:rFonts w:ascii="Times New Roman" w:eastAsia="Times New Roman" w:hAnsi="Times New Roman" w:cs="Times New Roman"/>
@@ -625,18 +621,18 @@
                 <w:sz w:val="28"/>
                 <w:szCs w:val="28"/>
               </w:rPr>
-              <w:t xml:space="preserve"> Chí Minh, tháng 12/2025</w:t>
+              <w:t>Hồ Chí Minh, tháng 12/2025</w:t>
             </w:r>
           </w:p>
         </w:tc>
       </w:tr>
       <w:tr>
         <w:trPr>
-          <w:trHeight w:val="14220"/>
+          <w:trHeight w:val="13521"/>
         </w:trPr>
         <w:tc>
           <w:tcPr>
-            <w:tcW w:w="10835" w:type="dxa"/>
+            <w:tcW w:w="10980" w:type="dxa"/>
             <w:tcBorders>
               <w:top w:val="single" w:sz="24" w:space="0" w:color="000000"/>
               <w:left w:val="single" w:sz="24" w:space="0" w:color="000000"/>
@@ -779,7 +775,7 @@
                 </mc:Choice>
                 <mc:Fallback>
                   <w:pict>
-                    <v:shape w14:anchorId="04105058" id="Straight Arrow Connector 4" o:spid="_x0000_s1026" type="#_x0000_t32" style="position:absolute;margin-left:198.25pt;margin-top:21.85pt;width:161.25pt;height:1pt;z-index:251667456;visibility:visible;mso-wrap-style:square;mso-wrap-distance-left:9pt;mso-wrap-distance-top:0;mso-wrap-distance-right:9pt;mso-wrap-distance-bottom:0;mso-position-horizontal:absolute;mso-position-horizontal-relative:text;mso-position-vertical:absolute;mso-position-vertical-relative:text" o:gfxdata="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" strokecolor="black [3200]">
+                    <v:shape w14:anchorId="07ED1E0C" id="Straight Arrow Connector 4" o:spid="_x0000_s1026" type="#_x0000_t32" style="position:absolute;margin-left:198.25pt;margin-top:21.85pt;width:161.25pt;height:1pt;z-index:251667456;visibility:visible;mso-wrap-style:square;mso-wrap-distance-left:9pt;mso-wrap-distance-top:0;mso-wrap-distance-right:9pt;mso-wrap-distance-bottom:0;mso-position-horizontal:absolute;mso-position-horizontal-relative:text;mso-position-vertical:absolute;mso-position-vertical-relative:text" o:gfxdata="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" strokecolor="black [3200]">
                       <v:stroke startarrowwidth="narrow" startarrowlength="short" endarrowwidth="narrow" endarrowlength="short" joinstyle="miter"/>
                     </v:shape>
                   </w:pict>
@@ -2884,7 +2880,7 @@
             <w:noProof/>
             <w:webHidden/>
           </w:rPr>
-          <w:t>1</w:t>
+          <w:t>2</w:t>
         </w:r>
         <w:r>
           <w:rPr>
@@ -2956,7 +2952,7 @@
             <w:noProof/>
             <w:webHidden/>
           </w:rPr>
-          <w:t>1</w:t>
+          <w:t>2</w:t>
         </w:r>
         <w:r>
           <w:rPr>
@@ -3028,7 +3024,7 @@
             <w:noProof/>
             <w:webHidden/>
           </w:rPr>
-          <w:t>1</w:t>
+          <w:t>2</w:t>
         </w:r>
         <w:r>
           <w:rPr>
@@ -3316,7 +3312,7 @@
             <w:noProof/>
             <w:webHidden/>
           </w:rPr>
-          <w:t>3</w:t>
+          <w:t>2</w:t>
         </w:r>
         <w:r>
           <w:rPr>
@@ -3388,7 +3384,7 @@
             <w:noProof/>
             <w:webHidden/>
           </w:rPr>
-          <w:t>4</w:t>
+          <w:t>2</w:t>
         </w:r>
         <w:r>
           <w:rPr>
@@ -3460,7 +3456,7 @@
             <w:noProof/>
             <w:webHidden/>
           </w:rPr>
-          <w:t>4</w:t>
+          <w:t>2</w:t>
         </w:r>
         <w:r>
           <w:rPr>
@@ -3532,7 +3528,7 @@
             <w:noProof/>
             <w:webHidden/>
           </w:rPr>
-          <w:t>4</w:t>
+          <w:t>2</w:t>
         </w:r>
         <w:r>
           <w:rPr>
@@ -3604,7 +3600,7 @@
             <w:noProof/>
             <w:webHidden/>
           </w:rPr>
-          <w:t>4</w:t>
+          <w:t>2</w:t>
         </w:r>
         <w:r>
           <w:rPr>
@@ -3676,7 +3672,7 @@
             <w:noProof/>
             <w:webHidden/>
           </w:rPr>
-          <w:t>6</w:t>
+          <w:t>2</w:t>
         </w:r>
         <w:r>
           <w:rPr>
@@ -3748,7 +3744,7 @@
             <w:noProof/>
             <w:webHidden/>
           </w:rPr>
-          <w:t>6</w:t>
+          <w:t>2</w:t>
         </w:r>
         <w:r>
           <w:rPr>
@@ -3820,7 +3816,7 @@
             <w:noProof/>
             <w:webHidden/>
           </w:rPr>
-          <w:t>6</w:t>
+          <w:t>2</w:t>
         </w:r>
         <w:r>
           <w:rPr>
@@ -3892,7 +3888,7 @@
             <w:noProof/>
             <w:webHidden/>
           </w:rPr>
-          <w:t>6</w:t>
+          <w:t>2</w:t>
         </w:r>
         <w:r>
           <w:rPr>
@@ -3964,7 +3960,7 @@
             <w:noProof/>
             <w:webHidden/>
           </w:rPr>
-          <w:t>7</w:t>
+          <w:t>2</w:t>
         </w:r>
         <w:r>
           <w:rPr>
@@ -4036,7 +4032,7 @@
             <w:noProof/>
             <w:webHidden/>
           </w:rPr>
-          <w:t>7</w:t>
+          <w:t>2</w:t>
         </w:r>
         <w:r>
           <w:rPr>
@@ -4108,7 +4104,7 @@
             <w:noProof/>
             <w:webHidden/>
           </w:rPr>
-          <w:t>21</w:t>
+          <w:t>2</w:t>
         </w:r>
         <w:r>
           <w:rPr>
@@ -4180,7 +4176,7 @@
             <w:noProof/>
             <w:webHidden/>
           </w:rPr>
-          <w:t>30</w:t>
+          <w:t>2</w:t>
         </w:r>
         <w:r>
           <w:rPr>
@@ -4252,7 +4248,7 @@
             <w:noProof/>
             <w:webHidden/>
           </w:rPr>
-          <w:t>35</w:t>
+          <w:t>2</w:t>
         </w:r>
         <w:r>
           <w:rPr>
@@ -4324,7 +4320,7 @@
             <w:noProof/>
             <w:webHidden/>
           </w:rPr>
-          <w:t>35</w:t>
+          <w:t>2</w:t>
         </w:r>
         <w:r>
           <w:rPr>
@@ -4396,7 +4392,7 @@
             <w:noProof/>
             <w:webHidden/>
           </w:rPr>
-          <w:t>35</w:t>
+          <w:t>2</w:t>
         </w:r>
         <w:r>
           <w:rPr>
@@ -4468,7 +4464,7 @@
             <w:noProof/>
             <w:webHidden/>
           </w:rPr>
-          <w:t>37</w:t>
+          <w:t>2</w:t>
         </w:r>
         <w:r>
           <w:rPr>
@@ -4540,7 +4536,7 @@
             <w:noProof/>
             <w:webHidden/>
           </w:rPr>
-          <w:t>39</w:t>
+          <w:t>2</w:t>
         </w:r>
         <w:r>
           <w:rPr>
@@ -4612,7 +4608,7 @@
             <w:noProof/>
             <w:webHidden/>
           </w:rPr>
-          <w:t>40</w:t>
+          <w:t>2</w:t>
         </w:r>
         <w:r>
           <w:rPr>
@@ -4650,22 +4646,6 @@
         </w:rPr>
         <w:lastRenderedPageBreak/>
         <w:t>DANH MỤC CÁC KÝ HIỆU, CHỮ VIẾT TẮT</w:t>
-      </w:r>
-    </w:p>
-    <w:p>
-      <w:pPr>
-        <w:rPr>
-          <w:noProof/>
-        </w:rPr>
-      </w:pPr>
-      <w:r>
-        <w:fldChar w:fldCharType="begin"/>
-      </w:r>
-      <w:r>
-        <w:instrText xml:space="preserve"> TOC \h \z \t "hinh,1" </w:instrText>
-      </w:r>
-      <w:r>
-        <w:fldChar w:fldCharType="separate"/>
       </w:r>
     </w:p>
     <w:p>
@@ -4682,7 +4662,16 @@
           <w:lang w:val="en-US"/>
         </w:rPr>
       </w:pPr>
-      <w:hyperlink w:anchor="_Toc214356196" w:history="1">
+      <w:r>
+        <w:fldChar w:fldCharType="begin"/>
+      </w:r>
+      <w:r>
+        <w:instrText xml:space="preserve"> TOC \h \z \t "hinh,1" </w:instrText>
+      </w:r>
+      <w:r>
+        <w:fldChar w:fldCharType="separate"/>
+      </w:r>
+      <w:hyperlink w:anchor="_Toc214358123" w:history="1">
         <w:r>
           <w:rPr>
             <w:rStyle w:val="Hyperlink"/>
@@ -4709,7 +4698,7 @@
             <w:noProof/>
             <w:webHidden/>
           </w:rPr>
-          <w:instrText xml:space="preserve"> PAGEREF _Toc214356196 \h </w:instrText>
+          <w:instrText xml:space="preserve"> PAGEREF _Toc214358123 \h </w:instrText>
         </w:r>
         <w:r>
           <w:rPr>
@@ -4754,13 +4743,13 @@
           <w:lang w:val="en-US"/>
         </w:rPr>
       </w:pPr>
-      <w:hyperlink w:anchor="_Toc214356197" w:history="1">
+      <w:hyperlink w:anchor="_Toc214358124" w:history="1">
         <w:r>
           <w:rPr>
             <w:rStyle w:val="Hyperlink"/>
             <w:noProof/>
           </w:rPr>
-          <w:t>Bảng 3.1: Đặc tả chức năng đăng ký</w:t>
+          <w:t>Hình 3.2: Biểu đồ Use case đăng nhập/ đăng ký</w:t>
         </w:r>
         <w:r>
           <w:rPr>
@@ -4781,7 +4770,7 @@
             <w:noProof/>
             <w:webHidden/>
           </w:rPr>
-          <w:instrText xml:space="preserve"> PAGEREF _Toc214356197 \h </w:instrText>
+          <w:instrText xml:space="preserve"> PAGEREF _Toc214358124 \h </w:instrText>
         </w:r>
         <w:r>
           <w:rPr>
@@ -4826,13 +4815,13 @@
           <w:lang w:val="en-US"/>
         </w:rPr>
       </w:pPr>
-      <w:hyperlink w:anchor="_Toc214356198" w:history="1">
+      <w:hyperlink w:anchor="_Toc214358125" w:history="1">
         <w:r>
           <w:rPr>
             <w:rStyle w:val="Hyperlink"/>
             <w:noProof/>
           </w:rPr>
-          <w:t>Bảng 3.2: Đặc tả chức năng đăng nhập</w:t>
+          <w:t>Hình 3.3: Biểu đồ Use case xem chi tiết sản phẩm</w:t>
         </w:r>
         <w:r>
           <w:rPr>
@@ -4853,7 +4842,7 @@
             <w:noProof/>
             <w:webHidden/>
           </w:rPr>
-          <w:instrText xml:space="preserve"> PAGEREF _Toc214356198 \h </w:instrText>
+          <w:instrText xml:space="preserve"> PAGEREF _Toc214358125 \h </w:instrText>
         </w:r>
         <w:r>
           <w:rPr>
@@ -4873,7 +4862,7 @@
             <w:noProof/>
             <w:webHidden/>
           </w:rPr>
-          <w:t>9</w:t>
+          <w:t>8</w:t>
         </w:r>
         <w:r>
           <w:rPr>
@@ -4898,13 +4887,13 @@
           <w:lang w:val="en-US"/>
         </w:rPr>
       </w:pPr>
-      <w:hyperlink w:anchor="_Toc214356199" w:history="1">
+      <w:hyperlink w:anchor="_Toc214358126" w:history="1">
         <w:r>
           <w:rPr>
             <w:rStyle w:val="Hyperlink"/>
             <w:noProof/>
           </w:rPr>
-          <w:t>Bảng 3.3: Đặc tả chức năng đăng xuất</w:t>
+          <w:t>Hình 3.4: Biểu đồ Use case tìm kiếm sản phẩm</w:t>
         </w:r>
         <w:r>
           <w:rPr>
@@ -4925,7 +4914,7 @@
             <w:noProof/>
             <w:webHidden/>
           </w:rPr>
-          <w:instrText xml:space="preserve"> PAGEREF _Toc214356199 \h </w:instrText>
+          <w:instrText xml:space="preserve"> PAGEREF _Toc214358126 \h </w:instrText>
         </w:r>
         <w:r>
           <w:rPr>
@@ -4945,7 +4934,7 @@
             <w:noProof/>
             <w:webHidden/>
           </w:rPr>
-          <w:t>10</w:t>
+          <w:t>9</w:t>
         </w:r>
         <w:r>
           <w:rPr>
@@ -4970,13 +4959,13 @@
           <w:lang w:val="en-US"/>
         </w:rPr>
       </w:pPr>
-      <w:hyperlink w:anchor="_Toc214356200" w:history="1">
+      <w:hyperlink w:anchor="_Toc214358127" w:history="1">
         <w:r>
           <w:rPr>
             <w:rStyle w:val="Hyperlink"/>
             <w:noProof/>
           </w:rPr>
-          <w:t>Bảng 3.4: Đặc tả chức năng xem danh sách sản phẩm</w:t>
+          <w:t>Hình 3.5: Biểu đồ Use case chi tiết sản phẩm</w:t>
         </w:r>
         <w:r>
           <w:rPr>
@@ -4997,7 +4986,7 @@
             <w:noProof/>
             <w:webHidden/>
           </w:rPr>
-          <w:instrText xml:space="preserve"> PAGEREF _Toc214356200 \h </w:instrText>
+          <w:instrText xml:space="preserve"> PAGEREF _Toc214358127 \h </w:instrText>
         </w:r>
         <w:r>
           <w:rPr>
@@ -5017,7 +5006,7 @@
             <w:noProof/>
             <w:webHidden/>
           </w:rPr>
-          <w:t>11</w:t>
+          <w:t>9</w:t>
         </w:r>
         <w:r>
           <w:rPr>
@@ -5042,13 +5031,13 @@
           <w:lang w:val="en-US"/>
         </w:rPr>
       </w:pPr>
-      <w:hyperlink w:anchor="_Toc214356201" w:history="1">
+      <w:hyperlink w:anchor="_Toc214358128" w:history="1">
         <w:r>
           <w:rPr>
             <w:rStyle w:val="Hyperlink"/>
             <w:noProof/>
           </w:rPr>
-          <w:t>Bảng 3.5: Đặc tả chức năng tìm kiếm sản phẩm</w:t>
+          <w:t>Hình 3.6: Biểu đồ Use case giỏ hàng</w:t>
         </w:r>
         <w:r>
           <w:rPr>
@@ -5069,7 +5058,7 @@
             <w:noProof/>
             <w:webHidden/>
           </w:rPr>
-          <w:instrText xml:space="preserve"> PAGEREF _Toc214356201 \h </w:instrText>
+          <w:instrText xml:space="preserve"> PAGEREF _Toc214358128 \h </w:instrText>
         </w:r>
         <w:r>
           <w:rPr>
@@ -5089,7 +5078,7 @@
             <w:noProof/>
             <w:webHidden/>
           </w:rPr>
-          <w:t>12</w:t>
+          <w:t>10</w:t>
         </w:r>
         <w:r>
           <w:rPr>
@@ -5114,13 +5103,13 @@
           <w:lang w:val="en-US"/>
         </w:rPr>
       </w:pPr>
-      <w:hyperlink w:anchor="_Toc214356202" w:history="1">
+      <w:hyperlink w:anchor="_Toc214358129" w:history="1">
         <w:r>
           <w:rPr>
             <w:rStyle w:val="Hyperlink"/>
             <w:noProof/>
           </w:rPr>
-          <w:t>Bảng 3.6: Đặc tả chức năng xem chi tiết sản phẩm</w:t>
+          <w:t>Hình 3.7: Biểu đồ Use case thanh toán</w:t>
         </w:r>
         <w:r>
           <w:rPr>
@@ -5141,7 +5130,7 @@
             <w:noProof/>
             <w:webHidden/>
           </w:rPr>
-          <w:instrText xml:space="preserve"> PAGEREF _Toc214356202 \h </w:instrText>
+          <w:instrText xml:space="preserve"> PAGEREF _Toc214358129 \h </w:instrText>
         </w:r>
         <w:r>
           <w:rPr>
@@ -5161,7 +5150,7 @@
             <w:noProof/>
             <w:webHidden/>
           </w:rPr>
-          <w:t>13</w:t>
+          <w:t>10</w:t>
         </w:r>
         <w:r>
           <w:rPr>
@@ -5186,13 +5175,13 @@
           <w:lang w:val="en-US"/>
         </w:rPr>
       </w:pPr>
-      <w:hyperlink w:anchor="_Toc214356203" w:history="1">
+      <w:hyperlink w:anchor="_Toc214358130" w:history="1">
         <w:r>
           <w:rPr>
             <w:rStyle w:val="Hyperlink"/>
             <w:noProof/>
           </w:rPr>
-          <w:t>Bảng 3.7: Đặc tả chức năng thêm sản phẩm vào giỏ hàng</w:t>
+          <w:t>Hình 3.8: Biểu đồ Use case đăng nhập Admin</w:t>
         </w:r>
         <w:r>
           <w:rPr>
@@ -5213,7 +5202,7 @@
             <w:noProof/>
             <w:webHidden/>
           </w:rPr>
-          <w:instrText xml:space="preserve"> PAGEREF _Toc214356203 \h </w:instrText>
+          <w:instrText xml:space="preserve"> PAGEREF _Toc214358130 \h </w:instrText>
         </w:r>
         <w:r>
           <w:rPr>
@@ -5233,7 +5222,7 @@
             <w:noProof/>
             <w:webHidden/>
           </w:rPr>
-          <w:t>14</w:t>
+          <w:t>11</w:t>
         </w:r>
         <w:r>
           <w:rPr>
@@ -5258,13 +5247,13 @@
           <w:lang w:val="en-US"/>
         </w:rPr>
       </w:pPr>
-      <w:hyperlink w:anchor="_Toc214356204" w:history="1">
+      <w:hyperlink w:anchor="_Toc214358131" w:history="1">
         <w:r>
           <w:rPr>
             <w:rStyle w:val="Hyperlink"/>
             <w:noProof/>
           </w:rPr>
-          <w:t>Bảng 3.8: Đặc tả chức năng đặt hàng</w:t>
+          <w:t>Hình 3.9: Biểu đồ Use case quản lý sản phẩm</w:t>
         </w:r>
         <w:r>
           <w:rPr>
@@ -5285,7 +5274,7 @@
             <w:noProof/>
             <w:webHidden/>
           </w:rPr>
-          <w:instrText xml:space="preserve"> PAGEREF _Toc214356204 \h </w:instrText>
+          <w:instrText xml:space="preserve"> PAGEREF _Toc214358131 \h </w:instrText>
         </w:r>
         <w:r>
           <w:rPr>
@@ -5305,7 +5294,7 @@
             <w:noProof/>
             <w:webHidden/>
           </w:rPr>
-          <w:t>15</w:t>
+          <w:t>11</w:t>
         </w:r>
         <w:r>
           <w:rPr>
@@ -5330,13 +5319,13 @@
           <w:lang w:val="en-US"/>
         </w:rPr>
       </w:pPr>
-      <w:hyperlink w:anchor="_Toc214356205" w:history="1">
+      <w:hyperlink w:anchor="_Toc214358132" w:history="1">
         <w:r>
           <w:rPr>
             <w:rStyle w:val="Hyperlink"/>
             <w:noProof/>
           </w:rPr>
-          <w:t>Bảng 3.9: Đặc tả chức năng thanh toán</w:t>
+          <w:t>Hình 3.10: Biểu đồ Use case quản lí đơn hàng</w:t>
         </w:r>
         <w:r>
           <w:rPr>
@@ -5357,7 +5346,7 @@
             <w:noProof/>
             <w:webHidden/>
           </w:rPr>
-          <w:instrText xml:space="preserve"> PAGEREF _Toc214356205 \h </w:instrText>
+          <w:instrText xml:space="preserve"> PAGEREF _Toc214358132 \h </w:instrText>
         </w:r>
         <w:r>
           <w:rPr>
@@ -5377,7 +5366,7 @@
             <w:noProof/>
             <w:webHidden/>
           </w:rPr>
-          <w:t>16</w:t>
+          <w:t>12</w:t>
         </w:r>
         <w:r>
           <w:rPr>
@@ -5402,13 +5391,13 @@
           <w:lang w:val="en-US"/>
         </w:rPr>
       </w:pPr>
-      <w:hyperlink w:anchor="_Toc214356206" w:history="1">
+      <w:hyperlink w:anchor="_Toc214358133" w:history="1">
         <w:r>
           <w:rPr>
             <w:rStyle w:val="Hyperlink"/>
             <w:noProof/>
           </w:rPr>
-          <w:t>Bảng 3.10: Đặc tả chức năng đăng nhập admin</w:t>
+          <w:t>Hình 3.11: Biểu đồ Use case quản lý khách hàng</w:t>
         </w:r>
         <w:r>
           <w:rPr>
@@ -5429,7 +5418,7 @@
             <w:noProof/>
             <w:webHidden/>
           </w:rPr>
-          <w:instrText xml:space="preserve"> PAGEREF _Toc214356206 \h </w:instrText>
+          <w:instrText xml:space="preserve"> PAGEREF _Toc214358133 \h </w:instrText>
         </w:r>
         <w:r>
           <w:rPr>
@@ -5449,7 +5438,7 @@
             <w:noProof/>
             <w:webHidden/>
           </w:rPr>
-          <w:t>17</w:t>
+          <w:t>12</w:t>
         </w:r>
         <w:r>
           <w:rPr>
@@ -5474,13 +5463,13 @@
           <w:lang w:val="en-US"/>
         </w:rPr>
       </w:pPr>
-      <w:hyperlink w:anchor="_Toc214356207" w:history="1">
+      <w:hyperlink w:anchor="_Toc214358134" w:history="1">
         <w:r>
           <w:rPr>
             <w:rStyle w:val="Hyperlink"/>
             <w:noProof/>
           </w:rPr>
-          <w:t>Bảng 3.11: Đặc tả chức năng đăng xuất admin</w:t>
+          <w:t>Bảng 3.1: Đặc tả chức năng đăng ký</w:t>
         </w:r>
         <w:r>
           <w:rPr>
@@ -5501,7 +5490,7 @@
             <w:noProof/>
             <w:webHidden/>
           </w:rPr>
-          <w:instrText xml:space="preserve"> PAGEREF _Toc214356207 \h </w:instrText>
+          <w:instrText xml:space="preserve"> PAGEREF _Toc214358134 \h </w:instrText>
         </w:r>
         <w:r>
           <w:rPr>
@@ -5521,7 +5510,7 @@
             <w:noProof/>
             <w:webHidden/>
           </w:rPr>
-          <w:t>18</w:t>
+          <w:t>14</w:t>
         </w:r>
         <w:r>
           <w:rPr>
@@ -5546,13 +5535,13 @@
           <w:lang w:val="en-US"/>
         </w:rPr>
       </w:pPr>
-      <w:hyperlink w:anchor="_Toc214356208" w:history="1">
+      <w:hyperlink w:anchor="_Toc214358135" w:history="1">
         <w:r>
           <w:rPr>
             <w:rStyle w:val="Hyperlink"/>
             <w:noProof/>
           </w:rPr>
-          <w:t>Bảng 3.12: Đặc tả chức năng quản lý sản phẩm</w:t>
+          <w:t>Bảng 3.2: Đặc tả chức năng đăng nhập</w:t>
         </w:r>
         <w:r>
           <w:rPr>
@@ -5573,7 +5562,7 @@
             <w:noProof/>
             <w:webHidden/>
           </w:rPr>
-          <w:instrText xml:space="preserve"> PAGEREF _Toc214356208 \h </w:instrText>
+          <w:instrText xml:space="preserve"> PAGEREF _Toc214358135 \h </w:instrText>
         </w:r>
         <w:r>
           <w:rPr>
@@ -5593,7 +5582,7 @@
             <w:noProof/>
             <w:webHidden/>
           </w:rPr>
-          <w:t>19</w:t>
+          <w:t>14</w:t>
         </w:r>
         <w:r>
           <w:rPr>
@@ -5618,13 +5607,13 @@
           <w:lang w:val="en-US"/>
         </w:rPr>
       </w:pPr>
-      <w:hyperlink w:anchor="_Toc214356209" w:history="1">
+      <w:hyperlink w:anchor="_Toc214358136" w:history="1">
         <w:r>
           <w:rPr>
             <w:rStyle w:val="Hyperlink"/>
             <w:noProof/>
           </w:rPr>
-          <w:t>Bảng 3.13: Đặc tả chức năng quản lý tài khoản</w:t>
+          <w:t>Bảng 3.3: Đặc tả chức năng đăng xuất</w:t>
         </w:r>
         <w:r>
           <w:rPr>
@@ -5645,7 +5634,7 @@
             <w:noProof/>
             <w:webHidden/>
           </w:rPr>
-          <w:instrText xml:space="preserve"> PAGEREF _Toc214356209 \h </w:instrText>
+          <w:instrText xml:space="preserve"> PAGEREF _Toc214358136 \h </w:instrText>
         </w:r>
         <w:r>
           <w:rPr>
@@ -5665,7 +5654,7 @@
             <w:noProof/>
             <w:webHidden/>
           </w:rPr>
-          <w:t>20</w:t>
+          <w:t>15</w:t>
         </w:r>
         <w:r>
           <w:rPr>
@@ -5690,13 +5679,13 @@
           <w:lang w:val="en-US"/>
         </w:rPr>
       </w:pPr>
-      <w:hyperlink w:anchor="_Toc214356210" w:history="1">
+      <w:hyperlink w:anchor="_Toc214358137" w:history="1">
         <w:r>
           <w:rPr>
             <w:rStyle w:val="Hyperlink"/>
             <w:noProof/>
           </w:rPr>
-          <w:t>Bảng 3.14: Đặc tả chức năng quản lý đơn hàng</w:t>
+          <w:t>Bảng 3.4: Đặc tả chức năng xem danh sách sản phẩm</w:t>
         </w:r>
         <w:r>
           <w:rPr>
@@ -5717,7 +5706,7 @@
             <w:noProof/>
             <w:webHidden/>
           </w:rPr>
-          <w:instrText xml:space="preserve"> PAGEREF _Toc214356210 \h </w:instrText>
+          <w:instrText xml:space="preserve"> PAGEREF _Toc214358137 \h </w:instrText>
         </w:r>
         <w:r>
           <w:rPr>
@@ -5737,7 +5726,7 @@
             <w:noProof/>
             <w:webHidden/>
           </w:rPr>
-          <w:t>21</w:t>
+          <w:t>16</w:t>
         </w:r>
         <w:r>
           <w:rPr>
@@ -5762,13 +5751,13 @@
           <w:lang w:val="en-US"/>
         </w:rPr>
       </w:pPr>
-      <w:hyperlink w:anchor="_Toc214356211" w:history="1">
+      <w:hyperlink w:anchor="_Toc214358138" w:history="1">
         <w:r>
           <w:rPr>
             <w:rStyle w:val="Hyperlink"/>
             <w:noProof/>
           </w:rPr>
-          <w:t>Hình 3.2: Biểu đồ hoạt động đăng ký</w:t>
+          <w:t>Bảng 3.5: Đặc tả chức năng tìm kiếm sản phẩm</w:t>
         </w:r>
         <w:r>
           <w:rPr>
@@ -5789,7 +5778,7 @@
             <w:noProof/>
             <w:webHidden/>
           </w:rPr>
-          <w:instrText xml:space="preserve"> PAGEREF _Toc214356211 \h </w:instrText>
+          <w:instrText xml:space="preserve"> PAGEREF _Toc214358138 \h </w:instrText>
         </w:r>
         <w:r>
           <w:rPr>
@@ -5809,7 +5798,7 @@
             <w:noProof/>
             <w:webHidden/>
           </w:rPr>
-          <w:t>22</w:t>
+          <w:t>17</w:t>
         </w:r>
         <w:r>
           <w:rPr>
@@ -5834,13 +5823,13 @@
           <w:lang w:val="en-US"/>
         </w:rPr>
       </w:pPr>
-      <w:hyperlink w:anchor="_Toc214356212" w:history="1">
+      <w:hyperlink w:anchor="_Toc214358139" w:history="1">
         <w:r>
           <w:rPr>
             <w:rStyle w:val="Hyperlink"/>
             <w:noProof/>
           </w:rPr>
-          <w:t>Hình 3.3: Biểu đồ hoạt động đăng nhập</w:t>
+          <w:t>Bảng 3.6: Đặc tả chức năng xem chi tiết sản phẩm</w:t>
         </w:r>
         <w:r>
           <w:rPr>
@@ -5861,7 +5850,7 @@
             <w:noProof/>
             <w:webHidden/>
           </w:rPr>
-          <w:instrText xml:space="preserve"> PAGEREF _Toc214356212 \h </w:instrText>
+          <w:instrText xml:space="preserve"> PAGEREF _Toc214358139 \h </w:instrText>
         </w:r>
         <w:r>
           <w:rPr>
@@ -5881,7 +5870,7 @@
             <w:noProof/>
             <w:webHidden/>
           </w:rPr>
-          <w:t>22</w:t>
+          <w:t>18</w:t>
         </w:r>
         <w:r>
           <w:rPr>
@@ -5906,13 +5895,13 @@
           <w:lang w:val="en-US"/>
         </w:rPr>
       </w:pPr>
-      <w:hyperlink w:anchor="_Toc214356213" w:history="1">
+      <w:hyperlink w:anchor="_Toc214358140" w:history="1">
         <w:r>
           <w:rPr>
             <w:rStyle w:val="Hyperlink"/>
             <w:noProof/>
           </w:rPr>
-          <w:t>Hình 3.4: Biểu đồ hoạt động đăng xuất</w:t>
+          <w:t>Bảng 3.7: Đặc tả chức năng thêm sản phẩm vào giỏ hàng</w:t>
         </w:r>
         <w:r>
           <w:rPr>
@@ -5933,7 +5922,7 @@
             <w:noProof/>
             <w:webHidden/>
           </w:rPr>
-          <w:instrText xml:space="preserve"> PAGEREF _Toc214356213 \h </w:instrText>
+          <w:instrText xml:space="preserve"> PAGEREF _Toc214358140 \h </w:instrText>
         </w:r>
         <w:r>
           <w:rPr>
@@ -5953,7 +5942,7 @@
             <w:noProof/>
             <w:webHidden/>
           </w:rPr>
-          <w:t>23</w:t>
+          <w:t>19</w:t>
         </w:r>
         <w:r>
           <w:rPr>
@@ -5978,13 +5967,13 @@
           <w:lang w:val="en-US"/>
         </w:rPr>
       </w:pPr>
-      <w:hyperlink w:anchor="_Toc214356214" w:history="1">
+      <w:hyperlink w:anchor="_Toc214358141" w:history="1">
         <w:r>
           <w:rPr>
             <w:rStyle w:val="Hyperlink"/>
             <w:noProof/>
           </w:rPr>
-          <w:t>Hình 3.5: Biểu đồ hoạt động xem danh sách sản phẩm</w:t>
+          <w:t>Bảng 3.8: Đặc tả chức năng đặt hàng</w:t>
         </w:r>
         <w:r>
           <w:rPr>
@@ -6005,7 +5994,7 @@
             <w:noProof/>
             <w:webHidden/>
           </w:rPr>
-          <w:instrText xml:space="preserve"> PAGEREF _Toc214356214 \h </w:instrText>
+          <w:instrText xml:space="preserve"> PAGEREF _Toc214358141 \h </w:instrText>
         </w:r>
         <w:r>
           <w:rPr>
@@ -6025,7 +6014,7 @@
             <w:noProof/>
             <w:webHidden/>
           </w:rPr>
-          <w:t>24</w:t>
+          <w:t>20</w:t>
         </w:r>
         <w:r>
           <w:rPr>
@@ -6050,13 +6039,13 @@
           <w:lang w:val="en-US"/>
         </w:rPr>
       </w:pPr>
-      <w:hyperlink w:anchor="_Toc214356215" w:history="1">
+      <w:hyperlink w:anchor="_Toc214358142" w:history="1">
         <w:r>
           <w:rPr>
             <w:rStyle w:val="Hyperlink"/>
             <w:noProof/>
           </w:rPr>
-          <w:t>Hình 3.6: Biểu đồ hoạt động tìm kiếm sản phẩm</w:t>
+          <w:t>Bảng 3.9: Đặc tả chức năng thanh toán</w:t>
         </w:r>
         <w:r>
           <w:rPr>
@@ -6077,7 +6066,7 @@
             <w:noProof/>
             <w:webHidden/>
           </w:rPr>
-          <w:instrText xml:space="preserve"> PAGEREF _Toc214356215 \h </w:instrText>
+          <w:instrText xml:space="preserve"> PAGEREF _Toc214358142 \h </w:instrText>
         </w:r>
         <w:r>
           <w:rPr>
@@ -6097,7 +6086,7 @@
             <w:noProof/>
             <w:webHidden/>
           </w:rPr>
-          <w:t>25</w:t>
+          <w:t>21</w:t>
         </w:r>
         <w:r>
           <w:rPr>
@@ -6122,13 +6111,13 @@
           <w:lang w:val="en-US"/>
         </w:rPr>
       </w:pPr>
-      <w:hyperlink w:anchor="_Toc214356216" w:history="1">
+      <w:hyperlink w:anchor="_Toc214358143" w:history="1">
         <w:r>
           <w:rPr>
             <w:rStyle w:val="Hyperlink"/>
             <w:noProof/>
           </w:rPr>
-          <w:t>Hình 3.7: Biểu đồ hoạt động xem chi tiết sản phẩm</w:t>
+          <w:t>Bảng 3.10: Đặc tả chức năng đăng nhập admin</w:t>
         </w:r>
         <w:r>
           <w:rPr>
@@ -6149,7 +6138,7 @@
             <w:noProof/>
             <w:webHidden/>
           </w:rPr>
-          <w:instrText xml:space="preserve"> PAGEREF _Toc214356216 \h </w:instrText>
+          <w:instrText xml:space="preserve"> PAGEREF _Toc214358143 \h </w:instrText>
         </w:r>
         <w:r>
           <w:rPr>
@@ -6169,7 +6158,7 @@
             <w:noProof/>
             <w:webHidden/>
           </w:rPr>
-          <w:t>25</w:t>
+          <w:t>22</w:t>
         </w:r>
         <w:r>
           <w:rPr>
@@ -6194,13 +6183,13 @@
           <w:lang w:val="en-US"/>
         </w:rPr>
       </w:pPr>
-      <w:hyperlink w:anchor="_Toc214356217" w:history="1">
+      <w:hyperlink w:anchor="_Toc214358144" w:history="1">
         <w:r>
           <w:rPr>
             <w:rStyle w:val="Hyperlink"/>
             <w:noProof/>
           </w:rPr>
-          <w:t>Hình 3.8: Biểu đồ hoạt động thêm sản phẩm vào giỏ hàng</w:t>
+          <w:t>Bảng 3.11: Đặc tả chức năng đăng xuất admin</w:t>
         </w:r>
         <w:r>
           <w:rPr>
@@ -6221,7 +6210,7 @@
             <w:noProof/>
             <w:webHidden/>
           </w:rPr>
-          <w:instrText xml:space="preserve"> PAGEREF _Toc214356217 \h </w:instrText>
+          <w:instrText xml:space="preserve"> PAGEREF _Toc214358144 \h </w:instrText>
         </w:r>
         <w:r>
           <w:rPr>
@@ -6241,7 +6230,7 @@
             <w:noProof/>
             <w:webHidden/>
           </w:rPr>
-          <w:t>26</w:t>
+          <w:t>23</w:t>
         </w:r>
         <w:r>
           <w:rPr>
@@ -6266,13 +6255,13 @@
           <w:lang w:val="en-US"/>
         </w:rPr>
       </w:pPr>
-      <w:hyperlink w:anchor="_Toc214356218" w:history="1">
+      <w:hyperlink w:anchor="_Toc214358145" w:history="1">
         <w:r>
           <w:rPr>
             <w:rStyle w:val="Hyperlink"/>
             <w:noProof/>
           </w:rPr>
-          <w:t>Hình 3.9: Biểu đồ hoạt động đặt hàng</w:t>
+          <w:t>Bảng 3.12: Đặc tả chức năng quản lý sản phẩm</w:t>
         </w:r>
         <w:r>
           <w:rPr>
@@ -6293,7 +6282,7 @@
             <w:noProof/>
             <w:webHidden/>
           </w:rPr>
-          <w:instrText xml:space="preserve"> PAGEREF _Toc214356218 \h </w:instrText>
+          <w:instrText xml:space="preserve"> PAGEREF _Toc214358145 \h </w:instrText>
         </w:r>
         <w:r>
           <w:rPr>
@@ -6313,7 +6302,7 @@
             <w:noProof/>
             <w:webHidden/>
           </w:rPr>
-          <w:t>27</w:t>
+          <w:t>24</w:t>
         </w:r>
         <w:r>
           <w:rPr>
@@ -6338,13 +6327,13 @@
           <w:lang w:val="en-US"/>
         </w:rPr>
       </w:pPr>
-      <w:hyperlink w:anchor="_Toc214356219" w:history="1">
+      <w:hyperlink w:anchor="_Toc214358146" w:history="1">
         <w:r>
           <w:rPr>
             <w:rStyle w:val="Hyperlink"/>
             <w:noProof/>
           </w:rPr>
-          <w:t>Hình 3.10: Biểu đồ hoạt động thanh toán</w:t>
+          <w:t>Bảng 3.13: Đặc tả chức năng quản lý tài khoản</w:t>
         </w:r>
         <w:r>
           <w:rPr>
@@ -6365,7 +6354,7 @@
             <w:noProof/>
             <w:webHidden/>
           </w:rPr>
-          <w:instrText xml:space="preserve"> PAGEREF _Toc214356219 \h </w:instrText>
+          <w:instrText xml:space="preserve"> PAGEREF _Toc214358146 \h </w:instrText>
         </w:r>
         <w:r>
           <w:rPr>
@@ -6385,7 +6374,7 @@
             <w:noProof/>
             <w:webHidden/>
           </w:rPr>
-          <w:t>27</w:t>
+          <w:t>25</w:t>
         </w:r>
         <w:r>
           <w:rPr>
@@ -6410,13 +6399,13 @@
           <w:lang w:val="en-US"/>
         </w:rPr>
       </w:pPr>
-      <w:hyperlink w:anchor="_Toc214356220" w:history="1">
+      <w:hyperlink w:anchor="_Toc214358147" w:history="1">
         <w:r>
           <w:rPr>
             <w:rStyle w:val="Hyperlink"/>
             <w:noProof/>
           </w:rPr>
-          <w:t>Hình 3.11: Biểu đồ hoạt động đăng nhập Admin</w:t>
+          <w:t>Bảng 3.14: Đặc tả chức năng quản lý đơn hàng</w:t>
         </w:r>
         <w:r>
           <w:rPr>
@@ -6437,7 +6426,7 @@
             <w:noProof/>
             <w:webHidden/>
           </w:rPr>
-          <w:instrText xml:space="preserve"> PAGEREF _Toc214356220 \h </w:instrText>
+          <w:instrText xml:space="preserve"> PAGEREF _Toc214358147 \h </w:instrText>
         </w:r>
         <w:r>
           <w:rPr>
@@ -6457,7 +6446,7 @@
             <w:noProof/>
             <w:webHidden/>
           </w:rPr>
-          <w:t>28</w:t>
+          <w:t>27</w:t>
         </w:r>
         <w:r>
           <w:rPr>
@@ -6482,13 +6471,13 @@
           <w:lang w:val="en-US"/>
         </w:rPr>
       </w:pPr>
-      <w:hyperlink w:anchor="_Toc214356221" w:history="1">
+      <w:hyperlink w:anchor="_Toc214358148" w:history="1">
         <w:r>
           <w:rPr>
             <w:rStyle w:val="Hyperlink"/>
             <w:noProof/>
           </w:rPr>
-          <w:t>Hình 3.12: Biểu đồ hoạt động đăng xuất Admin</w:t>
+          <w:t>Hình 3.12: Biểu đồ hoạt động đăng ký</w:t>
         </w:r>
         <w:r>
           <w:rPr>
@@ -6509,7 +6498,7 @@
             <w:noProof/>
             <w:webHidden/>
           </w:rPr>
-          <w:instrText xml:space="preserve"> PAGEREF _Toc214356221 \h </w:instrText>
+          <w:instrText xml:space="preserve"> PAGEREF _Toc214358148 \h </w:instrText>
         </w:r>
         <w:r>
           <w:rPr>
@@ -6529,7 +6518,7 @@
             <w:noProof/>
             <w:webHidden/>
           </w:rPr>
-          <w:t>29</w:t>
+          <w:t>27</w:t>
         </w:r>
         <w:r>
           <w:rPr>
@@ -6554,13 +6543,13 @@
           <w:lang w:val="en-US"/>
         </w:rPr>
       </w:pPr>
-      <w:hyperlink w:anchor="_Toc214356222" w:history="1">
+      <w:hyperlink w:anchor="_Toc214358149" w:history="1">
         <w:r>
           <w:rPr>
             <w:rStyle w:val="Hyperlink"/>
             <w:noProof/>
           </w:rPr>
-          <w:t>Hình 3.13: Biểu đồ hoạt động quản lý sản phẩm</w:t>
+          <w:t>Hình 3.13: Biểu đồ hoạt động đăng nhập</w:t>
         </w:r>
         <w:r>
           <w:rPr>
@@ -6581,7 +6570,7 @@
             <w:noProof/>
             <w:webHidden/>
           </w:rPr>
-          <w:instrText xml:space="preserve"> PAGEREF _Toc214356222 \h </w:instrText>
+          <w:instrText xml:space="preserve"> PAGEREF _Toc214358149 \h </w:instrText>
         </w:r>
         <w:r>
           <w:rPr>
@@ -6601,7 +6590,7 @@
             <w:noProof/>
             <w:webHidden/>
           </w:rPr>
-          <w:t>29</w:t>
+          <w:t>28</w:t>
         </w:r>
         <w:r>
           <w:rPr>
@@ -6626,13 +6615,13 @@
           <w:lang w:val="en-US"/>
         </w:rPr>
       </w:pPr>
-      <w:hyperlink w:anchor="_Toc214356223" w:history="1">
+      <w:hyperlink w:anchor="_Toc214358150" w:history="1">
         <w:r>
           <w:rPr>
             <w:rStyle w:val="Hyperlink"/>
             <w:noProof/>
           </w:rPr>
-          <w:t>Hình 3.14: Biểu đồ hoạt động quản lý tài khoản</w:t>
+          <w:t>Hình 3.14: Biểu đồ hoạt động đăng xuất</w:t>
         </w:r>
         <w:r>
           <w:rPr>
@@ -6653,7 +6642,7 @@
             <w:noProof/>
             <w:webHidden/>
           </w:rPr>
-          <w:instrText xml:space="preserve"> PAGEREF _Toc214356223 \h </w:instrText>
+          <w:instrText xml:space="preserve"> PAGEREF _Toc214358150 \h </w:instrText>
         </w:r>
         <w:r>
           <w:rPr>
@@ -6673,7 +6662,7 @@
             <w:noProof/>
             <w:webHidden/>
           </w:rPr>
-          <w:t>29</w:t>
+          <w:t>28</w:t>
         </w:r>
         <w:r>
           <w:rPr>
@@ -6698,13 +6687,13 @@
           <w:lang w:val="en-US"/>
         </w:rPr>
       </w:pPr>
-      <w:hyperlink w:anchor="_Toc214356224" w:history="1">
+      <w:hyperlink w:anchor="_Toc214358151" w:history="1">
         <w:r>
           <w:rPr>
             <w:rStyle w:val="Hyperlink"/>
             <w:noProof/>
           </w:rPr>
-          <w:t>Hình 3.15: Biểu đồ hoạt động quản lý đơn hàng</w:t>
+          <w:t>Hình 3.15: Biểu đồ hoạt động xem danh sách sản phẩm</w:t>
         </w:r>
         <w:r>
           <w:rPr>
@@ -6725,7 +6714,7 @@
             <w:noProof/>
             <w:webHidden/>
           </w:rPr>
-          <w:instrText xml:space="preserve"> PAGEREF _Toc214356224 \h </w:instrText>
+          <w:instrText xml:space="preserve"> PAGEREF _Toc214358151 \h </w:instrText>
         </w:r>
         <w:r>
           <w:rPr>
@@ -6745,7 +6734,7 @@
             <w:noProof/>
             <w:webHidden/>
           </w:rPr>
-          <w:t>30</w:t>
+          <w:t>29</w:t>
         </w:r>
         <w:r>
           <w:rPr>
@@ -6770,13 +6759,13 @@
           <w:lang w:val="en-US"/>
         </w:rPr>
       </w:pPr>
-      <w:hyperlink w:anchor="_Toc214356225" w:history="1">
+      <w:hyperlink w:anchor="_Toc214358152" w:history="1">
         <w:r>
           <w:rPr>
             <w:rStyle w:val="Hyperlink"/>
             <w:noProof/>
           </w:rPr>
-          <w:t>Hình 3.16 Biểu đồ tương tác tuần tự chức năng đăng kí</w:t>
+          <w:t>Hình 3.16: Biểu đồ hoạt động tìm kiếm sản phẩm</w:t>
         </w:r>
         <w:r>
           <w:rPr>
@@ -6797,7 +6786,7 @@
             <w:noProof/>
             <w:webHidden/>
           </w:rPr>
-          <w:instrText xml:space="preserve"> PAGEREF _Toc214356225 \h </w:instrText>
+          <w:instrText xml:space="preserve"> PAGEREF _Toc214358152 \h </w:instrText>
         </w:r>
         <w:r>
           <w:rPr>
@@ -6817,7 +6806,7 @@
             <w:noProof/>
             <w:webHidden/>
           </w:rPr>
-          <w:t>30</w:t>
+          <w:t>29</w:t>
         </w:r>
         <w:r>
           <w:rPr>
@@ -6842,13 +6831,13 @@
           <w:lang w:val="en-US"/>
         </w:rPr>
       </w:pPr>
-      <w:hyperlink w:anchor="_Toc214356226" w:history="1">
+      <w:hyperlink w:anchor="_Toc214358153" w:history="1">
         <w:r>
           <w:rPr>
             <w:rStyle w:val="Hyperlink"/>
             <w:noProof/>
           </w:rPr>
-          <w:t>Hình 3.17 Biểu đồ tương tác tuần tự chức năng đăng nhập</w:t>
+          <w:t>Hình 3.17: Biểu đồ hoạt động xem chi tiết sản phẩm</w:t>
         </w:r>
         <w:r>
           <w:rPr>
@@ -6869,7 +6858,7 @@
             <w:noProof/>
             <w:webHidden/>
           </w:rPr>
-          <w:instrText xml:space="preserve"> PAGEREF _Toc214356226 \h </w:instrText>
+          <w:instrText xml:space="preserve"> PAGEREF _Toc214358153 \h </w:instrText>
         </w:r>
         <w:r>
           <w:rPr>
@@ -6889,7 +6878,7 @@
             <w:noProof/>
             <w:webHidden/>
           </w:rPr>
-          <w:t>31</w:t>
+          <w:t>30</w:t>
         </w:r>
         <w:r>
           <w:rPr>
@@ -6914,13 +6903,13 @@
           <w:lang w:val="en-US"/>
         </w:rPr>
       </w:pPr>
-      <w:hyperlink w:anchor="_Toc214356227" w:history="1">
+      <w:hyperlink w:anchor="_Toc214358154" w:history="1">
         <w:r>
           <w:rPr>
             <w:rStyle w:val="Hyperlink"/>
             <w:noProof/>
           </w:rPr>
-          <w:t>Hình 3.18 Biểu đồ tương tác tuần tự chức năng xem sản phẩm</w:t>
+          <w:t>Hình 3.18: Biểu đồ hoạt động thêm sản phẩm vào giỏ hàng</w:t>
         </w:r>
         <w:r>
           <w:rPr>
@@ -6941,7 +6930,7 @@
             <w:noProof/>
             <w:webHidden/>
           </w:rPr>
-          <w:instrText xml:space="preserve"> PAGEREF _Toc214356227 \h </w:instrText>
+          <w:instrText xml:space="preserve"> PAGEREF _Toc214358154 \h </w:instrText>
         </w:r>
         <w:r>
           <w:rPr>
@@ -6961,7 +6950,7 @@
             <w:noProof/>
             <w:webHidden/>
           </w:rPr>
-          <w:t>32</w:t>
+          <w:t>31</w:t>
         </w:r>
         <w:r>
           <w:rPr>
@@ -6986,13 +6975,13 @@
           <w:lang w:val="en-US"/>
         </w:rPr>
       </w:pPr>
-      <w:hyperlink w:anchor="_Toc214356228" w:history="1">
+      <w:hyperlink w:anchor="_Toc214358155" w:history="1">
         <w:r>
           <w:rPr>
             <w:rStyle w:val="Hyperlink"/>
             <w:noProof/>
           </w:rPr>
-          <w:t>Hình 3.19 Biểu đồ tương tác tuần tự chức năng đặt hàng</w:t>
+          <w:t>Hình 3.19: Biểu đồ hoạt động đặt hàng</w:t>
         </w:r>
         <w:r>
           <w:rPr>
@@ -7013,7 +7002,7 @@
             <w:noProof/>
             <w:webHidden/>
           </w:rPr>
-          <w:instrText xml:space="preserve"> PAGEREF _Toc214356228 \h </w:instrText>
+          <w:instrText xml:space="preserve"> PAGEREF _Toc214358155 \h </w:instrText>
         </w:r>
         <w:r>
           <w:rPr>
@@ -7033,7 +7022,7 @@
             <w:noProof/>
             <w:webHidden/>
           </w:rPr>
-          <w:t>33</w:t>
+          <w:t>31</w:t>
         </w:r>
         <w:r>
           <w:rPr>
@@ -7058,13 +7047,13 @@
           <w:lang w:val="en-US"/>
         </w:rPr>
       </w:pPr>
-      <w:hyperlink w:anchor="_Toc214356229" w:history="1">
+      <w:hyperlink w:anchor="_Toc214358156" w:history="1">
         <w:r>
           <w:rPr>
             <w:rStyle w:val="Hyperlink"/>
             <w:noProof/>
           </w:rPr>
-          <w:t>Hình 3.20 Biểu đồ tương tác tuần tự chức năng thêm sản phẩm vào giỏ</w:t>
+          <w:t>Hình 3.20: Biểu đồ hoạt động thanh toán</w:t>
         </w:r>
         <w:r>
           <w:rPr>
@@ -7085,7 +7074,7 @@
             <w:noProof/>
             <w:webHidden/>
           </w:rPr>
-          <w:instrText xml:space="preserve"> PAGEREF _Toc214356229 \h </w:instrText>
+          <w:instrText xml:space="preserve"> PAGEREF _Toc214358156 \h </w:instrText>
         </w:r>
         <w:r>
           <w:rPr>
@@ -7105,7 +7094,7 @@
             <w:noProof/>
             <w:webHidden/>
           </w:rPr>
-          <w:t>34</w:t>
+          <w:t>32</w:t>
         </w:r>
         <w:r>
           <w:rPr>
@@ -7130,13 +7119,13 @@
           <w:lang w:val="en-US"/>
         </w:rPr>
       </w:pPr>
-      <w:hyperlink w:anchor="_Toc214356230" w:history="1">
+      <w:hyperlink w:anchor="_Toc214358157" w:history="1">
         <w:r>
           <w:rPr>
             <w:rStyle w:val="Hyperlink"/>
             <w:noProof/>
           </w:rPr>
-          <w:t>Hình 3.x - Mô hình Class</w:t>
+          <w:t>Hình 3.21: Biểu đồ hoạt động đăng nhập Admin</w:t>
         </w:r>
         <w:r>
           <w:rPr>
@@ -7157,7 +7146,7 @@
             <w:noProof/>
             <w:webHidden/>
           </w:rPr>
-          <w:instrText xml:space="preserve"> PAGEREF _Toc214356230 \h </w:instrText>
+          <w:instrText xml:space="preserve"> PAGEREF _Toc214358157 \h </w:instrText>
         </w:r>
         <w:r>
           <w:rPr>
@@ -7177,7 +7166,7 @@
             <w:noProof/>
             <w:webHidden/>
           </w:rPr>
-          <w:t>35</w:t>
+          <w:t>32</w:t>
         </w:r>
         <w:r>
           <w:rPr>
@@ -7202,13 +7191,13 @@
           <w:lang w:val="en-US"/>
         </w:rPr>
       </w:pPr>
-      <w:hyperlink w:anchor="_Toc214356231" w:history="1">
+      <w:hyperlink w:anchor="_Toc214358158" w:history="1">
         <w:r>
           <w:rPr>
             <w:rStyle w:val="Hyperlink"/>
             <w:noProof/>
           </w:rPr>
-          <w:t>Bảng 3.15 - Collection User</w:t>
+          <w:t>Hình 3.22: Biểu đồ hoạt động đăng xuất Admin</w:t>
         </w:r>
         <w:r>
           <w:rPr>
@@ -7229,7 +7218,7 @@
             <w:noProof/>
             <w:webHidden/>
           </w:rPr>
-          <w:instrText xml:space="preserve"> PAGEREF _Toc214356231 \h </w:instrText>
+          <w:instrText xml:space="preserve"> PAGEREF _Toc214358158 \h </w:instrText>
         </w:r>
         <w:r>
           <w:rPr>
@@ -7249,7 +7238,7 @@
             <w:noProof/>
             <w:webHidden/>
           </w:rPr>
-          <w:t>35</w:t>
+          <w:t>33</w:t>
         </w:r>
         <w:r>
           <w:rPr>
@@ -7274,13 +7263,13 @@
           <w:lang w:val="en-US"/>
         </w:rPr>
       </w:pPr>
-      <w:hyperlink w:anchor="_Toc214356232" w:history="1">
+      <w:hyperlink w:anchor="_Toc214358159" w:history="1">
         <w:r>
           <w:rPr>
             <w:rStyle w:val="Hyperlink"/>
             <w:noProof/>
           </w:rPr>
-          <w:t>Bảng 3.16 - Collection products</w:t>
+          <w:t>Hình 3.23: Biểu đồ hoạt động quản lý sản phẩm</w:t>
         </w:r>
         <w:r>
           <w:rPr>
@@ -7301,7 +7290,7 @@
             <w:noProof/>
             <w:webHidden/>
           </w:rPr>
-          <w:instrText xml:space="preserve"> PAGEREF _Toc214356232 \h </w:instrText>
+          <w:instrText xml:space="preserve"> PAGEREF _Toc214358159 \h </w:instrText>
         </w:r>
         <w:r>
           <w:rPr>
@@ -7321,7 +7310,7 @@
             <w:noProof/>
             <w:webHidden/>
           </w:rPr>
-          <w:t>36</w:t>
+          <w:t>33</w:t>
         </w:r>
         <w:r>
           <w:rPr>
@@ -7346,13 +7335,13 @@
           <w:lang w:val="en-US"/>
         </w:rPr>
       </w:pPr>
-      <w:hyperlink w:anchor="_Toc214356233" w:history="1">
+      <w:hyperlink w:anchor="_Toc214358160" w:history="1">
         <w:r>
           <w:rPr>
             <w:rStyle w:val="Hyperlink"/>
             <w:noProof/>
           </w:rPr>
-          <w:t>Bảng 3.17 - Collection giohang</w:t>
+          <w:t>Hình 3.24: Biểu đồ hoạt động quản lý tài khoản</w:t>
         </w:r>
         <w:r>
           <w:rPr>
@@ -7373,7 +7362,7 @@
             <w:noProof/>
             <w:webHidden/>
           </w:rPr>
-          <w:instrText xml:space="preserve"> PAGEREF _Toc214356233 \h </w:instrText>
+          <w:instrText xml:space="preserve"> PAGEREF _Toc214358160 \h </w:instrText>
         </w:r>
         <w:r>
           <w:rPr>
@@ -7393,7 +7382,7 @@
             <w:noProof/>
             <w:webHidden/>
           </w:rPr>
-          <w:t>36</w:t>
+          <w:t>34</w:t>
         </w:r>
         <w:r>
           <w:rPr>
@@ -7418,12 +7407,732 @@
           <w:lang w:val="en-US"/>
         </w:rPr>
       </w:pPr>
-      <w:hyperlink w:anchor="_Toc214356234" w:history="1">
+      <w:hyperlink w:anchor="_Toc214358161" w:history="1">
         <w:r>
           <w:rPr>
             <w:rStyle w:val="Hyperlink"/>
             <w:noProof/>
           </w:rPr>
+          <w:t>Hình 3.25: Biểu đồ hoạt động quản lý đơn hàng</w:t>
+        </w:r>
+        <w:r>
+          <w:rPr>
+            <w:noProof/>
+            <w:webHidden/>
+          </w:rPr>
+          <w:tab/>
+        </w:r>
+        <w:r>
+          <w:rPr>
+            <w:noProof/>
+            <w:webHidden/>
+          </w:rPr>
+          <w:fldChar w:fldCharType="begin"/>
+        </w:r>
+        <w:r>
+          <w:rPr>
+            <w:noProof/>
+            <w:webHidden/>
+          </w:rPr>
+          <w:instrText xml:space="preserve"> PAGEREF _Toc214358161 \h </w:instrText>
+        </w:r>
+        <w:r>
+          <w:rPr>
+            <w:noProof/>
+            <w:webHidden/>
+          </w:rPr>
+        </w:r>
+        <w:r>
+          <w:rPr>
+            <w:noProof/>
+            <w:webHidden/>
+          </w:rPr>
+          <w:fldChar w:fldCharType="separate"/>
+        </w:r>
+        <w:r>
+          <w:rPr>
+            <w:noProof/>
+            <w:webHidden/>
+          </w:rPr>
+          <w:t>34</w:t>
+        </w:r>
+        <w:r>
+          <w:rPr>
+            <w:noProof/>
+            <w:webHidden/>
+          </w:rPr>
+          <w:fldChar w:fldCharType="end"/>
+        </w:r>
+      </w:hyperlink>
+    </w:p>
+    <w:p>
+      <w:pPr>
+        <w:pStyle w:val="TOC1"/>
+        <w:tabs>
+          <w:tab w:val="right" w:leader="dot" w:pos="9395"/>
+        </w:tabs>
+        <w:rPr>
+          <w:rFonts w:asciiTheme="minorHAnsi" w:eastAsiaTheme="minorEastAsia" w:hAnsiTheme="minorHAnsi" w:cstheme="minorBidi"/>
+          <w:b w:val="0"/>
+          <w:noProof/>
+          <w:sz w:val="22"/>
+          <w:lang w:val="en-US"/>
+        </w:rPr>
+      </w:pPr>
+      <w:hyperlink w:anchor="_Toc214358162" w:history="1">
+        <w:r>
+          <w:rPr>
+            <w:rStyle w:val="Hyperlink"/>
+            <w:noProof/>
+          </w:rPr>
+          <w:t>Hình 3.26 Biểu đồ tương tác tuần tự chức năng đăng kí</w:t>
+        </w:r>
+        <w:r>
+          <w:rPr>
+            <w:noProof/>
+            <w:webHidden/>
+          </w:rPr>
+          <w:tab/>
+        </w:r>
+        <w:r>
+          <w:rPr>
+            <w:noProof/>
+            <w:webHidden/>
+          </w:rPr>
+          <w:fldChar w:fldCharType="begin"/>
+        </w:r>
+        <w:r>
+          <w:rPr>
+            <w:noProof/>
+            <w:webHidden/>
+          </w:rPr>
+          <w:instrText xml:space="preserve"> PAGEREF _Toc214358162 \h </w:instrText>
+        </w:r>
+        <w:r>
+          <w:rPr>
+            <w:noProof/>
+            <w:webHidden/>
+          </w:rPr>
+        </w:r>
+        <w:r>
+          <w:rPr>
+            <w:noProof/>
+            <w:webHidden/>
+          </w:rPr>
+          <w:fldChar w:fldCharType="separate"/>
+        </w:r>
+        <w:r>
+          <w:rPr>
+            <w:noProof/>
+            <w:webHidden/>
+          </w:rPr>
+          <w:t>35</w:t>
+        </w:r>
+        <w:r>
+          <w:rPr>
+            <w:noProof/>
+            <w:webHidden/>
+          </w:rPr>
+          <w:fldChar w:fldCharType="end"/>
+        </w:r>
+      </w:hyperlink>
+    </w:p>
+    <w:p>
+      <w:pPr>
+        <w:pStyle w:val="TOC1"/>
+        <w:tabs>
+          <w:tab w:val="right" w:leader="dot" w:pos="9395"/>
+        </w:tabs>
+        <w:rPr>
+          <w:rFonts w:asciiTheme="minorHAnsi" w:eastAsiaTheme="minorEastAsia" w:hAnsiTheme="minorHAnsi" w:cstheme="minorBidi"/>
+          <w:b w:val="0"/>
+          <w:noProof/>
+          <w:sz w:val="22"/>
+          <w:lang w:val="en-US"/>
+        </w:rPr>
+      </w:pPr>
+      <w:hyperlink w:anchor="_Toc214358163" w:history="1">
+        <w:r>
+          <w:rPr>
+            <w:rStyle w:val="Hyperlink"/>
+            <w:noProof/>
+          </w:rPr>
+          <w:t>Hình 3.27 Biểu đồ tương tác tuần tự chức năng đăng nhập</w:t>
+        </w:r>
+        <w:r>
+          <w:rPr>
+            <w:noProof/>
+            <w:webHidden/>
+          </w:rPr>
+          <w:tab/>
+        </w:r>
+        <w:r>
+          <w:rPr>
+            <w:noProof/>
+            <w:webHidden/>
+          </w:rPr>
+          <w:fldChar w:fldCharType="begin"/>
+        </w:r>
+        <w:r>
+          <w:rPr>
+            <w:noProof/>
+            <w:webHidden/>
+          </w:rPr>
+          <w:instrText xml:space="preserve"> PAGEREF _Toc214358163 \h </w:instrText>
+        </w:r>
+        <w:r>
+          <w:rPr>
+            <w:noProof/>
+            <w:webHidden/>
+          </w:rPr>
+        </w:r>
+        <w:r>
+          <w:rPr>
+            <w:noProof/>
+            <w:webHidden/>
+          </w:rPr>
+          <w:fldChar w:fldCharType="separate"/>
+        </w:r>
+        <w:r>
+          <w:rPr>
+            <w:noProof/>
+            <w:webHidden/>
+          </w:rPr>
+          <w:t>36</w:t>
+        </w:r>
+        <w:r>
+          <w:rPr>
+            <w:noProof/>
+            <w:webHidden/>
+          </w:rPr>
+          <w:fldChar w:fldCharType="end"/>
+        </w:r>
+      </w:hyperlink>
+    </w:p>
+    <w:p>
+      <w:pPr>
+        <w:pStyle w:val="TOC1"/>
+        <w:tabs>
+          <w:tab w:val="right" w:leader="dot" w:pos="9395"/>
+        </w:tabs>
+        <w:rPr>
+          <w:rFonts w:asciiTheme="minorHAnsi" w:eastAsiaTheme="minorEastAsia" w:hAnsiTheme="minorHAnsi" w:cstheme="minorBidi"/>
+          <w:b w:val="0"/>
+          <w:noProof/>
+          <w:sz w:val="22"/>
+          <w:lang w:val="en-US"/>
+        </w:rPr>
+      </w:pPr>
+      <w:hyperlink w:anchor="_Toc214358164" w:history="1">
+        <w:r>
+          <w:rPr>
+            <w:rStyle w:val="Hyperlink"/>
+            <w:noProof/>
+          </w:rPr>
+          <w:t>Hình 3.28 Biểu đồ tương tác tuần tự chức năng xem sản phẩm</w:t>
+        </w:r>
+        <w:r>
+          <w:rPr>
+            <w:noProof/>
+            <w:webHidden/>
+          </w:rPr>
+          <w:tab/>
+        </w:r>
+        <w:r>
+          <w:rPr>
+            <w:noProof/>
+            <w:webHidden/>
+          </w:rPr>
+          <w:fldChar w:fldCharType="begin"/>
+        </w:r>
+        <w:r>
+          <w:rPr>
+            <w:noProof/>
+            <w:webHidden/>
+          </w:rPr>
+          <w:instrText xml:space="preserve"> PAGEREF _Toc214358164 \h </w:instrText>
+        </w:r>
+        <w:r>
+          <w:rPr>
+            <w:noProof/>
+            <w:webHidden/>
+          </w:rPr>
+        </w:r>
+        <w:r>
+          <w:rPr>
+            <w:noProof/>
+            <w:webHidden/>
+          </w:rPr>
+          <w:fldChar w:fldCharType="separate"/>
+        </w:r>
+        <w:r>
+          <w:rPr>
+            <w:noProof/>
+            <w:webHidden/>
+          </w:rPr>
+          <w:t>37</w:t>
+        </w:r>
+        <w:r>
+          <w:rPr>
+            <w:noProof/>
+            <w:webHidden/>
+          </w:rPr>
+          <w:fldChar w:fldCharType="end"/>
+        </w:r>
+      </w:hyperlink>
+    </w:p>
+    <w:p>
+      <w:pPr>
+        <w:pStyle w:val="TOC1"/>
+        <w:tabs>
+          <w:tab w:val="right" w:leader="dot" w:pos="9395"/>
+        </w:tabs>
+        <w:rPr>
+          <w:rFonts w:asciiTheme="minorHAnsi" w:eastAsiaTheme="minorEastAsia" w:hAnsiTheme="minorHAnsi" w:cstheme="minorBidi"/>
+          <w:b w:val="0"/>
+          <w:noProof/>
+          <w:sz w:val="22"/>
+          <w:lang w:val="en-US"/>
+        </w:rPr>
+      </w:pPr>
+      <w:hyperlink w:anchor="_Toc214358165" w:history="1">
+        <w:r>
+          <w:rPr>
+            <w:rStyle w:val="Hyperlink"/>
+            <w:noProof/>
+          </w:rPr>
+          <w:t>Hình 3.29 Biểu đồ tương tác tuần tự chức năng đặt hàng</w:t>
+        </w:r>
+        <w:r>
+          <w:rPr>
+            <w:noProof/>
+            <w:webHidden/>
+          </w:rPr>
+          <w:tab/>
+        </w:r>
+        <w:r>
+          <w:rPr>
+            <w:noProof/>
+            <w:webHidden/>
+          </w:rPr>
+          <w:fldChar w:fldCharType="begin"/>
+        </w:r>
+        <w:r>
+          <w:rPr>
+            <w:noProof/>
+            <w:webHidden/>
+          </w:rPr>
+          <w:instrText xml:space="preserve"> PAGEREF _Toc214358165 \h </w:instrText>
+        </w:r>
+        <w:r>
+          <w:rPr>
+            <w:noProof/>
+            <w:webHidden/>
+          </w:rPr>
+        </w:r>
+        <w:r>
+          <w:rPr>
+            <w:noProof/>
+            <w:webHidden/>
+          </w:rPr>
+          <w:fldChar w:fldCharType="separate"/>
+        </w:r>
+        <w:r>
+          <w:rPr>
+            <w:noProof/>
+            <w:webHidden/>
+          </w:rPr>
+          <w:t>38</w:t>
+        </w:r>
+        <w:r>
+          <w:rPr>
+            <w:noProof/>
+            <w:webHidden/>
+          </w:rPr>
+          <w:fldChar w:fldCharType="end"/>
+        </w:r>
+      </w:hyperlink>
+    </w:p>
+    <w:p>
+      <w:pPr>
+        <w:pStyle w:val="TOC1"/>
+        <w:tabs>
+          <w:tab w:val="right" w:leader="dot" w:pos="9395"/>
+        </w:tabs>
+        <w:rPr>
+          <w:rFonts w:asciiTheme="minorHAnsi" w:eastAsiaTheme="minorEastAsia" w:hAnsiTheme="minorHAnsi" w:cstheme="minorBidi"/>
+          <w:b w:val="0"/>
+          <w:noProof/>
+          <w:sz w:val="22"/>
+          <w:lang w:val="en-US"/>
+        </w:rPr>
+      </w:pPr>
+      <w:hyperlink w:anchor="_Toc214358166" w:history="1">
+        <w:r>
+          <w:rPr>
+            <w:rStyle w:val="Hyperlink"/>
+            <w:noProof/>
+          </w:rPr>
+          <w:t>Hình 3.30 Biểu đồ tương tác tuần tự chức năng thêm sản phẩm vào giỏ</w:t>
+        </w:r>
+        <w:r>
+          <w:rPr>
+            <w:noProof/>
+            <w:webHidden/>
+          </w:rPr>
+          <w:tab/>
+        </w:r>
+        <w:r>
+          <w:rPr>
+            <w:noProof/>
+            <w:webHidden/>
+          </w:rPr>
+          <w:fldChar w:fldCharType="begin"/>
+        </w:r>
+        <w:r>
+          <w:rPr>
+            <w:noProof/>
+            <w:webHidden/>
+          </w:rPr>
+          <w:instrText xml:space="preserve"> PAGEREF _Toc214358166 \h </w:instrText>
+        </w:r>
+        <w:r>
+          <w:rPr>
+            <w:noProof/>
+            <w:webHidden/>
+          </w:rPr>
+        </w:r>
+        <w:r>
+          <w:rPr>
+            <w:noProof/>
+            <w:webHidden/>
+          </w:rPr>
+          <w:fldChar w:fldCharType="separate"/>
+        </w:r>
+        <w:r>
+          <w:rPr>
+            <w:noProof/>
+            <w:webHidden/>
+          </w:rPr>
+          <w:t>39</w:t>
+        </w:r>
+        <w:r>
+          <w:rPr>
+            <w:noProof/>
+            <w:webHidden/>
+          </w:rPr>
+          <w:fldChar w:fldCharType="end"/>
+        </w:r>
+      </w:hyperlink>
+    </w:p>
+    <w:p>
+      <w:pPr>
+        <w:pStyle w:val="TOC1"/>
+        <w:tabs>
+          <w:tab w:val="right" w:leader="dot" w:pos="9395"/>
+        </w:tabs>
+        <w:rPr>
+          <w:rFonts w:asciiTheme="minorHAnsi" w:eastAsiaTheme="minorEastAsia" w:hAnsiTheme="minorHAnsi" w:cstheme="minorBidi"/>
+          <w:b w:val="0"/>
+          <w:noProof/>
+          <w:sz w:val="22"/>
+          <w:lang w:val="en-US"/>
+        </w:rPr>
+      </w:pPr>
+      <w:hyperlink w:anchor="_Toc214358167" w:history="1">
+        <w:r>
+          <w:rPr>
+            <w:rStyle w:val="Hyperlink"/>
+            <w:noProof/>
+          </w:rPr>
+          <w:t>Hình 3.x - Mô hình Class</w:t>
+        </w:r>
+        <w:r>
+          <w:rPr>
+            <w:noProof/>
+            <w:webHidden/>
+          </w:rPr>
+          <w:tab/>
+        </w:r>
+        <w:r>
+          <w:rPr>
+            <w:noProof/>
+            <w:webHidden/>
+          </w:rPr>
+          <w:fldChar w:fldCharType="begin"/>
+        </w:r>
+        <w:r>
+          <w:rPr>
+            <w:noProof/>
+            <w:webHidden/>
+          </w:rPr>
+          <w:instrText xml:space="preserve"> PAGEREF _Toc214358167 \h </w:instrText>
+        </w:r>
+        <w:r>
+          <w:rPr>
+            <w:noProof/>
+            <w:webHidden/>
+          </w:rPr>
+        </w:r>
+        <w:r>
+          <w:rPr>
+            <w:noProof/>
+            <w:webHidden/>
+          </w:rPr>
+          <w:fldChar w:fldCharType="separate"/>
+        </w:r>
+        <w:r>
+          <w:rPr>
+            <w:noProof/>
+            <w:webHidden/>
+          </w:rPr>
+          <w:t>40</w:t>
+        </w:r>
+        <w:r>
+          <w:rPr>
+            <w:noProof/>
+            <w:webHidden/>
+          </w:rPr>
+          <w:fldChar w:fldCharType="end"/>
+        </w:r>
+      </w:hyperlink>
+    </w:p>
+    <w:p>
+      <w:pPr>
+        <w:pStyle w:val="TOC1"/>
+        <w:tabs>
+          <w:tab w:val="right" w:leader="dot" w:pos="9395"/>
+        </w:tabs>
+        <w:rPr>
+          <w:rFonts w:asciiTheme="minorHAnsi" w:eastAsiaTheme="minorEastAsia" w:hAnsiTheme="minorHAnsi" w:cstheme="minorBidi"/>
+          <w:b w:val="0"/>
+          <w:noProof/>
+          <w:sz w:val="22"/>
+          <w:lang w:val="en-US"/>
+        </w:rPr>
+      </w:pPr>
+      <w:hyperlink w:anchor="_Toc214358168" w:history="1">
+        <w:r>
+          <w:rPr>
+            <w:rStyle w:val="Hyperlink"/>
+            <w:noProof/>
+          </w:rPr>
+          <w:t>Bảng 3.15 - Collection User</w:t>
+        </w:r>
+        <w:r>
+          <w:rPr>
+            <w:noProof/>
+            <w:webHidden/>
+          </w:rPr>
+          <w:tab/>
+        </w:r>
+        <w:r>
+          <w:rPr>
+            <w:noProof/>
+            <w:webHidden/>
+          </w:rPr>
+          <w:fldChar w:fldCharType="begin"/>
+        </w:r>
+        <w:r>
+          <w:rPr>
+            <w:noProof/>
+            <w:webHidden/>
+          </w:rPr>
+          <w:instrText xml:space="preserve"> PAGEREF _Toc214358168 \h </w:instrText>
+        </w:r>
+        <w:r>
+          <w:rPr>
+            <w:noProof/>
+            <w:webHidden/>
+          </w:rPr>
+        </w:r>
+        <w:r>
+          <w:rPr>
+            <w:noProof/>
+            <w:webHidden/>
+          </w:rPr>
+          <w:fldChar w:fldCharType="separate"/>
+        </w:r>
+        <w:r>
+          <w:rPr>
+            <w:noProof/>
+            <w:webHidden/>
+          </w:rPr>
+          <w:t>40</w:t>
+        </w:r>
+        <w:r>
+          <w:rPr>
+            <w:noProof/>
+            <w:webHidden/>
+          </w:rPr>
+          <w:fldChar w:fldCharType="end"/>
+        </w:r>
+      </w:hyperlink>
+    </w:p>
+    <w:p>
+      <w:pPr>
+        <w:pStyle w:val="TOC1"/>
+        <w:tabs>
+          <w:tab w:val="right" w:leader="dot" w:pos="9395"/>
+        </w:tabs>
+        <w:rPr>
+          <w:rFonts w:asciiTheme="minorHAnsi" w:eastAsiaTheme="minorEastAsia" w:hAnsiTheme="minorHAnsi" w:cstheme="minorBidi"/>
+          <w:b w:val="0"/>
+          <w:noProof/>
+          <w:sz w:val="22"/>
+          <w:lang w:val="en-US"/>
+        </w:rPr>
+      </w:pPr>
+      <w:hyperlink w:anchor="_Toc214358169" w:history="1">
+        <w:r>
+          <w:rPr>
+            <w:rStyle w:val="Hyperlink"/>
+            <w:noProof/>
+          </w:rPr>
+          <w:t>Bảng 3.16 - Collection products</w:t>
+        </w:r>
+        <w:r>
+          <w:rPr>
+            <w:noProof/>
+            <w:webHidden/>
+          </w:rPr>
+          <w:tab/>
+        </w:r>
+        <w:r>
+          <w:rPr>
+            <w:noProof/>
+            <w:webHidden/>
+          </w:rPr>
+          <w:fldChar w:fldCharType="begin"/>
+        </w:r>
+        <w:r>
+          <w:rPr>
+            <w:noProof/>
+            <w:webHidden/>
+          </w:rPr>
+          <w:instrText xml:space="preserve"> PAGEREF _Toc214358169 \h </w:instrText>
+        </w:r>
+        <w:r>
+          <w:rPr>
+            <w:noProof/>
+            <w:webHidden/>
+          </w:rPr>
+        </w:r>
+        <w:r>
+          <w:rPr>
+            <w:noProof/>
+            <w:webHidden/>
+          </w:rPr>
+          <w:fldChar w:fldCharType="separate"/>
+        </w:r>
+        <w:r>
+          <w:rPr>
+            <w:noProof/>
+            <w:webHidden/>
+          </w:rPr>
+          <w:t>41</w:t>
+        </w:r>
+        <w:r>
+          <w:rPr>
+            <w:noProof/>
+            <w:webHidden/>
+          </w:rPr>
+          <w:fldChar w:fldCharType="end"/>
+        </w:r>
+      </w:hyperlink>
+    </w:p>
+    <w:p>
+      <w:pPr>
+        <w:pStyle w:val="TOC1"/>
+        <w:tabs>
+          <w:tab w:val="right" w:leader="dot" w:pos="9395"/>
+        </w:tabs>
+        <w:rPr>
+          <w:rFonts w:asciiTheme="minorHAnsi" w:eastAsiaTheme="minorEastAsia" w:hAnsiTheme="minorHAnsi" w:cstheme="minorBidi"/>
+          <w:b w:val="0"/>
+          <w:noProof/>
+          <w:sz w:val="22"/>
+          <w:lang w:val="en-US"/>
+        </w:rPr>
+      </w:pPr>
+      <w:hyperlink w:anchor="_Toc214358170" w:history="1">
+        <w:r>
+          <w:rPr>
+            <w:rStyle w:val="Hyperlink"/>
+            <w:noProof/>
+          </w:rPr>
+          <w:t>Bảng 3.17 - Collection giohang</w:t>
+        </w:r>
+        <w:r>
+          <w:rPr>
+            <w:noProof/>
+            <w:webHidden/>
+          </w:rPr>
+          <w:tab/>
+        </w:r>
+        <w:r>
+          <w:rPr>
+            <w:noProof/>
+            <w:webHidden/>
+          </w:rPr>
+          <w:fldChar w:fldCharType="begin"/>
+        </w:r>
+        <w:r>
+          <w:rPr>
+            <w:noProof/>
+            <w:webHidden/>
+          </w:rPr>
+          <w:instrText xml:space="preserve"> PAGEREF _Toc214358170 \h </w:instrText>
+        </w:r>
+        <w:r>
+          <w:rPr>
+            <w:noProof/>
+            <w:webHidden/>
+          </w:rPr>
+        </w:r>
+        <w:r>
+          <w:rPr>
+            <w:noProof/>
+            <w:webHidden/>
+          </w:rPr>
+          <w:fldChar w:fldCharType="separate"/>
+        </w:r>
+        <w:r>
+          <w:rPr>
+            <w:noProof/>
+            <w:webHidden/>
+          </w:rPr>
+          <w:t>41</w:t>
+        </w:r>
+        <w:r>
+          <w:rPr>
+            <w:noProof/>
+            <w:webHidden/>
+          </w:rPr>
+          <w:fldChar w:fldCharType="end"/>
+        </w:r>
+      </w:hyperlink>
+    </w:p>
+    <w:p>
+      <w:pPr>
+        <w:pStyle w:val="TOC1"/>
+        <w:tabs>
+          <w:tab w:val="right" w:leader="dot" w:pos="9395"/>
+        </w:tabs>
+        <w:rPr>
+          <w:rFonts w:asciiTheme="minorHAnsi" w:eastAsiaTheme="minorEastAsia" w:hAnsiTheme="minorHAnsi" w:cstheme="minorBidi"/>
+          <w:b w:val="0"/>
+          <w:noProof/>
+          <w:sz w:val="22"/>
+          <w:lang w:val="en-US"/>
+        </w:rPr>
+      </w:pPr>
+      <w:hyperlink w:anchor="_Toc214358171" w:history="1">
+        <w:r>
+          <w:rPr>
+            <w:rStyle w:val="Hyperlink"/>
+            <w:noProof/>
+          </w:rPr>
           <w:t>Bảng 3.18 - Collection User</w:t>
         </w:r>
         <w:r>
@@ -7445,7 +8154,7 @@
             <w:noProof/>
             <w:webHidden/>
           </w:rPr>
-          <w:instrText xml:space="preserve"> PAGEREF _Toc214356234 \h </w:instrText>
+          <w:instrText xml:space="preserve"> PAGEREF _Toc214358171 \h </w:instrText>
         </w:r>
         <w:r>
           <w:rPr>
@@ -7465,7 +8174,7 @@
             <w:noProof/>
             <w:webHidden/>
           </w:rPr>
-          <w:t>37</w:t>
+          <w:t>42</w:t>
         </w:r>
         <w:r>
           <w:rPr>
@@ -8056,25 +8765,7 @@
           <w:sz w:val="26"/>
           <w:szCs w:val="26"/>
         </w:rPr>
-        <w:t xml:space="preserve">Trong Chương 3, trước </w:t>
-      </w:r>
-      <w:proofErr w:type="gramStart"/>
-      <w:r>
-        <w:rPr>
-          <w:rFonts w:ascii="Times New Roman" w:eastAsia="Times New Roman" w:hAnsi="Times New Roman" w:cs="Times New Roman"/>
-          <w:sz w:val="26"/>
-          <w:szCs w:val="26"/>
-        </w:rPr>
-        <w:t>hết ,</w:t>
-      </w:r>
-      <w:proofErr w:type="gramEnd"/>
-      <w:r>
-        <w:rPr>
-          <w:rFonts w:ascii="Times New Roman" w:eastAsia="Times New Roman" w:hAnsi="Times New Roman" w:cs="Times New Roman"/>
-          <w:sz w:val="26"/>
-          <w:szCs w:val="26"/>
-        </w:rPr>
-        <w:t xml:space="preserve"> nhóm sẽ phân tích hệ thống gồm các tác nhân tương tác với sản phẩm, biểu đồ usecase, activity, sequence, class .Sau đó nhóm sẽ giới thiệu về cách ứng dụng hoạt động kèm theo ảnh chi tiết , đồng thời có ghi chú thêm để dễ phân định thông tin </w:t>
+        <w:t xml:space="preserve">Trong Chương 3, trước hết , nhóm sẽ phân tích hệ thống gồm các tác nhân tương tác với sản phẩm, biểu đồ usecase, activity, sequence, class .Sau đó nhóm sẽ giới thiệu về cách ứng dụng hoạt động kèm theo ảnh chi tiết , đồng thời có ghi chú thêm để dễ phân định thông tin </w:t>
       </w:r>
     </w:p>
     <w:p>
@@ -9037,7 +9728,7 @@
         <w:pStyle w:val="hinh"/>
       </w:pPr>
       <w:bookmarkStart w:id="35" w:name="_na0p109t812z" w:colFirst="0" w:colLast="0"/>
-      <w:bookmarkStart w:id="36" w:name="_Toc214356196"/>
+      <w:bookmarkStart w:id="36" w:name="_Toc214358123"/>
       <w:bookmarkEnd w:id="35"/>
       <w:r>
         <w:t xml:space="preserve">Hình </w:t>
@@ -9061,19 +9752,1338 @@
         <w:t>in</w:t>
       </w:r>
       <w:bookmarkEnd w:id="36"/>
-      <w:r>
-        <w:br/>
-      </w:r>
+    </w:p>
+    <w:p>
+      <w:pPr>
+        <w:pStyle w:val="hinh"/>
+      </w:pPr>
+    </w:p>
+    <w:p>
+      <w:pPr>
+        <w:pStyle w:val="hinh"/>
+      </w:pPr>
+    </w:p>
+    <w:p>
+      <w:pPr>
+        <w:pStyle w:val="hinh"/>
+      </w:pPr>
+    </w:p>
+    <w:p>
+      <w:pPr>
+        <w:pStyle w:val="hinh"/>
+      </w:pPr>
+    </w:p>
+    <w:p>
+      <w:pPr>
+        <w:pStyle w:val="hinh"/>
+      </w:pPr>
+    </w:p>
+    <w:p>
+      <w:pPr>
+        <w:pStyle w:val="hinh"/>
+      </w:pPr>
+    </w:p>
+    <w:p>
+      <w:pPr>
+        <w:pStyle w:val="hinh"/>
+      </w:pPr>
+    </w:p>
+    <w:p>
+      <w:pPr>
+        <w:pStyle w:val="hinh"/>
+      </w:pPr>
+    </w:p>
+    <w:p>
+      <w:pPr>
+        <w:pStyle w:val="hinh"/>
+      </w:pPr>
+    </w:p>
+    <w:p>
+      <w:pPr>
+        <w:pStyle w:val="hinh"/>
+      </w:pPr>
+    </w:p>
+    <w:p>
+      <w:pPr>
+        <w:pStyle w:val="hinh"/>
+      </w:pPr>
+    </w:p>
+    <w:p>
+      <w:pPr>
+        <w:rPr>
+          <w:rFonts w:ascii="Times New Roman" w:hAnsi="Times New Roman" w:cs="Times New Roman"/>
+          <w:b/>
+          <w:bCs/>
+          <w:sz w:val="26"/>
+          <w:szCs w:val="26"/>
+        </w:rPr>
+      </w:pPr>
+      <w:r>
+        <w:rPr>
+          <w:rFonts w:ascii="Times New Roman" w:hAnsi="Times New Roman" w:cs="Times New Roman"/>
+          <w:b/>
+          <w:bCs/>
+          <w:sz w:val="26"/>
+          <w:szCs w:val="26"/>
+        </w:rPr>
+        <w:lastRenderedPageBreak/>
+        <w:t>*Usecase đăng nhập/ đăng ký</w:t>
+      </w:r>
+      <w:r>
+        <w:rPr>
+          <w:rFonts w:ascii="Times New Roman" w:hAnsi="Times New Roman" w:cs="Times New Roman"/>
+          <w:b/>
+          <w:bCs/>
+          <w:sz w:val="26"/>
+          <w:szCs w:val="26"/>
+        </w:rPr>
+        <w:t>:</w:t>
+      </w:r>
+    </w:p>
+    <w:p>
+      <w:pPr>
+        <w:jc w:val="center"/>
+        <w:rPr>
+          <w:rFonts w:ascii="Times New Roman" w:hAnsi="Times New Roman" w:cs="Times New Roman"/>
+          <w:b/>
+          <w:bCs/>
+          <w:sz w:val="26"/>
+          <w:szCs w:val="26"/>
+        </w:rPr>
+      </w:pPr>
+      <w:r>
+        <w:rPr>
+          <w:noProof/>
+        </w:rPr>
+        <w:drawing>
+          <wp:inline distT="0" distB="0" distL="0" distR="0" wp14:anchorId="774AFE0D" wp14:editId="1301418B">
+            <wp:extent cx="5696745" cy="3867690"/>
+            <wp:effectExtent l="0" t="0" r="0" b="0"/>
+            <wp:docPr id="1123094851" name="drawing"/>
+            <wp:cNvGraphicFramePr>
+              <a:graphicFrameLocks xmlns:a="http://schemas.openxmlformats.org/drawingml/2006/main" noChangeAspect="1"/>
+            </wp:cNvGraphicFramePr>
+            <a:graphic xmlns:a="http://schemas.openxmlformats.org/drawingml/2006/main">
+              <a:graphicData uri="http://schemas.openxmlformats.org/drawingml/2006/picture">
+                <pic:pic xmlns:pic="http://schemas.openxmlformats.org/drawingml/2006/picture">
+                  <pic:nvPicPr>
+                    <pic:cNvPr id="1123094851" name="Picture 1123094851"/>
+                    <pic:cNvPicPr/>
+                  </pic:nvPicPr>
+                  <pic:blipFill>
+                    <a:blip r:embed="rId10">
+                      <a:extLst>
+                        <a:ext uri="{28A0092B-C50C-407E-A947-70E740481C1C}">
+                          <a14:useLocalDpi xmlns:a14="http://schemas.microsoft.com/office/drawing/2010/main"/>
+                        </a:ext>
+                      </a:extLst>
+                    </a:blip>
+                    <a:stretch>
+                      <a:fillRect/>
+                    </a:stretch>
+                  </pic:blipFill>
+                  <pic:spPr>
+                    <a:xfrm>
+                      <a:off x="0" y="0"/>
+                      <a:ext cx="5696745" cy="3867690"/>
+                    </a:xfrm>
+                    <a:prstGeom prst="rect">
+                      <a:avLst/>
+                    </a:prstGeom>
+                  </pic:spPr>
+                </pic:pic>
+              </a:graphicData>
+            </a:graphic>
+          </wp:inline>
+        </w:drawing>
+      </w:r>
+    </w:p>
+    <w:p>
+      <w:pPr>
+        <w:pStyle w:val="hinh"/>
+      </w:pPr>
+      <w:bookmarkStart w:id="37" w:name="_Toc214358124"/>
+      <w:r>
+        <w:t>Hình 3.</w:t>
+      </w:r>
+      <w:r>
+        <w:t>2</w:t>
+      </w:r>
+      <w:r>
+        <w:t xml:space="preserve">: </w:t>
+      </w:r>
+      <w:r>
+        <w:t xml:space="preserve">Biểu đồ Use case </w:t>
+      </w:r>
+      <w:r>
+        <w:t>đăng nhập/ đăng ký</w:t>
+      </w:r>
+      <w:bookmarkEnd w:id="37"/>
+    </w:p>
+    <w:p>
+      <w:pPr>
+        <w:rPr>
+          <w:rFonts w:ascii="Times New Roman" w:hAnsi="Times New Roman" w:cs="Times New Roman"/>
+          <w:b/>
+          <w:bCs/>
+          <w:sz w:val="26"/>
+          <w:szCs w:val="26"/>
+        </w:rPr>
+      </w:pPr>
+      <w:r>
+        <w:rPr>
+          <w:rFonts w:ascii="Times New Roman" w:hAnsi="Times New Roman" w:cs="Times New Roman"/>
+          <w:b/>
+          <w:bCs/>
+          <w:sz w:val="26"/>
+          <w:szCs w:val="26"/>
+        </w:rPr>
+        <w:t xml:space="preserve">*Usecase </w:t>
+      </w:r>
+      <w:r>
+        <w:rPr>
+          <w:rFonts w:ascii="Times New Roman" w:hAnsi="Times New Roman" w:cs="Times New Roman"/>
+          <w:b/>
+          <w:bCs/>
+          <w:sz w:val="26"/>
+          <w:szCs w:val="26"/>
+        </w:rPr>
+        <w:t>xem chi tiết sản phẩm</w:t>
+      </w:r>
+    </w:p>
+    <w:p>
+      <w:pPr>
+        <w:rPr>
+          <w:rFonts w:ascii="Times New Roman" w:hAnsi="Times New Roman" w:cs="Times New Roman"/>
+          <w:b/>
+          <w:bCs/>
+          <w:sz w:val="26"/>
+          <w:szCs w:val="26"/>
+        </w:rPr>
+      </w:pPr>
+      <w:r>
+        <w:rPr>
+          <w:noProof/>
+        </w:rPr>
+        <w:drawing>
+          <wp:inline distT="0" distB="0" distL="0" distR="0" wp14:anchorId="5A0EE8FA" wp14:editId="090CB62F">
+            <wp:extent cx="5724525" cy="1800225"/>
+            <wp:effectExtent l="0" t="0" r="0" b="0"/>
+            <wp:docPr id="387943777" name="drawing"/>
+            <wp:cNvGraphicFramePr>
+              <a:graphicFrameLocks xmlns:a="http://schemas.openxmlformats.org/drawingml/2006/main" noChangeAspect="1"/>
+            </wp:cNvGraphicFramePr>
+            <a:graphic xmlns:a="http://schemas.openxmlformats.org/drawingml/2006/main">
+              <a:graphicData uri="http://schemas.openxmlformats.org/drawingml/2006/picture">
+                <pic:pic xmlns:pic="http://schemas.openxmlformats.org/drawingml/2006/picture">
+                  <pic:nvPicPr>
+                    <pic:cNvPr id="387943777" name="Picture 387943777"/>
+                    <pic:cNvPicPr/>
+                  </pic:nvPicPr>
+                  <pic:blipFill>
+                    <a:blip r:embed="rId11">
+                      <a:extLst>
+                        <a:ext uri="{28A0092B-C50C-407E-A947-70E740481C1C}">
+                          <a14:useLocalDpi xmlns:a14="http://schemas.microsoft.com/office/drawing/2010/main"/>
+                        </a:ext>
+                      </a:extLst>
+                    </a:blip>
+                    <a:stretch>
+                      <a:fillRect/>
+                    </a:stretch>
+                  </pic:blipFill>
+                  <pic:spPr>
+                    <a:xfrm>
+                      <a:off x="0" y="0"/>
+                      <a:ext cx="5724525" cy="1800225"/>
+                    </a:xfrm>
+                    <a:prstGeom prst="rect">
+                      <a:avLst/>
+                    </a:prstGeom>
+                  </pic:spPr>
+                </pic:pic>
+              </a:graphicData>
+            </a:graphic>
+          </wp:inline>
+        </w:drawing>
+      </w:r>
+    </w:p>
+    <w:p>
+      <w:pPr>
+        <w:pStyle w:val="hinh"/>
+      </w:pPr>
+      <w:bookmarkStart w:id="38" w:name="_Toc214358125"/>
+      <w:r>
+        <w:t>Hình 3.</w:t>
+      </w:r>
+      <w:r>
+        <w:t>3</w:t>
+      </w:r>
+      <w:r>
+        <w:t xml:space="preserve">: </w:t>
+      </w:r>
+      <w:r>
+        <w:t xml:space="preserve">Biểu đồ Use case </w:t>
+      </w:r>
+      <w:r>
+        <w:t>xem chi tiết sản phẩm</w:t>
+      </w:r>
+      <w:bookmarkEnd w:id="38"/>
+    </w:p>
+    <w:p>
+      <w:pPr>
+        <w:rPr>
+          <w:rFonts w:ascii="Times New Roman" w:hAnsi="Times New Roman" w:cs="Times New Roman"/>
+          <w:b/>
+          <w:bCs/>
+          <w:sz w:val="26"/>
+          <w:szCs w:val="26"/>
+        </w:rPr>
+      </w:pPr>
+    </w:p>
+    <w:p>
+      <w:pPr>
+        <w:rPr>
+          <w:rFonts w:ascii="Times New Roman" w:hAnsi="Times New Roman" w:cs="Times New Roman"/>
+          <w:b/>
+          <w:bCs/>
+          <w:sz w:val="26"/>
+          <w:szCs w:val="26"/>
+        </w:rPr>
+      </w:pPr>
+    </w:p>
+    <w:p>
+      <w:pPr>
+        <w:rPr>
+          <w:rFonts w:ascii="Times New Roman" w:hAnsi="Times New Roman" w:cs="Times New Roman"/>
+          <w:b/>
+          <w:bCs/>
+          <w:sz w:val="26"/>
+          <w:szCs w:val="26"/>
+        </w:rPr>
+      </w:pPr>
+    </w:p>
+    <w:p>
+      <w:pPr>
+        <w:rPr>
+          <w:rFonts w:ascii="Times New Roman" w:hAnsi="Times New Roman" w:cs="Times New Roman"/>
+          <w:b/>
+          <w:bCs/>
+          <w:sz w:val="26"/>
+          <w:szCs w:val="26"/>
+        </w:rPr>
+      </w:pPr>
+    </w:p>
+    <w:p>
+      <w:pPr>
+        <w:rPr>
+          <w:rFonts w:ascii="Times New Roman" w:hAnsi="Times New Roman" w:cs="Times New Roman"/>
+          <w:b/>
+          <w:bCs/>
+          <w:sz w:val="26"/>
+          <w:szCs w:val="26"/>
+        </w:rPr>
+      </w:pPr>
+    </w:p>
+    <w:p>
+      <w:pPr>
+        <w:rPr>
+          <w:rFonts w:ascii="Times New Roman" w:hAnsi="Times New Roman" w:cs="Times New Roman"/>
+          <w:b/>
+          <w:bCs/>
+          <w:sz w:val="26"/>
+          <w:szCs w:val="26"/>
+        </w:rPr>
+      </w:pPr>
+      <w:r>
+        <w:rPr>
+          <w:rFonts w:ascii="Times New Roman" w:hAnsi="Times New Roman" w:cs="Times New Roman"/>
+          <w:b/>
+          <w:bCs/>
+          <w:sz w:val="26"/>
+          <w:szCs w:val="26"/>
+        </w:rPr>
+        <w:lastRenderedPageBreak/>
+        <w:t xml:space="preserve">*Usecase </w:t>
+      </w:r>
+      <w:r>
+        <w:rPr>
+          <w:rFonts w:ascii="Times New Roman" w:hAnsi="Times New Roman" w:cs="Times New Roman"/>
+          <w:b/>
+          <w:bCs/>
+          <w:sz w:val="26"/>
+          <w:szCs w:val="26"/>
+        </w:rPr>
+        <w:t>tìm kiếm sản phẩm</w:t>
+      </w:r>
+    </w:p>
+    <w:p>
+      <w:pPr>
+        <w:rPr>
+          <w:rFonts w:ascii="Times New Roman" w:hAnsi="Times New Roman" w:cs="Times New Roman"/>
+          <w:b/>
+          <w:bCs/>
+          <w:sz w:val="26"/>
+          <w:szCs w:val="26"/>
+        </w:rPr>
+      </w:pPr>
+      <w:r>
+        <w:rPr>
+          <w:noProof/>
+        </w:rPr>
+        <w:drawing>
+          <wp:inline distT="0" distB="0" distL="0" distR="0" wp14:anchorId="2639F3BA" wp14:editId="1847E6A3">
+            <wp:extent cx="5724525" cy="1714500"/>
+            <wp:effectExtent l="0" t="0" r="0" b="0"/>
+            <wp:docPr id="418091639" name="drawing"/>
+            <wp:cNvGraphicFramePr>
+              <a:graphicFrameLocks xmlns:a="http://schemas.openxmlformats.org/drawingml/2006/main" noChangeAspect="1"/>
+            </wp:cNvGraphicFramePr>
+            <a:graphic xmlns:a="http://schemas.openxmlformats.org/drawingml/2006/main">
+              <a:graphicData uri="http://schemas.openxmlformats.org/drawingml/2006/picture">
+                <pic:pic xmlns:pic="http://schemas.openxmlformats.org/drawingml/2006/picture">
+                  <pic:nvPicPr>
+                    <pic:cNvPr id="418091639" name="Picture 418091639"/>
+                    <pic:cNvPicPr/>
+                  </pic:nvPicPr>
+                  <pic:blipFill>
+                    <a:blip r:embed="rId12">
+                      <a:extLst>
+                        <a:ext uri="{28A0092B-C50C-407E-A947-70E740481C1C}">
+                          <a14:useLocalDpi xmlns:a14="http://schemas.microsoft.com/office/drawing/2010/main"/>
+                        </a:ext>
+                      </a:extLst>
+                    </a:blip>
+                    <a:stretch>
+                      <a:fillRect/>
+                    </a:stretch>
+                  </pic:blipFill>
+                  <pic:spPr>
+                    <a:xfrm>
+                      <a:off x="0" y="0"/>
+                      <a:ext cx="5724525" cy="1714500"/>
+                    </a:xfrm>
+                    <a:prstGeom prst="rect">
+                      <a:avLst/>
+                    </a:prstGeom>
+                  </pic:spPr>
+                </pic:pic>
+              </a:graphicData>
+            </a:graphic>
+          </wp:inline>
+        </w:drawing>
+      </w:r>
+    </w:p>
+    <w:p>
+      <w:pPr>
+        <w:pStyle w:val="hinh"/>
+      </w:pPr>
+      <w:bookmarkStart w:id="39" w:name="_Toc214358126"/>
+      <w:r>
+        <w:t>Hình 3.</w:t>
+      </w:r>
+      <w:r>
+        <w:t>4</w:t>
+      </w:r>
+      <w:r>
+        <w:t xml:space="preserve">: </w:t>
+      </w:r>
+      <w:r>
+        <w:t xml:space="preserve">Biểu đồ Use case </w:t>
+      </w:r>
+      <w:r>
+        <w:t>tìm kiếm sản phẩm</w:t>
+      </w:r>
+      <w:bookmarkEnd w:id="39"/>
+    </w:p>
+    <w:p>
+      <w:pPr>
+        <w:rPr>
+          <w:rFonts w:ascii="Times New Roman" w:hAnsi="Times New Roman" w:cs="Times New Roman"/>
+          <w:b/>
+          <w:bCs/>
+          <w:sz w:val="26"/>
+          <w:szCs w:val="26"/>
+        </w:rPr>
+      </w:pPr>
+      <w:r>
+        <w:rPr>
+          <w:rFonts w:ascii="Times New Roman" w:hAnsi="Times New Roman" w:cs="Times New Roman"/>
+          <w:b/>
+          <w:bCs/>
+          <w:sz w:val="26"/>
+          <w:szCs w:val="26"/>
+        </w:rPr>
+        <w:t xml:space="preserve">*Usecase </w:t>
+      </w:r>
+      <w:r>
+        <w:rPr>
+          <w:rFonts w:ascii="Times New Roman" w:hAnsi="Times New Roman" w:cs="Times New Roman"/>
+          <w:b/>
+          <w:bCs/>
+          <w:sz w:val="26"/>
+          <w:szCs w:val="26"/>
+        </w:rPr>
+        <w:t xml:space="preserve">chi tiết sản phẩm </w:t>
+      </w:r>
+    </w:p>
+    <w:p>
+      <w:pPr>
+        <w:rPr>
+          <w:rFonts w:ascii="Times New Roman" w:hAnsi="Times New Roman" w:cs="Times New Roman"/>
+          <w:b/>
+          <w:bCs/>
+          <w:sz w:val="26"/>
+          <w:szCs w:val="26"/>
+        </w:rPr>
+      </w:pPr>
+      <w:r>
+        <w:rPr>
+          <w:noProof/>
+        </w:rPr>
+        <w:drawing>
+          <wp:inline distT="0" distB="0" distL="0" distR="0" wp14:anchorId="3DB34322" wp14:editId="2123394F">
+            <wp:extent cx="5724525" cy="4171950"/>
+            <wp:effectExtent l="0" t="0" r="0" b="0"/>
+            <wp:docPr id="1279811599" name="drawing"/>
+            <wp:cNvGraphicFramePr>
+              <a:graphicFrameLocks xmlns:a="http://schemas.openxmlformats.org/drawingml/2006/main" noChangeAspect="1"/>
+            </wp:cNvGraphicFramePr>
+            <a:graphic xmlns:a="http://schemas.openxmlformats.org/drawingml/2006/main">
+              <a:graphicData uri="http://schemas.openxmlformats.org/drawingml/2006/picture">
+                <pic:pic xmlns:pic="http://schemas.openxmlformats.org/drawingml/2006/picture">
+                  <pic:nvPicPr>
+                    <pic:cNvPr id="1279811599" name="Picture 1279811599"/>
+                    <pic:cNvPicPr/>
+                  </pic:nvPicPr>
+                  <pic:blipFill>
+                    <a:blip r:embed="rId13">
+                      <a:extLst>
+                        <a:ext uri="{28A0092B-C50C-407E-A947-70E740481C1C}">
+                          <a14:useLocalDpi xmlns:a14="http://schemas.microsoft.com/office/drawing/2010/main"/>
+                        </a:ext>
+                      </a:extLst>
+                    </a:blip>
+                    <a:stretch>
+                      <a:fillRect/>
+                    </a:stretch>
+                  </pic:blipFill>
+                  <pic:spPr>
+                    <a:xfrm>
+                      <a:off x="0" y="0"/>
+                      <a:ext cx="5724525" cy="4171950"/>
+                    </a:xfrm>
+                    <a:prstGeom prst="rect">
+                      <a:avLst/>
+                    </a:prstGeom>
+                  </pic:spPr>
+                </pic:pic>
+              </a:graphicData>
+            </a:graphic>
+          </wp:inline>
+        </w:drawing>
+      </w:r>
+    </w:p>
+    <w:p>
+      <w:pPr>
+        <w:pStyle w:val="hinh"/>
+      </w:pPr>
+      <w:bookmarkStart w:id="40" w:name="_Toc214358127"/>
+      <w:r>
+        <w:t>Hình 3.</w:t>
+      </w:r>
+      <w:r>
+        <w:t>5</w:t>
+      </w:r>
+      <w:r>
+        <w:t xml:space="preserve">: </w:t>
+      </w:r>
+      <w:r>
+        <w:t xml:space="preserve">Biểu đồ Use case </w:t>
+      </w:r>
+      <w:r>
+        <w:t>chi tiết sản phẩm</w:t>
+      </w:r>
+      <w:bookmarkEnd w:id="40"/>
+    </w:p>
+    <w:p>
+      <w:pPr>
+        <w:rPr>
+          <w:rFonts w:ascii="Times New Roman" w:hAnsi="Times New Roman" w:cs="Times New Roman"/>
+          <w:b/>
+          <w:bCs/>
+          <w:sz w:val="26"/>
+          <w:szCs w:val="26"/>
+        </w:rPr>
+      </w:pPr>
+    </w:p>
+    <w:p>
+      <w:pPr>
+        <w:rPr>
+          <w:rFonts w:ascii="Times New Roman" w:hAnsi="Times New Roman" w:cs="Times New Roman"/>
+          <w:b/>
+          <w:bCs/>
+          <w:sz w:val="26"/>
+          <w:szCs w:val="26"/>
+        </w:rPr>
+      </w:pPr>
+    </w:p>
+    <w:p>
+      <w:pPr>
+        <w:rPr>
+          <w:rFonts w:ascii="Times New Roman" w:hAnsi="Times New Roman" w:cs="Times New Roman"/>
+          <w:b/>
+          <w:bCs/>
+          <w:sz w:val="26"/>
+          <w:szCs w:val="26"/>
+        </w:rPr>
+      </w:pPr>
+    </w:p>
+    <w:p>
+      <w:pPr>
+        <w:rPr>
+          <w:rFonts w:ascii="Times New Roman" w:hAnsi="Times New Roman" w:cs="Times New Roman"/>
+          <w:b/>
+          <w:bCs/>
+          <w:sz w:val="26"/>
+          <w:szCs w:val="26"/>
+        </w:rPr>
+      </w:pPr>
+    </w:p>
+    <w:p>
+      <w:pPr>
+        <w:rPr>
+          <w:rFonts w:ascii="Times New Roman" w:hAnsi="Times New Roman" w:cs="Times New Roman"/>
+          <w:b/>
+          <w:bCs/>
+          <w:sz w:val="26"/>
+          <w:szCs w:val="26"/>
+        </w:rPr>
+      </w:pPr>
+      <w:r>
+        <w:rPr>
+          <w:rFonts w:ascii="Times New Roman" w:hAnsi="Times New Roman" w:cs="Times New Roman"/>
+          <w:b/>
+          <w:bCs/>
+          <w:sz w:val="26"/>
+          <w:szCs w:val="26"/>
+        </w:rPr>
+        <w:lastRenderedPageBreak/>
+        <w:t xml:space="preserve">*Usecase </w:t>
+      </w:r>
+      <w:r>
+        <w:rPr>
+          <w:rFonts w:ascii="Times New Roman" w:hAnsi="Times New Roman" w:cs="Times New Roman"/>
+          <w:b/>
+          <w:bCs/>
+          <w:sz w:val="26"/>
+          <w:szCs w:val="26"/>
+        </w:rPr>
+        <w:t xml:space="preserve">giỏ </w:t>
+      </w:r>
+      <w:r>
+        <w:rPr>
+          <w:rFonts w:ascii="Times New Roman" w:hAnsi="Times New Roman" w:cs="Times New Roman"/>
+          <w:b/>
+          <w:bCs/>
+          <w:sz w:val="26"/>
+          <w:szCs w:val="26"/>
+        </w:rPr>
+        <w:t>hàng</w:t>
+      </w:r>
+    </w:p>
+    <w:p>
+      <w:pPr>
+        <w:rPr>
+          <w:rFonts w:ascii="Times New Roman" w:hAnsi="Times New Roman" w:cs="Times New Roman"/>
+          <w:b/>
+          <w:bCs/>
+          <w:sz w:val="26"/>
+          <w:szCs w:val="26"/>
+        </w:rPr>
+      </w:pPr>
+      <w:r>
+        <w:rPr>
+          <w:noProof/>
+        </w:rPr>
+        <w:drawing>
+          <wp:inline distT="0" distB="0" distL="0" distR="0" wp14:anchorId="111CF6C2" wp14:editId="04A05A0F">
+            <wp:extent cx="4990879" cy="3388151"/>
+            <wp:effectExtent l="0" t="0" r="635" b="3175"/>
+            <wp:docPr id="609805162" name="drawing"/>
+            <wp:cNvGraphicFramePr>
+              <a:graphicFrameLocks xmlns:a="http://schemas.openxmlformats.org/drawingml/2006/main" noChangeAspect="1"/>
+            </wp:cNvGraphicFramePr>
+            <a:graphic xmlns:a="http://schemas.openxmlformats.org/drawingml/2006/main">
+              <a:graphicData uri="http://schemas.openxmlformats.org/drawingml/2006/picture">
+                <pic:pic xmlns:pic="http://schemas.openxmlformats.org/drawingml/2006/picture">
+                  <pic:nvPicPr>
+                    <pic:cNvPr id="609805162" name="Picture 609805162"/>
+                    <pic:cNvPicPr/>
+                  </pic:nvPicPr>
+                  <pic:blipFill>
+                    <a:blip r:embed="rId14">
+                      <a:extLst>
+                        <a:ext uri="{28A0092B-C50C-407E-A947-70E740481C1C}">
+                          <a14:useLocalDpi xmlns:a14="http://schemas.microsoft.com/office/drawing/2010/main"/>
+                        </a:ext>
+                      </a:extLst>
+                    </a:blip>
+                    <a:stretch>
+                      <a:fillRect/>
+                    </a:stretch>
+                  </pic:blipFill>
+                  <pic:spPr>
+                    <a:xfrm>
+                      <a:off x="0" y="0"/>
+                      <a:ext cx="5000965" cy="3394998"/>
+                    </a:xfrm>
+                    <a:prstGeom prst="rect">
+                      <a:avLst/>
+                    </a:prstGeom>
+                  </pic:spPr>
+                </pic:pic>
+              </a:graphicData>
+            </a:graphic>
+          </wp:inline>
+        </w:drawing>
+      </w:r>
+    </w:p>
+    <w:p>
+      <w:pPr>
+        <w:pStyle w:val="hinh"/>
+      </w:pPr>
+      <w:bookmarkStart w:id="41" w:name="_Toc214358128"/>
+      <w:r>
+        <w:t>Hình 3.</w:t>
+      </w:r>
+      <w:r>
+        <w:t>6</w:t>
+      </w:r>
+      <w:r>
+        <w:t xml:space="preserve">: </w:t>
+      </w:r>
+      <w:r>
+        <w:t xml:space="preserve">Biểu đồ Use case </w:t>
+      </w:r>
+      <w:r>
+        <w:t>giỏ hàng</w:t>
+      </w:r>
+      <w:bookmarkEnd w:id="41"/>
+    </w:p>
+    <w:p>
+      <w:pPr>
+        <w:rPr>
+          <w:rFonts w:ascii="Times New Roman" w:hAnsi="Times New Roman" w:cs="Times New Roman"/>
+          <w:b/>
+          <w:bCs/>
+          <w:sz w:val="26"/>
+          <w:szCs w:val="26"/>
+        </w:rPr>
+      </w:pPr>
+    </w:p>
+    <w:p>
+      <w:pPr>
+        <w:rPr>
+          <w:rFonts w:ascii="Times New Roman" w:hAnsi="Times New Roman" w:cs="Times New Roman"/>
+          <w:b/>
+          <w:bCs/>
+          <w:sz w:val="26"/>
+          <w:szCs w:val="26"/>
+        </w:rPr>
+      </w:pPr>
+      <w:r>
+        <w:rPr>
+          <w:rFonts w:ascii="Times New Roman" w:hAnsi="Times New Roman" w:cs="Times New Roman"/>
+          <w:b/>
+          <w:bCs/>
+          <w:sz w:val="26"/>
+          <w:szCs w:val="26"/>
+        </w:rPr>
+        <w:t xml:space="preserve">*Usecase </w:t>
+      </w:r>
+      <w:r>
+        <w:rPr>
+          <w:rFonts w:ascii="Times New Roman" w:hAnsi="Times New Roman" w:cs="Times New Roman"/>
+          <w:b/>
+          <w:bCs/>
+          <w:sz w:val="26"/>
+          <w:szCs w:val="26"/>
+        </w:rPr>
+        <w:t>thanh toán</w:t>
+      </w:r>
+      <w:r>
+        <w:rPr>
+          <w:noProof/>
+        </w:rPr>
+        <w:drawing>
+          <wp:inline distT="0" distB="0" distL="0" distR="0" wp14:anchorId="2BBEF620" wp14:editId="1C561713">
+            <wp:extent cx="5784112" cy="3576955"/>
+            <wp:effectExtent l="0" t="0" r="7620" b="4445"/>
+            <wp:docPr id="650486944" name="drawing"/>
+            <wp:cNvGraphicFramePr>
+              <a:graphicFrameLocks xmlns:a="http://schemas.openxmlformats.org/drawingml/2006/main" noChangeAspect="1"/>
+            </wp:cNvGraphicFramePr>
+            <a:graphic xmlns:a="http://schemas.openxmlformats.org/drawingml/2006/main">
+              <a:graphicData uri="http://schemas.openxmlformats.org/drawingml/2006/picture">
+                <pic:pic xmlns:pic="http://schemas.openxmlformats.org/drawingml/2006/picture">
+                  <pic:nvPicPr>
+                    <pic:cNvPr id="650486944" name="Picture 650486944"/>
+                    <pic:cNvPicPr/>
+                  </pic:nvPicPr>
+                  <pic:blipFill>
+                    <a:blip r:embed="rId15">
+                      <a:extLst>
+                        <a:ext uri="{28A0092B-C50C-407E-A947-70E740481C1C}">
+                          <a14:useLocalDpi xmlns:a14="http://schemas.microsoft.com/office/drawing/2010/main"/>
+                        </a:ext>
+                      </a:extLst>
+                    </a:blip>
+                    <a:stretch>
+                      <a:fillRect/>
+                    </a:stretch>
+                  </pic:blipFill>
+                  <pic:spPr>
+                    <a:xfrm>
+                      <a:off x="0" y="0"/>
+                      <a:ext cx="5797715" cy="3585367"/>
+                    </a:xfrm>
+                    <a:prstGeom prst="rect">
+                      <a:avLst/>
+                    </a:prstGeom>
+                  </pic:spPr>
+                </pic:pic>
+              </a:graphicData>
+            </a:graphic>
+          </wp:inline>
+        </w:drawing>
+      </w:r>
+    </w:p>
+    <w:p>
+      <w:pPr>
+        <w:pStyle w:val="hinh"/>
+      </w:pPr>
+      <w:bookmarkStart w:id="42" w:name="_Toc214358129"/>
+      <w:r>
+        <w:t>Hình 3.</w:t>
+      </w:r>
+      <w:r>
+        <w:t>7</w:t>
+      </w:r>
+      <w:r>
+        <w:t xml:space="preserve">: </w:t>
+      </w:r>
+      <w:r>
+        <w:t xml:space="preserve">Biểu đồ Use case </w:t>
+      </w:r>
+      <w:r>
+        <w:t>thanh toán</w:t>
+      </w:r>
+      <w:bookmarkEnd w:id="42"/>
+    </w:p>
+    <w:p>
+      <w:pPr>
+        <w:rPr>
+          <w:rFonts w:ascii="Times New Roman" w:hAnsi="Times New Roman" w:cs="Times New Roman"/>
+          <w:b/>
+          <w:bCs/>
+          <w:sz w:val="26"/>
+          <w:szCs w:val="26"/>
+        </w:rPr>
+      </w:pPr>
+      <w:r>
+        <w:rPr>
+          <w:rFonts w:ascii="Times New Roman" w:hAnsi="Times New Roman" w:cs="Times New Roman"/>
+          <w:b/>
+          <w:bCs/>
+          <w:sz w:val="26"/>
+          <w:szCs w:val="26"/>
+        </w:rPr>
+        <w:lastRenderedPageBreak/>
+        <w:t>*ADMIN</w:t>
+      </w:r>
+    </w:p>
+    <w:p>
+      <w:pPr>
+        <w:rPr>
+          <w:rFonts w:ascii="Times New Roman" w:hAnsi="Times New Roman" w:cs="Times New Roman"/>
+          <w:b/>
+          <w:bCs/>
+          <w:sz w:val="26"/>
+          <w:szCs w:val="26"/>
+        </w:rPr>
+      </w:pPr>
+      <w:r>
+        <w:rPr>
+          <w:rFonts w:ascii="Times New Roman" w:hAnsi="Times New Roman" w:cs="Times New Roman"/>
+          <w:b/>
+          <w:bCs/>
+          <w:sz w:val="26"/>
+          <w:szCs w:val="26"/>
+        </w:rPr>
+        <w:t>*Usecase đăng nhập</w:t>
+      </w:r>
+      <w:r>
+        <w:rPr>
+          <w:rFonts w:ascii="Times New Roman" w:hAnsi="Times New Roman" w:cs="Times New Roman"/>
+          <w:b/>
+          <w:bCs/>
+          <w:sz w:val="26"/>
+          <w:szCs w:val="26"/>
+        </w:rPr>
+        <w:t xml:space="preserve"> </w:t>
+      </w:r>
+      <w:r>
+        <w:rPr>
+          <w:rFonts w:ascii="Times New Roman" w:hAnsi="Times New Roman" w:cs="Times New Roman"/>
+          <w:b/>
+          <w:bCs/>
+          <w:sz w:val="26"/>
+          <w:szCs w:val="26"/>
+        </w:rPr>
+        <w:t>A</w:t>
+      </w:r>
+      <w:r>
+        <w:rPr>
+          <w:rFonts w:ascii="Times New Roman" w:hAnsi="Times New Roman" w:cs="Times New Roman"/>
+          <w:b/>
+          <w:bCs/>
+          <w:sz w:val="26"/>
+          <w:szCs w:val="26"/>
+        </w:rPr>
+        <w:t>dmin</w:t>
+      </w:r>
+    </w:p>
+    <w:p>
+      <w:pPr>
+        <w:rPr>
+          <w:rFonts w:ascii="Times New Roman" w:hAnsi="Times New Roman" w:cs="Times New Roman"/>
+          <w:b/>
+          <w:bCs/>
+          <w:sz w:val="26"/>
+          <w:szCs w:val="26"/>
+        </w:rPr>
+      </w:pPr>
+      <w:r>
+        <w:rPr>
+          <w:noProof/>
+        </w:rPr>
+        <w:drawing>
+          <wp:inline distT="0" distB="0" distL="0" distR="0" wp14:anchorId="4CBEC310" wp14:editId="5EEC7361">
+            <wp:extent cx="5160999" cy="3211670"/>
+            <wp:effectExtent l="0" t="0" r="1905" b="8255"/>
+            <wp:docPr id="1816589436" name="drawing"/>
+            <wp:cNvGraphicFramePr>
+              <a:graphicFrameLocks xmlns:a="http://schemas.openxmlformats.org/drawingml/2006/main" noChangeAspect="1"/>
+            </wp:cNvGraphicFramePr>
+            <a:graphic xmlns:a="http://schemas.openxmlformats.org/drawingml/2006/main">
+              <a:graphicData uri="http://schemas.openxmlformats.org/drawingml/2006/picture">
+                <pic:pic xmlns:pic="http://schemas.openxmlformats.org/drawingml/2006/picture">
+                  <pic:nvPicPr>
+                    <pic:cNvPr id="1816589436" name="Picture 1816589436"/>
+                    <pic:cNvPicPr/>
+                  </pic:nvPicPr>
+                  <pic:blipFill>
+                    <a:blip r:embed="rId16">
+                      <a:extLst>
+                        <a:ext uri="{28A0092B-C50C-407E-A947-70E740481C1C}">
+                          <a14:useLocalDpi xmlns:a14="http://schemas.microsoft.com/office/drawing/2010/main"/>
+                        </a:ext>
+                      </a:extLst>
+                    </a:blip>
+                    <a:stretch>
+                      <a:fillRect/>
+                    </a:stretch>
+                  </pic:blipFill>
+                  <pic:spPr>
+                    <a:xfrm>
+                      <a:off x="0" y="0"/>
+                      <a:ext cx="5168950" cy="3216618"/>
+                    </a:xfrm>
+                    <a:prstGeom prst="rect">
+                      <a:avLst/>
+                    </a:prstGeom>
+                  </pic:spPr>
+                </pic:pic>
+              </a:graphicData>
+            </a:graphic>
+          </wp:inline>
+        </w:drawing>
+      </w:r>
+    </w:p>
+    <w:p>
+      <w:pPr>
+        <w:pStyle w:val="hinh"/>
+      </w:pPr>
+      <w:bookmarkStart w:id="43" w:name="_Toc214358130"/>
+      <w:r>
+        <w:t>Hình 3.</w:t>
+      </w:r>
+      <w:r>
+        <w:t>8</w:t>
+      </w:r>
+      <w:r>
+        <w:t xml:space="preserve">: </w:t>
+      </w:r>
+      <w:r>
+        <w:t xml:space="preserve">Biểu đồ Use case </w:t>
+      </w:r>
+      <w:r>
+        <w:t>đăng nhập Admin</w:t>
+      </w:r>
+      <w:bookmarkEnd w:id="43"/>
+    </w:p>
+    <w:p>
+      <w:pPr>
+        <w:rPr>
+          <w:rFonts w:ascii="Times New Roman" w:hAnsi="Times New Roman" w:cs="Times New Roman"/>
+          <w:b/>
+          <w:bCs/>
+          <w:sz w:val="26"/>
+          <w:szCs w:val="26"/>
+        </w:rPr>
+      </w:pPr>
+      <w:r>
+        <w:rPr>
+          <w:rFonts w:ascii="Times New Roman" w:hAnsi="Times New Roman" w:cs="Times New Roman"/>
+          <w:b/>
+          <w:bCs/>
+          <w:sz w:val="26"/>
+          <w:szCs w:val="26"/>
+        </w:rPr>
+        <w:t xml:space="preserve">*Usecase </w:t>
+      </w:r>
+      <w:r>
+        <w:rPr>
+          <w:rFonts w:ascii="Times New Roman" w:hAnsi="Times New Roman" w:cs="Times New Roman"/>
+          <w:b/>
+          <w:bCs/>
+          <w:sz w:val="26"/>
+          <w:szCs w:val="26"/>
+        </w:rPr>
+        <w:t xml:space="preserve">quản lý sản phẩm </w:t>
+      </w:r>
+    </w:p>
+    <w:p>
+      <w:pPr>
+        <w:rPr>
+          <w:rFonts w:ascii="Times New Roman" w:hAnsi="Times New Roman" w:cs="Times New Roman"/>
+          <w:b/>
+          <w:bCs/>
+          <w:sz w:val="26"/>
+          <w:szCs w:val="26"/>
+        </w:rPr>
+      </w:pPr>
+      <w:r>
+        <w:rPr>
+          <w:noProof/>
+        </w:rPr>
+        <w:drawing>
+          <wp:inline distT="0" distB="0" distL="0" distR="0" wp14:anchorId="3BF86C1C" wp14:editId="2C1E3A15">
+            <wp:extent cx="5118469" cy="3500317"/>
+            <wp:effectExtent l="0" t="0" r="6350" b="5080"/>
+            <wp:docPr id="402398690" name="drawing"/>
+            <wp:cNvGraphicFramePr>
+              <a:graphicFrameLocks xmlns:a="http://schemas.openxmlformats.org/drawingml/2006/main" noChangeAspect="1"/>
+            </wp:cNvGraphicFramePr>
+            <a:graphic xmlns:a="http://schemas.openxmlformats.org/drawingml/2006/main">
+              <a:graphicData uri="http://schemas.openxmlformats.org/drawingml/2006/picture">
+                <pic:pic xmlns:pic="http://schemas.openxmlformats.org/drawingml/2006/picture">
+                  <pic:nvPicPr>
+                    <pic:cNvPr id="402398690" name="Picture 402398690"/>
+                    <pic:cNvPicPr/>
+                  </pic:nvPicPr>
+                  <pic:blipFill>
+                    <a:blip r:embed="rId17">
+                      <a:extLst>
+                        <a:ext uri="{28A0092B-C50C-407E-A947-70E740481C1C}">
+                          <a14:useLocalDpi xmlns:a14="http://schemas.microsoft.com/office/drawing/2010/main"/>
+                        </a:ext>
+                      </a:extLst>
+                    </a:blip>
+                    <a:stretch>
+                      <a:fillRect/>
+                    </a:stretch>
+                  </pic:blipFill>
+                  <pic:spPr>
+                    <a:xfrm>
+                      <a:off x="0" y="0"/>
+                      <a:ext cx="5123760" cy="3503936"/>
+                    </a:xfrm>
+                    <a:prstGeom prst="rect">
+                      <a:avLst/>
+                    </a:prstGeom>
+                  </pic:spPr>
+                </pic:pic>
+              </a:graphicData>
+            </a:graphic>
+          </wp:inline>
+        </w:drawing>
+      </w:r>
+    </w:p>
+    <w:p>
+      <w:pPr>
+        <w:pStyle w:val="hinh"/>
+      </w:pPr>
+      <w:bookmarkStart w:id="44" w:name="_Toc214358131"/>
+      <w:r>
+        <w:t>Hình 3.</w:t>
+      </w:r>
+      <w:r>
+        <w:t>9</w:t>
+      </w:r>
+      <w:r>
+        <w:t xml:space="preserve">: </w:t>
+      </w:r>
+      <w:r>
+        <w:t xml:space="preserve">Biểu đồ Use case </w:t>
+      </w:r>
+      <w:r>
+        <w:t>quản lý sản phẩm</w:t>
+      </w:r>
+      <w:bookmarkEnd w:id="44"/>
+    </w:p>
+    <w:p>
+      <w:pPr>
+        <w:rPr>
+          <w:rFonts w:ascii="Times New Roman" w:hAnsi="Times New Roman" w:cs="Times New Roman"/>
+          <w:b/>
+          <w:bCs/>
+          <w:sz w:val="26"/>
+          <w:szCs w:val="26"/>
+        </w:rPr>
+      </w:pPr>
+      <w:r>
+        <w:rPr>
+          <w:rFonts w:ascii="Times New Roman" w:hAnsi="Times New Roman" w:cs="Times New Roman"/>
+          <w:b/>
+          <w:bCs/>
+          <w:sz w:val="26"/>
+          <w:szCs w:val="26"/>
+        </w:rPr>
+        <w:lastRenderedPageBreak/>
+        <w:t xml:space="preserve">*Usecase </w:t>
+      </w:r>
+      <w:r>
+        <w:rPr>
+          <w:rFonts w:ascii="Times New Roman" w:hAnsi="Times New Roman" w:cs="Times New Roman"/>
+          <w:b/>
+          <w:bCs/>
+          <w:sz w:val="26"/>
+          <w:szCs w:val="26"/>
+        </w:rPr>
+        <w:t>Quản lí đơn hàng</w:t>
+      </w:r>
+    </w:p>
+    <w:p>
+      <w:pPr>
+        <w:rPr>
+          <w:rFonts w:ascii="Times New Roman" w:hAnsi="Times New Roman" w:cs="Times New Roman"/>
+          <w:b/>
+          <w:bCs/>
+          <w:sz w:val="26"/>
+          <w:szCs w:val="26"/>
+        </w:rPr>
+      </w:pPr>
+      <w:r>
+        <w:rPr>
+          <w:noProof/>
+        </w:rPr>
+        <w:drawing>
+          <wp:inline distT="0" distB="0" distL="0" distR="0" wp14:anchorId="2B421273" wp14:editId="3EBECBC5">
+            <wp:extent cx="5246060" cy="3465367"/>
+            <wp:effectExtent l="0" t="0" r="0" b="1905"/>
+            <wp:docPr id="356977167" name="drawing"/>
+            <wp:cNvGraphicFramePr>
+              <a:graphicFrameLocks xmlns:a="http://schemas.openxmlformats.org/drawingml/2006/main" noChangeAspect="1"/>
+            </wp:cNvGraphicFramePr>
+            <a:graphic xmlns:a="http://schemas.openxmlformats.org/drawingml/2006/main">
+              <a:graphicData uri="http://schemas.openxmlformats.org/drawingml/2006/picture">
+                <pic:pic xmlns:pic="http://schemas.openxmlformats.org/drawingml/2006/picture">
+                  <pic:nvPicPr>
+                    <pic:cNvPr id="356977167" name="Picture 356977167"/>
+                    <pic:cNvPicPr/>
+                  </pic:nvPicPr>
+                  <pic:blipFill>
+                    <a:blip r:embed="rId18">
+                      <a:extLst>
+                        <a:ext uri="{28A0092B-C50C-407E-A947-70E740481C1C}">
+                          <a14:useLocalDpi xmlns:a14="http://schemas.microsoft.com/office/drawing/2010/main"/>
+                        </a:ext>
+                      </a:extLst>
+                    </a:blip>
+                    <a:stretch>
+                      <a:fillRect/>
+                    </a:stretch>
+                  </pic:blipFill>
+                  <pic:spPr>
+                    <a:xfrm>
+                      <a:off x="0" y="0"/>
+                      <a:ext cx="5257258" cy="3472764"/>
+                    </a:xfrm>
+                    <a:prstGeom prst="rect">
+                      <a:avLst/>
+                    </a:prstGeom>
+                  </pic:spPr>
+                </pic:pic>
+              </a:graphicData>
+            </a:graphic>
+          </wp:inline>
+        </w:drawing>
+      </w:r>
+    </w:p>
+    <w:p>
+      <w:pPr>
+        <w:pStyle w:val="hinh"/>
+      </w:pPr>
+      <w:bookmarkStart w:id="45" w:name="_Toc214358132"/>
+      <w:r>
+        <w:t>Hình 3.</w:t>
+      </w:r>
+      <w:r>
+        <w:t>10</w:t>
+      </w:r>
+      <w:r>
+        <w:t xml:space="preserve">: </w:t>
+      </w:r>
+      <w:r>
+        <w:t>Biểu đồ Use case</w:t>
+      </w:r>
+      <w:r>
+        <w:t xml:space="preserve"> quản lí đơn hàng</w:t>
+      </w:r>
+      <w:bookmarkEnd w:id="45"/>
+    </w:p>
+    <w:p>
+      <w:pPr>
+        <w:rPr>
+          <w:rFonts w:ascii="Times New Roman" w:hAnsi="Times New Roman" w:cs="Times New Roman"/>
+          <w:b/>
+          <w:bCs/>
+          <w:sz w:val="26"/>
+          <w:szCs w:val="26"/>
+        </w:rPr>
+      </w:pPr>
+      <w:r>
+        <w:rPr>
+          <w:rFonts w:ascii="Times New Roman" w:hAnsi="Times New Roman" w:cs="Times New Roman"/>
+          <w:b/>
+          <w:bCs/>
+          <w:sz w:val="26"/>
+          <w:szCs w:val="26"/>
+        </w:rPr>
+        <w:t xml:space="preserve">*Usecase </w:t>
+      </w:r>
+      <w:r>
+        <w:rPr>
+          <w:rFonts w:ascii="Times New Roman" w:hAnsi="Times New Roman" w:cs="Times New Roman"/>
+          <w:b/>
+          <w:bCs/>
+          <w:sz w:val="26"/>
+          <w:szCs w:val="26"/>
+        </w:rPr>
+        <w:t>quản lý khách hàng</w:t>
+      </w:r>
+    </w:p>
+    <w:p>
+      <w:pPr>
+        <w:rPr>
+          <w:rFonts w:ascii="Times New Roman" w:hAnsi="Times New Roman" w:cs="Times New Roman"/>
+          <w:b/>
+          <w:bCs/>
+          <w:sz w:val="26"/>
+          <w:szCs w:val="26"/>
+        </w:rPr>
+      </w:pPr>
+      <w:r>
+        <w:rPr>
+          <w:noProof/>
+        </w:rPr>
+        <w:drawing>
+          <wp:inline distT="0" distB="0" distL="0" distR="0" wp14:anchorId="1D911089" wp14:editId="750E91E7">
+            <wp:extent cx="5075939" cy="3505016"/>
+            <wp:effectExtent l="0" t="0" r="0" b="635"/>
+            <wp:docPr id="1579746940" name="drawing"/>
+            <wp:cNvGraphicFramePr>
+              <a:graphicFrameLocks xmlns:a="http://schemas.openxmlformats.org/drawingml/2006/main" noChangeAspect="1"/>
+            </wp:cNvGraphicFramePr>
+            <a:graphic xmlns:a="http://schemas.openxmlformats.org/drawingml/2006/main">
+              <a:graphicData uri="http://schemas.openxmlformats.org/drawingml/2006/picture">
+                <pic:pic xmlns:pic="http://schemas.openxmlformats.org/drawingml/2006/picture">
+                  <pic:nvPicPr>
+                    <pic:cNvPr id="1579746940" name="Picture 1579746940"/>
+                    <pic:cNvPicPr/>
+                  </pic:nvPicPr>
+                  <pic:blipFill>
+                    <a:blip r:embed="rId19">
+                      <a:extLst>
+                        <a:ext uri="{28A0092B-C50C-407E-A947-70E740481C1C}">
+                          <a14:useLocalDpi xmlns:a14="http://schemas.microsoft.com/office/drawing/2010/main"/>
+                        </a:ext>
+                      </a:extLst>
+                    </a:blip>
+                    <a:stretch>
+                      <a:fillRect/>
+                    </a:stretch>
+                  </pic:blipFill>
+                  <pic:spPr>
+                    <a:xfrm>
+                      <a:off x="0" y="0"/>
+                      <a:ext cx="5080475" cy="3508148"/>
+                    </a:xfrm>
+                    <a:prstGeom prst="rect">
+                      <a:avLst/>
+                    </a:prstGeom>
+                  </pic:spPr>
+                </pic:pic>
+              </a:graphicData>
+            </a:graphic>
+          </wp:inline>
+        </w:drawing>
+      </w:r>
+    </w:p>
+    <w:p>
+      <w:pPr>
+        <w:pStyle w:val="hinh"/>
+      </w:pPr>
+      <w:bookmarkStart w:id="46" w:name="_Toc214358133"/>
+      <w:r>
+        <w:t>Hình 3.1</w:t>
+      </w:r>
+      <w:r>
+        <w:t>1</w:t>
+      </w:r>
+      <w:r>
+        <w:t xml:space="preserve">: </w:t>
+      </w:r>
+      <w:r>
+        <w:t xml:space="preserve">Biểu đồ Use case </w:t>
+      </w:r>
+      <w:r>
+        <w:t>quản lý khách hàng</w:t>
+      </w:r>
+      <w:bookmarkEnd w:id="46"/>
+    </w:p>
+    <w:p>
+      <w:pPr>
+        <w:rPr>
+          <w:rFonts w:ascii="Times New Roman" w:hAnsi="Times New Roman" w:cs="Times New Roman"/>
+          <w:b/>
+          <w:bCs/>
+          <w:sz w:val="26"/>
+          <w:szCs w:val="26"/>
+        </w:rPr>
+      </w:pPr>
     </w:p>
     <w:p>
       <w:pPr>
         <w:pStyle w:val="Heading3"/>
       </w:pPr>
-      <w:bookmarkStart w:id="37" w:name="_Toc214356159"/>
+      <w:bookmarkStart w:id="47" w:name="_Toc214356159"/>
       <w:r>
         <w:t>3.1.4. Đặc tả các chức năng theo use case</w:t>
       </w:r>
-      <w:bookmarkEnd w:id="37"/>
+      <w:bookmarkEnd w:id="47"/>
     </w:p>
     <w:p>
       <w:pPr>
@@ -9395,7 +11405,6 @@
                 <w:sz w:val="26"/>
                 <w:szCs w:val="26"/>
               </w:rPr>
-              <w:lastRenderedPageBreak/>
               <w:t>Dòng sự kiện chính</w:t>
             </w:r>
           </w:p>
@@ -9768,8 +11777,9 @@
       <w:pPr>
         <w:pStyle w:val="hinh"/>
       </w:pPr>
-      <w:bookmarkStart w:id="38" w:name="_Toc214356197"/>
-      <w:r>
+      <w:bookmarkStart w:id="48" w:name="_Toc214358134"/>
+      <w:r>
+        <w:lastRenderedPageBreak/>
         <w:t>Bảng 3.</w:t>
       </w:r>
       <w:r>
@@ -9778,7 +11788,7 @@
       <w:r>
         <w:t>: Đặc tả chức năng đăng ký</w:t>
       </w:r>
-      <w:bookmarkEnd w:id="38"/>
+      <w:bookmarkEnd w:id="48"/>
     </w:p>
     <w:p>
       <w:pPr>
@@ -10100,7 +12110,6 @@
                 <w:sz w:val="26"/>
                 <w:szCs w:val="26"/>
               </w:rPr>
-              <w:lastRenderedPageBreak/>
               <w:t>Dòng sự kiện chính</w:t>
             </w:r>
           </w:p>
@@ -10473,7 +12482,7 @@
       <w:pPr>
         <w:pStyle w:val="hinh"/>
       </w:pPr>
-      <w:bookmarkStart w:id="39" w:name="_Toc214356198"/>
+      <w:bookmarkStart w:id="49" w:name="_Toc214358135"/>
       <w:r>
         <w:t>Bảng 3.</w:t>
       </w:r>
@@ -10486,7 +12495,7 @@
       <w:r>
         <w:t>đăng nhập</w:t>
       </w:r>
-      <w:bookmarkEnd w:id="39"/>
+      <w:bookmarkEnd w:id="49"/>
     </w:p>
     <w:p>
       <w:pPr>
@@ -10512,6 +12521,7 @@
           <w:sz w:val="26"/>
           <w:szCs w:val="26"/>
         </w:rPr>
+        <w:lastRenderedPageBreak/>
         <w:t>UC-C3: Đăng xuất khách hàng.</w:t>
       </w:r>
     </w:p>
@@ -10817,7 +12827,6 @@
                 <w:sz w:val="26"/>
                 <w:szCs w:val="26"/>
               </w:rPr>
-              <w:lastRenderedPageBreak/>
               <w:t>Dòng sự kiện chính</w:t>
             </w:r>
           </w:p>
@@ -11172,7 +13181,7 @@
       <w:pPr>
         <w:pStyle w:val="hinh"/>
       </w:pPr>
-      <w:bookmarkStart w:id="40" w:name="_Toc214356199"/>
+      <w:bookmarkStart w:id="50" w:name="_Toc214358136"/>
       <w:r>
         <w:t>Bảng 3.</w:t>
       </w:r>
@@ -11185,7 +13194,7 @@
       <w:r>
         <w:t>đăng xuất</w:t>
       </w:r>
-      <w:bookmarkEnd w:id="40"/>
+      <w:bookmarkEnd w:id="50"/>
     </w:p>
     <w:p>
       <w:pPr>
@@ -11358,6 +13367,7 @@
                 <w:sz w:val="26"/>
                 <w:szCs w:val="26"/>
               </w:rPr>
+              <w:lastRenderedPageBreak/>
               <w:t>Tên Use Case</w:t>
             </w:r>
           </w:p>
@@ -11587,7 +13597,6 @@
                 <w:sz w:val="26"/>
                 <w:szCs w:val="26"/>
               </w:rPr>
-              <w:lastRenderedPageBreak/>
               <w:t>- Hiển thị danh sách sản phẩm tương ứng.</w:t>
             </w:r>
           </w:p>
@@ -11851,7 +13860,7 @@
       <w:pPr>
         <w:pStyle w:val="hinh"/>
       </w:pPr>
-      <w:bookmarkStart w:id="41" w:name="_Toc214356200"/>
+      <w:bookmarkStart w:id="51" w:name="_Toc214358137"/>
       <w:r>
         <w:t>Bảng 3.</w:t>
       </w:r>
@@ -11864,7 +13873,7 @@
       <w:r>
         <w:t>xem danh sách sản phẩm</w:t>
       </w:r>
-      <w:bookmarkEnd w:id="41"/>
+      <w:bookmarkEnd w:id="51"/>
     </w:p>
     <w:p>
       <w:pPr>
@@ -12195,6 +14204,7 @@
                 <w:sz w:val="26"/>
                 <w:szCs w:val="26"/>
               </w:rPr>
+              <w:lastRenderedPageBreak/>
               <w:t>Dòng sự kiện chính</w:t>
             </w:r>
           </w:p>
@@ -12310,7 +14320,6 @@
                 <w:sz w:val="26"/>
                 <w:szCs w:val="26"/>
               </w:rPr>
-              <w:lastRenderedPageBreak/>
               <w:t>Các dòng sự kiện khác hoặc ngoại lệ</w:t>
             </w:r>
           </w:p>
@@ -12514,7 +14523,7 @@
       <w:pPr>
         <w:pStyle w:val="hinh"/>
       </w:pPr>
-      <w:bookmarkStart w:id="42" w:name="_Toc214356201"/>
+      <w:bookmarkStart w:id="52" w:name="_Toc214358138"/>
       <w:r>
         <w:t>Bảng 3.</w:t>
       </w:r>
@@ -12527,7 +14536,7 @@
       <w:r>
         <w:t>tìm kiếm sản phẩm</w:t>
       </w:r>
-      <w:bookmarkEnd w:id="42"/>
+      <w:bookmarkEnd w:id="52"/>
     </w:p>
     <w:p>
       <w:pPr>
@@ -12973,6 +14982,7 @@
                 <w:sz w:val="26"/>
                 <w:szCs w:val="26"/>
               </w:rPr>
+              <w:lastRenderedPageBreak/>
               <w:t>Các dòng sự kiện khác hoặc ngoại lệ</w:t>
             </w:r>
           </w:p>
@@ -13084,7 +15094,6 @@
                 <w:sz w:val="26"/>
                 <w:szCs w:val="26"/>
               </w:rPr>
-              <w:lastRenderedPageBreak/>
               <w:t>Tiền điều kiện</w:t>
             </w:r>
           </w:p>
@@ -13209,7 +15218,7 @@
       <w:pPr>
         <w:pStyle w:val="hinh"/>
       </w:pPr>
-      <w:bookmarkStart w:id="43" w:name="_Toc214356202"/>
+      <w:bookmarkStart w:id="53" w:name="_Toc214358139"/>
       <w:r>
         <w:t>Bảng 3.</w:t>
       </w:r>
@@ -13222,7 +15231,7 @@
       <w:r>
         <w:t>xem chi tiết sản phẩm</w:t>
       </w:r>
-      <w:bookmarkEnd w:id="43"/>
+      <w:bookmarkEnd w:id="53"/>
     </w:p>
     <w:p>
       <w:pPr>
@@ -13704,6 +15713,7 @@
                 <w:sz w:val="26"/>
                 <w:szCs w:val="26"/>
               </w:rPr>
+              <w:lastRenderedPageBreak/>
               <w:t>Các dòng sự kiện khác hoặc ngoại lệ</w:t>
             </w:r>
           </w:p>
@@ -13739,18 +15749,8 @@
                 <w:sz w:val="26"/>
                 <w:szCs w:val="26"/>
               </w:rPr>
-              <w:t xml:space="preserve">- Sản phẩm hết hàng → Hệ thống hiển thị thông báo “Sản phẩm hết hàng, không thể thêm vào giỏ hàng”, người dùng chọn 1 sản </w:t>
-            </w:r>
-            <w:proofErr w:type="gramStart"/>
-            <w:r>
-              <w:rPr>
-                <w:rFonts w:ascii="Times New Roman" w:eastAsia="Caudex" w:hAnsi="Times New Roman" w:cs="Times New Roman"/>
-                <w:sz w:val="26"/>
-                <w:szCs w:val="26"/>
-              </w:rPr>
-              <w:t>phẩm .</w:t>
-            </w:r>
-            <w:proofErr w:type="gramEnd"/>
+              <w:t>- Sản phẩm hết hàng → Hệ thống hiển thị thông báo “Sản phẩm hết hàng, không thể thêm vào giỏ hàng”, người dùng chọn 1 sản phẩm .</w:t>
+            </w:r>
           </w:p>
           <w:p>
             <w:pPr>
@@ -13811,7 +15811,6 @@
                 <w:sz w:val="26"/>
                 <w:szCs w:val="26"/>
               </w:rPr>
-              <w:lastRenderedPageBreak/>
               <w:t>Tiền điều kiện</w:t>
             </w:r>
           </w:p>
@@ -13954,7 +15953,7 @@
       <w:pPr>
         <w:pStyle w:val="hinh"/>
       </w:pPr>
-      <w:bookmarkStart w:id="44" w:name="_Toc214356203"/>
+      <w:bookmarkStart w:id="54" w:name="_Toc214358140"/>
       <w:r>
         <w:t>Bảng 3.</w:t>
       </w:r>
@@ -13967,7 +15966,7 @@
       <w:r>
         <w:t>thêm sản phẩm vào giỏ hàng</w:t>
       </w:r>
-      <w:bookmarkEnd w:id="44"/>
+      <w:bookmarkEnd w:id="54"/>
     </w:p>
     <w:p>
       <w:pPr>
@@ -14405,6 +16404,7 @@
                 <w:sz w:val="26"/>
                 <w:szCs w:val="26"/>
               </w:rPr>
+              <w:lastRenderedPageBreak/>
               <w:t>- Hệ thống tạo 1 đơn hàng mới.</w:t>
             </w:r>
           </w:p>
@@ -14467,6 +16467,7 @@
                 <w:sz w:val="26"/>
                 <w:szCs w:val="26"/>
               </w:rPr>
+              <w:lastRenderedPageBreak/>
               <w:t>Các dòng sự kiện khác hoặc ngoại lệ</w:t>
             </w:r>
           </w:p>
@@ -14564,7 +16565,6 @@
                 <w:sz w:val="26"/>
                 <w:szCs w:val="26"/>
               </w:rPr>
-              <w:lastRenderedPageBreak/>
               <w:t>Tiền điều kiện</w:t>
             </w:r>
           </w:p>
@@ -14707,7 +16707,7 @@
       <w:pPr>
         <w:pStyle w:val="hinh"/>
       </w:pPr>
-      <w:bookmarkStart w:id="45" w:name="_Toc214356204"/>
+      <w:bookmarkStart w:id="55" w:name="_Toc214358141"/>
       <w:r>
         <w:t>Bảng 3.</w:t>
       </w:r>
@@ -14720,7 +16720,7 @@
       <w:r>
         <w:t>đặt hàng</w:t>
       </w:r>
-      <w:bookmarkEnd w:id="45"/>
+      <w:bookmarkEnd w:id="55"/>
     </w:p>
     <w:p>
       <w:pPr>
@@ -15122,6 +17122,7 @@
                 <w:sz w:val="26"/>
                 <w:szCs w:val="26"/>
               </w:rPr>
+              <w:lastRenderedPageBreak/>
               <w:t>- Người dùng xác nhận thông tin đơn hàng và hình thức thanh toán.</w:t>
             </w:r>
           </w:p>
@@ -15256,18 +17257,8 @@
                 <w:sz w:val="26"/>
                 <w:szCs w:val="26"/>
               </w:rPr>
-              <w:t xml:space="preserve">- Giao dịch thất bại → Hệ thống hiển thị thông báo “Thanh toán thất bại”, người dùng có thể thử lại bằng hình thức thanh </w:t>
-            </w:r>
-            <w:proofErr w:type="gramStart"/>
-            <w:r>
-              <w:rPr>
-                <w:rFonts w:ascii="Times New Roman" w:eastAsia="Caudex" w:hAnsi="Times New Roman" w:cs="Times New Roman"/>
-                <w:sz w:val="26"/>
-                <w:szCs w:val="26"/>
-              </w:rPr>
-              <w:t>toán .</w:t>
-            </w:r>
-            <w:proofErr w:type="gramEnd"/>
+              <w:t>- Giao dịch thất bại → Hệ thống hiển thị thông báo “Thanh toán thất bại”, người dùng có thể thử lại bằng hình thức thanh toán .</w:t>
+            </w:r>
           </w:p>
           <w:p>
             <w:pPr>
@@ -15284,18 +17275,8 @@
                 <w:sz w:val="26"/>
                 <w:szCs w:val="26"/>
               </w:rPr>
-              <w:t xml:space="preserve">- Người dùng hủy thanh toán → Hệ thống hiển thị thông báo “Hủy bỏ thanh toán”, trạng thái đơn hàng không </w:t>
-            </w:r>
-            <w:proofErr w:type="gramStart"/>
-            <w:r>
-              <w:rPr>
-                <w:rFonts w:ascii="Times New Roman" w:eastAsia="Times New Roman" w:hAnsi="Times New Roman" w:cs="Times New Roman"/>
-                <w:sz w:val="26"/>
-                <w:szCs w:val="26"/>
-              </w:rPr>
-              <w:t>cập .</w:t>
-            </w:r>
-            <w:proofErr w:type="gramEnd"/>
+              <w:t>- Người dùng hủy thanh toán → Hệ thống hiển thị thông báo “Hủy bỏ thanh toán”, trạng thái đơn hàng không cập .</w:t>
+            </w:r>
           </w:p>
         </w:tc>
       </w:tr>
@@ -15480,7 +17461,7 @@
       <w:pPr>
         <w:pStyle w:val="hinh"/>
       </w:pPr>
-      <w:bookmarkStart w:id="46" w:name="_Toc214356205"/>
+      <w:bookmarkStart w:id="56" w:name="_Toc214358142"/>
       <w:r>
         <w:t>Bảng 3.</w:t>
       </w:r>
@@ -15493,7 +17474,7 @@
       <w:r>
         <w:t>thanh toán</w:t>
       </w:r>
-      <w:bookmarkEnd w:id="46"/>
+      <w:bookmarkEnd w:id="56"/>
     </w:p>
     <w:p>
       <w:pPr>
@@ -15824,6 +17805,7 @@
                 <w:sz w:val="26"/>
                 <w:szCs w:val="26"/>
               </w:rPr>
+              <w:lastRenderedPageBreak/>
               <w:t>Dòng sự kiện chính</w:t>
             </w:r>
           </w:p>
@@ -15931,7 +17913,6 @@
                 <w:sz w:val="26"/>
                 <w:szCs w:val="26"/>
               </w:rPr>
-              <w:lastRenderedPageBreak/>
               <w:t>- Nếu thông tin hợp lệ, hệ thống cho phép truy cập trang quản trị.</w:t>
             </w:r>
           </w:p>
@@ -16197,7 +18178,7 @@
       <w:pPr>
         <w:pStyle w:val="hinh"/>
       </w:pPr>
-      <w:bookmarkStart w:id="47" w:name="_Toc214356206"/>
+      <w:bookmarkStart w:id="57" w:name="_Toc214358143"/>
       <w:r>
         <w:t>Bảng 3.</w:t>
       </w:r>
@@ -16210,7 +18191,7 @@
       <w:r>
         <w:t>đăng nhập admin</w:t>
       </w:r>
-      <w:bookmarkEnd w:id="47"/>
+      <w:bookmarkEnd w:id="57"/>
     </w:p>
     <w:p>
       <w:pPr>
@@ -16480,6 +18461,7 @@
                 <w:sz w:val="26"/>
                 <w:szCs w:val="26"/>
               </w:rPr>
+              <w:lastRenderedPageBreak/>
               <w:t>Actor</w:t>
             </w:r>
           </w:p>
@@ -16612,7 +18594,6 @@
                 <w:sz w:val="26"/>
                 <w:szCs w:val="26"/>
               </w:rPr>
-              <w:lastRenderedPageBreak/>
               <w:t>- Hệ thống hiển thị form xác nhận “Đăng xuất”</w:t>
             </w:r>
           </w:p>
@@ -16896,7 +18877,7 @@
       <w:pPr>
         <w:pStyle w:val="hinh"/>
       </w:pPr>
-      <w:bookmarkStart w:id="48" w:name="_Toc214356207"/>
+      <w:bookmarkStart w:id="58" w:name="_Toc214358144"/>
       <w:r>
         <w:t>Bảng 3.</w:t>
       </w:r>
@@ -16909,7 +18890,7 @@
       <w:r>
         <w:t>đăng xuất admin</w:t>
       </w:r>
-      <w:bookmarkEnd w:id="48"/>
+      <w:bookmarkEnd w:id="58"/>
     </w:p>
     <w:p>
       <w:pPr>
@@ -17240,6 +19221,7 @@
                 <w:sz w:val="26"/>
                 <w:szCs w:val="26"/>
               </w:rPr>
+              <w:lastRenderedPageBreak/>
               <w:t>Dòng sự kiện chính</w:t>
             </w:r>
           </w:p>
@@ -17399,7 +19381,6 @@
                 <w:sz w:val="26"/>
                 <w:szCs w:val="26"/>
               </w:rPr>
-              <w:lastRenderedPageBreak/>
               <w:t xml:space="preserve">Xóa sản </w:t>
             </w:r>
           </w:p>
@@ -17717,7 +19698,7 @@
       <w:pPr>
         <w:pStyle w:val="hinh"/>
       </w:pPr>
-      <w:bookmarkStart w:id="49" w:name="_Toc214356208"/>
+      <w:bookmarkStart w:id="59" w:name="_Toc214358145"/>
       <w:r>
         <w:t>Bảng 3.</w:t>
       </w:r>
@@ -17730,7 +19711,7 @@
       <w:r>
         <w:t>quản lý sản phẩm</w:t>
       </w:r>
-      <w:bookmarkEnd w:id="49"/>
+      <w:bookmarkEnd w:id="59"/>
     </w:p>
     <w:p>
       <w:pPr>
@@ -17982,6 +19963,7 @@
                 <w:sz w:val="26"/>
                 <w:szCs w:val="26"/>
               </w:rPr>
+              <w:lastRenderedPageBreak/>
               <w:t>Actor</w:t>
             </w:r>
           </w:p>
@@ -18154,7 +20136,6 @@
                 <w:sz w:val="26"/>
                 <w:szCs w:val="26"/>
               </w:rPr>
-              <w:lastRenderedPageBreak/>
               <w:t>Xem chi tiết tài khoản</w:t>
             </w:r>
           </w:p>
@@ -18560,7 +20541,7 @@
       <w:pPr>
         <w:pStyle w:val="hinh"/>
       </w:pPr>
-      <w:bookmarkStart w:id="50" w:name="_Toc214356209"/>
+      <w:bookmarkStart w:id="60" w:name="_Toc214358146"/>
       <w:r>
         <w:t>Bảng 3.</w:t>
       </w:r>
@@ -18573,7 +20554,7 @@
       <w:r>
         <w:t>quản lý tài khoản</w:t>
       </w:r>
-      <w:bookmarkEnd w:id="50"/>
+      <w:bookmarkEnd w:id="60"/>
     </w:p>
     <w:p>
       <w:pPr>
@@ -18663,6 +20644,7 @@
                 <w:sz w:val="26"/>
                 <w:szCs w:val="26"/>
               </w:rPr>
+              <w:lastRenderedPageBreak/>
               <w:t>Use Case</w:t>
             </w:r>
           </w:p>
@@ -18905,7 +20887,6 @@
                 <w:sz w:val="26"/>
                 <w:szCs w:val="26"/>
               </w:rPr>
-              <w:lastRenderedPageBreak/>
               <w:t>Dòng sự kiện chính</w:t>
             </w:r>
           </w:p>
@@ -19377,6 +21358,7 @@
                 <w:sz w:val="26"/>
                 <w:szCs w:val="26"/>
               </w:rPr>
+              <w:lastRenderedPageBreak/>
               <w:t>Hậu điều kiện</w:t>
             </w:r>
           </w:p>
@@ -19422,7 +21404,7 @@
       <w:pPr>
         <w:pStyle w:val="hinh"/>
       </w:pPr>
-      <w:bookmarkStart w:id="51" w:name="_Toc214356210"/>
+      <w:bookmarkStart w:id="61" w:name="_Toc214358147"/>
       <w:r>
         <w:t>Bảng 3.</w:t>
       </w:r>
@@ -19435,7 +21417,7 @@
       <w:r>
         <w:t>quản lý đơn hàng</w:t>
       </w:r>
-      <w:bookmarkEnd w:id="51"/>
+      <w:bookmarkEnd w:id="61"/>
     </w:p>
     <w:p>
       <w:pPr>
@@ -19451,11 +21433,11 @@
       <w:pPr>
         <w:pStyle w:val="Heading3"/>
       </w:pPr>
-      <w:bookmarkStart w:id="52" w:name="_Toc214356160"/>
+      <w:bookmarkStart w:id="62" w:name="_Toc214356160"/>
       <w:r>
         <w:t>3.1.5. Biểu đồ hoạt động các chức năng</w:t>
       </w:r>
-      <w:bookmarkEnd w:id="52"/>
+      <w:bookmarkEnd w:id="62"/>
     </w:p>
     <w:p>
       <w:pPr>
@@ -19491,7 +21473,6 @@
           <w:sz w:val="26"/>
           <w:szCs w:val="26"/>
         </w:rPr>
-        <w:lastRenderedPageBreak/>
         <w:drawing>
           <wp:inline distT="114300" distB="114300" distL="114300" distR="114300" wp14:anchorId="48D3EF6E" wp14:editId="059533E5">
             <wp:extent cx="5972175" cy="3136900"/>
@@ -19506,7 +21487,7 @@
                     <pic:cNvPicPr preferRelativeResize="0"/>
                   </pic:nvPicPr>
                   <pic:blipFill>
-                    <a:blip r:embed="rId10"/>
+                    <a:blip r:embed="rId20"/>
                     <a:srcRect/>
                     <a:stretch>
                       <a:fillRect/>
@@ -19533,7 +21514,7 @@
       <w:pPr>
         <w:pStyle w:val="hinh"/>
       </w:pPr>
-      <w:bookmarkStart w:id="53" w:name="_Toc214356211"/>
+      <w:bookmarkStart w:id="63" w:name="_Toc214358148"/>
       <w:r>
         <w:t>Hình</w:t>
       </w:r>
@@ -19541,7 +21522,7 @@
         <w:t xml:space="preserve"> 3.</w:t>
       </w:r>
       <w:r>
-        <w:t>2</w:t>
+        <w:t>12</w:t>
       </w:r>
       <w:r>
         <w:t xml:space="preserve">: </w:t>
@@ -19552,7 +21533,7 @@
       <w:r>
         <w:t>đăng ký</w:t>
       </w:r>
-      <w:bookmarkEnd w:id="53"/>
+      <w:bookmarkEnd w:id="63"/>
     </w:p>
     <w:p>
       <w:pPr>
@@ -19598,6 +21579,7 @@
           <w:sz w:val="26"/>
           <w:szCs w:val="26"/>
         </w:rPr>
+        <w:lastRenderedPageBreak/>
         <w:drawing>
           <wp:inline distT="114300" distB="114300" distL="114300" distR="114300" wp14:anchorId="47F47F01" wp14:editId="09B926A7">
             <wp:extent cx="5972175" cy="3251200"/>
@@ -19612,7 +21594,7 @@
                     <pic:cNvPicPr preferRelativeResize="0"/>
                   </pic:nvPicPr>
                   <pic:blipFill>
-                    <a:blip r:embed="rId11"/>
+                    <a:blip r:embed="rId21"/>
                     <a:srcRect/>
                     <a:stretch>
                       <a:fillRect/>
@@ -19639,11 +21621,14 @@
       <w:pPr>
         <w:pStyle w:val="hinh"/>
       </w:pPr>
-      <w:bookmarkStart w:id="54" w:name="_Toc214356212"/>
+      <w:bookmarkStart w:id="64" w:name="_Toc214358149"/>
       <w:r>
         <w:t>Hình 3.</w:t>
       </w:r>
       <w:r>
+        <w:t>1</w:t>
+      </w:r>
+      <w:r>
         <w:t>3</w:t>
       </w:r>
       <w:r>
@@ -19652,7 +21637,7 @@
       <w:r>
         <w:t>nhập</w:t>
       </w:r>
-      <w:bookmarkEnd w:id="54"/>
+      <w:bookmarkEnd w:id="64"/>
     </w:p>
     <w:p>
       <w:pPr>
@@ -19679,7 +21664,6 @@
           <w:sz w:val="26"/>
           <w:szCs w:val="26"/>
         </w:rPr>
-        <w:lastRenderedPageBreak/>
         <w:t>UC-C3: Đăng xuất khách hàng.</w:t>
       </w:r>
     </w:p>
@@ -19713,7 +21697,7 @@
                     <pic:cNvPicPr preferRelativeResize="0"/>
                   </pic:nvPicPr>
                   <pic:blipFill>
-                    <a:blip r:embed="rId12"/>
+                    <a:blip r:embed="rId22"/>
                     <a:srcRect/>
                     <a:stretch>
                       <a:fillRect/>
@@ -19740,11 +21724,14 @@
       <w:pPr>
         <w:pStyle w:val="hinh"/>
       </w:pPr>
-      <w:bookmarkStart w:id="55" w:name="_Toc214356213"/>
+      <w:bookmarkStart w:id="65" w:name="_Toc214358150"/>
       <w:r>
         <w:t>Hình 3.</w:t>
       </w:r>
       <w:r>
+        <w:t>1</w:t>
+      </w:r>
+      <w:r>
         <w:t>4</w:t>
       </w:r>
       <w:r>
@@ -19753,7 +21740,7 @@
       <w:r>
         <w:t>xuất</w:t>
       </w:r>
-      <w:bookmarkEnd w:id="55"/>
+      <w:bookmarkEnd w:id="65"/>
     </w:p>
     <w:p>
       <w:pPr>
@@ -19764,132 +21751,13 @@
           <w:szCs w:val="26"/>
         </w:rPr>
       </w:pPr>
-    </w:p>
-    <w:p>
-      <w:pPr>
-        <w:spacing w:before="240" w:after="240"/>
+      <w:r>
         <w:rPr>
           <w:rFonts w:ascii="Times New Roman" w:eastAsia="Times New Roman" w:hAnsi="Times New Roman" w:cs="Times New Roman"/>
           <w:sz w:val="26"/>
           <w:szCs w:val="26"/>
         </w:rPr>
-      </w:pPr>
-    </w:p>
-    <w:p>
-      <w:pPr>
-        <w:spacing w:before="240" w:after="240"/>
-        <w:rPr>
-          <w:rFonts w:ascii="Times New Roman" w:eastAsia="Times New Roman" w:hAnsi="Times New Roman" w:cs="Times New Roman"/>
-          <w:sz w:val="26"/>
-          <w:szCs w:val="26"/>
-        </w:rPr>
-      </w:pPr>
-    </w:p>
-    <w:p>
-      <w:pPr>
-        <w:spacing w:before="240" w:after="240"/>
-        <w:rPr>
-          <w:rFonts w:ascii="Times New Roman" w:eastAsia="Times New Roman" w:hAnsi="Times New Roman" w:cs="Times New Roman"/>
-          <w:sz w:val="26"/>
-          <w:szCs w:val="26"/>
-        </w:rPr>
-      </w:pPr>
-    </w:p>
-    <w:p>
-      <w:pPr>
-        <w:spacing w:before="240" w:after="240"/>
-        <w:rPr>
-          <w:rFonts w:ascii="Times New Roman" w:eastAsia="Times New Roman" w:hAnsi="Times New Roman" w:cs="Times New Roman"/>
-          <w:sz w:val="26"/>
-          <w:szCs w:val="26"/>
-        </w:rPr>
-      </w:pPr>
-    </w:p>
-    <w:p>
-      <w:pPr>
-        <w:spacing w:before="240" w:after="240"/>
-        <w:rPr>
-          <w:rFonts w:ascii="Times New Roman" w:eastAsia="Times New Roman" w:hAnsi="Times New Roman" w:cs="Times New Roman"/>
-          <w:sz w:val="26"/>
-          <w:szCs w:val="26"/>
-        </w:rPr>
-      </w:pPr>
-    </w:p>
-    <w:p>
-      <w:pPr>
-        <w:spacing w:before="240" w:after="240"/>
-        <w:rPr>
-          <w:rFonts w:ascii="Times New Roman" w:eastAsia="Times New Roman" w:hAnsi="Times New Roman" w:cs="Times New Roman"/>
-          <w:sz w:val="26"/>
-          <w:szCs w:val="26"/>
-        </w:rPr>
-      </w:pPr>
-    </w:p>
-    <w:p>
-      <w:pPr>
-        <w:spacing w:before="240" w:after="240"/>
-        <w:rPr>
-          <w:rFonts w:ascii="Times New Roman" w:eastAsia="Times New Roman" w:hAnsi="Times New Roman" w:cs="Times New Roman"/>
-          <w:sz w:val="26"/>
-          <w:szCs w:val="26"/>
-        </w:rPr>
-      </w:pPr>
-    </w:p>
-    <w:p>
-      <w:pPr>
-        <w:spacing w:before="240" w:after="240"/>
-        <w:rPr>
-          <w:rFonts w:ascii="Times New Roman" w:eastAsia="Times New Roman" w:hAnsi="Times New Roman" w:cs="Times New Roman"/>
-          <w:sz w:val="26"/>
-          <w:szCs w:val="26"/>
-        </w:rPr>
-      </w:pPr>
-    </w:p>
-    <w:p>
-      <w:pPr>
-        <w:spacing w:before="240" w:after="240"/>
-        <w:rPr>
-          <w:rFonts w:ascii="Times New Roman" w:eastAsia="Times New Roman" w:hAnsi="Times New Roman" w:cs="Times New Roman"/>
-          <w:sz w:val="26"/>
-          <w:szCs w:val="26"/>
-        </w:rPr>
-      </w:pPr>
-    </w:p>
-    <w:p>
-      <w:pPr>
-        <w:spacing w:before="240" w:after="240"/>
-        <w:rPr>
-          <w:rFonts w:ascii="Times New Roman" w:eastAsia="Times New Roman" w:hAnsi="Times New Roman" w:cs="Times New Roman"/>
-          <w:sz w:val="26"/>
-          <w:szCs w:val="26"/>
-        </w:rPr>
-      </w:pPr>
-    </w:p>
-    <w:p>
-      <w:pPr>
-        <w:spacing w:before="240" w:after="240"/>
-        <w:rPr>
-          <w:rFonts w:ascii="Times New Roman" w:eastAsia="Times New Roman" w:hAnsi="Times New Roman" w:cs="Times New Roman"/>
-          <w:sz w:val="26"/>
-          <w:szCs w:val="26"/>
-        </w:rPr>
-      </w:pPr>
-    </w:p>
-    <w:p>
-      <w:pPr>
-        <w:spacing w:before="240" w:after="240"/>
-        <w:rPr>
-          <w:rFonts w:ascii="Times New Roman" w:eastAsia="Times New Roman" w:hAnsi="Times New Roman" w:cs="Times New Roman"/>
-          <w:sz w:val="26"/>
-          <w:szCs w:val="26"/>
-        </w:rPr>
-      </w:pPr>
-      <w:r>
-        <w:rPr>
-          <w:rFonts w:ascii="Times New Roman" w:eastAsia="Times New Roman" w:hAnsi="Times New Roman" w:cs="Times New Roman"/>
-          <w:sz w:val="26"/>
-          <w:szCs w:val="26"/>
-        </w:rPr>
+        <w:lastRenderedPageBreak/>
         <w:t>UC-C4: Xem danh sách sản phẩm.</w:t>
       </w:r>
     </w:p>
@@ -19923,7 +21791,7 @@
                     <pic:cNvPicPr preferRelativeResize="0"/>
                   </pic:nvPicPr>
                   <pic:blipFill>
-                    <a:blip r:embed="rId13"/>
+                    <a:blip r:embed="rId23"/>
                     <a:srcRect/>
                     <a:stretch>
                       <a:fillRect/>
@@ -19950,11 +21818,14 @@
       <w:pPr>
         <w:pStyle w:val="hinh"/>
       </w:pPr>
-      <w:bookmarkStart w:id="56" w:name="_Toc214356214"/>
+      <w:bookmarkStart w:id="66" w:name="_Toc214358151"/>
       <w:r>
         <w:t>Hình 3.</w:t>
       </w:r>
       <w:r>
+        <w:t>1</w:t>
+      </w:r>
+      <w:r>
         <w:t>5</w:t>
       </w:r>
       <w:r>
@@ -19963,7 +21834,7 @@
       <w:r>
         <w:t>xem danh sách sản phẩm</w:t>
       </w:r>
-      <w:bookmarkEnd w:id="56"/>
+      <w:bookmarkEnd w:id="66"/>
     </w:p>
     <w:p>
       <w:pPr>
@@ -20013,7 +21884,7 @@
                     <pic:cNvPicPr preferRelativeResize="0"/>
                   </pic:nvPicPr>
                   <pic:blipFill>
-                    <a:blip r:embed="rId14"/>
+                    <a:blip r:embed="rId24"/>
                     <a:srcRect/>
                     <a:stretch>
                       <a:fillRect/>
@@ -20040,12 +21911,14 @@
       <w:pPr>
         <w:pStyle w:val="hinh"/>
       </w:pPr>
-      <w:bookmarkStart w:id="57" w:name="_Toc214356215"/>
-      <w:r>
-        <w:lastRenderedPageBreak/>
+      <w:bookmarkStart w:id="67" w:name="_Toc214358152"/>
+      <w:r>
         <w:t>Hình 3.</w:t>
       </w:r>
       <w:r>
+        <w:t>1</w:t>
+      </w:r>
+      <w:r>
         <w:t>6</w:t>
       </w:r>
       <w:r>
@@ -20054,7 +21927,7 @@
       <w:r>
         <w:t>tìm kiếm sản phẩm</w:t>
       </w:r>
-      <w:bookmarkEnd w:id="57"/>
+      <w:bookmarkEnd w:id="67"/>
     </w:p>
     <w:p>
       <w:pPr>
@@ -20114,7 +21987,7 @@
                     <pic:cNvPicPr preferRelativeResize="0"/>
                   </pic:nvPicPr>
                   <pic:blipFill>
-                    <a:blip r:embed="rId15"/>
+                    <a:blip r:embed="rId25"/>
                     <a:srcRect/>
                     <a:stretch>
                       <a:fillRect/>
@@ -20141,11 +22014,14 @@
       <w:pPr>
         <w:pStyle w:val="hinh"/>
       </w:pPr>
-      <w:bookmarkStart w:id="58" w:name="_Toc214356216"/>
+      <w:bookmarkStart w:id="68" w:name="_Toc214358153"/>
       <w:r>
         <w:t>Hình 3.</w:t>
       </w:r>
       <w:r>
+        <w:t>1</w:t>
+      </w:r>
+      <w:r>
         <w:t>7</w:t>
       </w:r>
       <w:r>
@@ -20154,7 +22030,7 @@
       <w:r>
         <w:t>xem chi tiết sản phẩm</w:t>
       </w:r>
-      <w:bookmarkEnd w:id="58"/>
+      <w:bookmarkEnd w:id="68"/>
     </w:p>
     <w:p>
       <w:pPr>
@@ -20324,7 +22200,7 @@
                     <pic:cNvPicPr preferRelativeResize="0"/>
                   </pic:nvPicPr>
                   <pic:blipFill>
-                    <a:blip r:embed="rId16"/>
+                    <a:blip r:embed="rId26"/>
                     <a:srcRect/>
                     <a:stretch>
                       <a:fillRect/>
@@ -20351,11 +22227,14 @@
       <w:pPr>
         <w:pStyle w:val="hinh"/>
       </w:pPr>
-      <w:bookmarkStart w:id="59" w:name="_Toc214356217"/>
+      <w:bookmarkStart w:id="69" w:name="_Toc214358154"/>
       <w:r>
         <w:t>Hình 3.</w:t>
       </w:r>
       <w:r>
+        <w:t>1</w:t>
+      </w:r>
+      <w:r>
         <w:t>8</w:t>
       </w:r>
       <w:r>
@@ -20364,17 +22243,7 @@
       <w:r>
         <w:t>thêm sản phẩm vào giỏ hàng</w:t>
       </w:r>
-      <w:bookmarkEnd w:id="59"/>
-    </w:p>
-    <w:p>
-      <w:pPr>
-        <w:spacing w:before="240" w:after="240"/>
-        <w:rPr>
-          <w:rFonts w:ascii="Times New Roman" w:eastAsia="Times New Roman" w:hAnsi="Times New Roman" w:cs="Times New Roman"/>
-          <w:sz w:val="26"/>
-          <w:szCs w:val="26"/>
-        </w:rPr>
-      </w:pPr>
+      <w:bookmarkEnd w:id="69"/>
     </w:p>
     <w:p>
       <w:pPr>
@@ -20410,7 +22279,6 @@
           <w:sz w:val="26"/>
           <w:szCs w:val="26"/>
         </w:rPr>
-        <w:lastRenderedPageBreak/>
         <w:drawing>
           <wp:inline distT="114300" distB="114300" distL="114300" distR="114300" wp14:anchorId="7B3F79D4" wp14:editId="4D31A2C4">
             <wp:extent cx="5972175" cy="2971800"/>
@@ -20425,7 +22293,7 @@
                     <pic:cNvPicPr preferRelativeResize="0"/>
                   </pic:nvPicPr>
                   <pic:blipFill>
-                    <a:blip r:embed="rId17"/>
+                    <a:blip r:embed="rId27"/>
                     <a:srcRect/>
                     <a:stretch>
                       <a:fillRect/>
@@ -20452,11 +22320,14 @@
       <w:pPr>
         <w:pStyle w:val="hinh"/>
       </w:pPr>
-      <w:bookmarkStart w:id="60" w:name="_Toc214356218"/>
+      <w:bookmarkStart w:id="70" w:name="_Toc214358155"/>
       <w:r>
         <w:t>Hình 3.</w:t>
       </w:r>
       <w:r>
+        <w:t>1</w:t>
+      </w:r>
+      <w:r>
         <w:t>9</w:t>
       </w:r>
       <w:r>
@@ -20465,7 +22336,7 @@
       <w:r>
         <w:t>đặt hàng</w:t>
       </w:r>
-      <w:bookmarkEnd w:id="60"/>
+      <w:bookmarkEnd w:id="70"/>
     </w:p>
     <w:p>
       <w:pPr>
@@ -20482,6 +22353,7 @@
           <w:sz w:val="26"/>
           <w:szCs w:val="26"/>
         </w:rPr>
+        <w:lastRenderedPageBreak/>
         <w:t>UC-C9: Thanh toán.</w:t>
       </w:r>
     </w:p>
@@ -20515,7 +22387,7 @@
                     <pic:cNvPicPr preferRelativeResize="0"/>
                   </pic:nvPicPr>
                   <pic:blipFill>
-                    <a:blip r:embed="rId18"/>
+                    <a:blip r:embed="rId28"/>
                     <a:srcRect/>
                     <a:stretch>
                       <a:fillRect/>
@@ -20542,12 +22414,18 @@
       <w:pPr>
         <w:pStyle w:val="hinh"/>
       </w:pPr>
-      <w:bookmarkStart w:id="61" w:name="_Toc214356219"/>
+      <w:bookmarkStart w:id="71" w:name="_Toc214358156"/>
       <w:r>
         <w:t>Hình 3</w:t>
       </w:r>
       <w:r>
-        <w:t>.10</w:t>
+        <w:t>.</w:t>
+      </w:r>
+      <w:r>
+        <w:t>2</w:t>
+      </w:r>
+      <w:r>
+        <w:t>0</w:t>
       </w:r>
       <w:r>
         <w:t xml:space="preserve">: Biểu đồ hoạt động </w:t>
@@ -20555,7 +22433,7 @@
       <w:r>
         <w:t>thanh toán</w:t>
       </w:r>
-      <w:bookmarkEnd w:id="61"/>
+      <w:bookmarkEnd w:id="71"/>
     </w:p>
     <w:p>
       <w:pPr>
@@ -20591,7 +22469,6 @@
           <w:sz w:val="26"/>
           <w:szCs w:val="26"/>
         </w:rPr>
-        <w:lastRenderedPageBreak/>
         <w:drawing>
           <wp:inline distT="114300" distB="114300" distL="114300" distR="114300" wp14:anchorId="22086303" wp14:editId="36CB2C54">
             <wp:extent cx="5972175" cy="3263900"/>
@@ -20606,7 +22483,7 @@
                     <pic:cNvPicPr preferRelativeResize="0"/>
                   </pic:nvPicPr>
                   <pic:blipFill>
-                    <a:blip r:embed="rId19"/>
+                    <a:blip r:embed="rId29"/>
                     <a:srcRect/>
                     <a:stretch>
                       <a:fillRect/>
@@ -20633,12 +22510,15 @@
       <w:pPr>
         <w:pStyle w:val="hinh"/>
       </w:pPr>
-      <w:bookmarkStart w:id="62" w:name="_Toc214356220"/>
+      <w:bookmarkStart w:id="72" w:name="_Toc214358157"/>
       <w:r>
         <w:t>Hình 3.</w:t>
       </w:r>
       <w:r>
-        <w:t>11</w:t>
+        <w:t>2</w:t>
+      </w:r>
+      <w:r>
+        <w:t>1</w:t>
       </w:r>
       <w:r>
         <w:t xml:space="preserve">: Biểu đồ hoạt động </w:t>
@@ -20646,7 +22526,7 @@
       <w:r>
         <w:t>đăng nhập Admin</w:t>
       </w:r>
-      <w:bookmarkEnd w:id="62"/>
+      <w:bookmarkEnd w:id="72"/>
     </w:p>
     <w:p>
       <w:pPr>
@@ -20674,6 +22554,7 @@
           <w:sz w:val="26"/>
           <w:szCs w:val="26"/>
         </w:rPr>
+        <w:lastRenderedPageBreak/>
         <w:t>UC-A2: Đăng xuất Admin.</w:t>
       </w:r>
     </w:p>
@@ -20707,7 +22588,7 @@
                     <pic:cNvPicPr preferRelativeResize="0"/>
                   </pic:nvPicPr>
                   <pic:blipFill>
-                    <a:blip r:embed="rId20"/>
+                    <a:blip r:embed="rId30"/>
                     <a:srcRect/>
                     <a:stretch>
                       <a:fillRect/>
@@ -20734,13 +22615,15 @@
       <w:pPr>
         <w:pStyle w:val="hinh"/>
       </w:pPr>
-      <w:bookmarkStart w:id="63" w:name="_Toc214356221"/>
-      <w:r>
-        <w:lastRenderedPageBreak/>
+      <w:bookmarkStart w:id="73" w:name="_Toc214358158"/>
+      <w:r>
         <w:t>Hình 3.</w:t>
       </w:r>
       <w:r>
-        <w:t>12</w:t>
+        <w:t>2</w:t>
+      </w:r>
+      <w:r>
+        <w:t>2</w:t>
       </w:r>
       <w:r>
         <w:t>: Biểu đồ hoạt động đăng</w:t>
@@ -20748,7 +22631,7 @@
       <w:r>
         <w:t xml:space="preserve"> xuất Admin</w:t>
       </w:r>
-      <w:bookmarkEnd w:id="63"/>
+      <w:bookmarkEnd w:id="73"/>
     </w:p>
     <w:p>
       <w:pPr>
@@ -20798,7 +22681,7 @@
                     <pic:cNvPicPr preferRelativeResize="0"/>
                   </pic:nvPicPr>
                   <pic:blipFill>
-                    <a:blip r:embed="rId21"/>
+                    <a:blip r:embed="rId31"/>
                     <a:srcRect/>
                     <a:stretch>
                       <a:fillRect/>
@@ -20825,12 +22708,15 @@
       <w:pPr>
         <w:pStyle w:val="hinh"/>
       </w:pPr>
-      <w:bookmarkStart w:id="64" w:name="_Toc214356222"/>
+      <w:bookmarkStart w:id="74" w:name="_Toc214358159"/>
       <w:r>
         <w:t>Hình 3.</w:t>
       </w:r>
       <w:r>
-        <w:t>13</w:t>
+        <w:t>2</w:t>
+      </w:r>
+      <w:r>
+        <w:t>3</w:t>
       </w:r>
       <w:r>
         <w:t xml:space="preserve">: Biểu đồ hoạt động </w:t>
@@ -20838,7 +22724,7 @@
       <w:r>
         <w:t>quản lý sản phẩm</w:t>
       </w:r>
-      <w:bookmarkEnd w:id="64"/>
+      <w:bookmarkEnd w:id="74"/>
     </w:p>
     <w:p>
       <w:pPr>
@@ -20865,6 +22751,7 @@
           <w:sz w:val="26"/>
           <w:szCs w:val="26"/>
         </w:rPr>
+        <w:lastRenderedPageBreak/>
         <w:t>UC-A4: Quản lý tài khoản.</w:t>
       </w:r>
     </w:p>
@@ -20898,7 +22785,7 @@
                     <pic:cNvPicPr preferRelativeResize="0"/>
                   </pic:nvPicPr>
                   <pic:blipFill>
-                    <a:blip r:embed="rId22"/>
+                    <a:blip r:embed="rId32"/>
                     <a:srcRect/>
                     <a:stretch>
                       <a:fillRect/>
@@ -20925,12 +22812,15 @@
       <w:pPr>
         <w:pStyle w:val="hinh"/>
       </w:pPr>
-      <w:bookmarkStart w:id="65" w:name="_Toc214356223"/>
+      <w:bookmarkStart w:id="75" w:name="_Toc214358160"/>
       <w:r>
         <w:t>Hình 3.</w:t>
       </w:r>
       <w:r>
-        <w:t>14</w:t>
+        <w:t>2</w:t>
+      </w:r>
+      <w:r>
+        <w:t>4</w:t>
       </w:r>
       <w:r>
         <w:t xml:space="preserve">: Biểu đồ hoạt động </w:t>
@@ -20938,7 +22828,7 @@
       <w:r>
         <w:t>quản lý tài khoản</w:t>
       </w:r>
-      <w:bookmarkEnd w:id="65"/>
+      <w:bookmarkEnd w:id="75"/>
     </w:p>
     <w:p>
       <w:pPr>
@@ -20974,7 +22864,6 @@
           <w:sz w:val="26"/>
           <w:szCs w:val="26"/>
         </w:rPr>
-        <w:lastRenderedPageBreak/>
         <w:drawing>
           <wp:inline distT="114300" distB="114300" distL="114300" distR="114300" wp14:anchorId="4B496B27" wp14:editId="5AA08AC9">
             <wp:extent cx="5972175" cy="2603500"/>
@@ -20989,7 +22878,7 @@
                     <pic:cNvPicPr preferRelativeResize="0"/>
                   </pic:nvPicPr>
                   <pic:blipFill>
-                    <a:blip r:embed="rId23"/>
+                    <a:blip r:embed="rId33"/>
                     <a:srcRect/>
                     <a:stretch>
                       <a:fillRect/>
@@ -21016,12 +22905,15 @@
       <w:pPr>
         <w:pStyle w:val="hinh"/>
       </w:pPr>
-      <w:bookmarkStart w:id="66" w:name="_Toc214356224"/>
+      <w:bookmarkStart w:id="76" w:name="_Toc214358161"/>
       <w:r>
         <w:t>Hình 3.</w:t>
       </w:r>
       <w:r>
-        <w:t>15</w:t>
+        <w:t>2</w:t>
+      </w:r>
+      <w:r>
+        <w:t>5</w:t>
       </w:r>
       <w:r>
         <w:t xml:space="preserve">: Biểu đồ hoạt động </w:t>
@@ -21029,7 +22921,7 @@
       <w:r>
         <w:t>quản lý đơn hàng</w:t>
       </w:r>
-      <w:bookmarkEnd w:id="66"/>
+      <w:bookmarkEnd w:id="76"/>
     </w:p>
     <w:p>
       <w:pPr>
@@ -21041,11 +22933,12 @@
       <w:pPr>
         <w:pStyle w:val="Heading3"/>
       </w:pPr>
-      <w:bookmarkStart w:id="67" w:name="_Toc214356161"/>
-      <w:r>
+      <w:bookmarkStart w:id="77" w:name="_Toc214356161"/>
+      <w:r>
+        <w:lastRenderedPageBreak/>
         <w:t>3.1.6 Biểu đồ tương tác tuần tự các chức năng</w:t>
       </w:r>
-      <w:bookmarkEnd w:id="67"/>
+      <w:bookmarkEnd w:id="77"/>
     </w:p>
     <w:p>
       <w:pPr>
@@ -21079,7 +22972,7 @@
                     <pic:cNvPicPr preferRelativeResize="0"/>
                   </pic:nvPicPr>
                   <pic:blipFill>
-                    <a:blip r:embed="rId24"/>
+                    <a:blip r:embed="rId34"/>
                     <a:srcRect/>
                     <a:stretch>
                       <a:fillRect/>
@@ -21106,7 +22999,7 @@
       <w:pPr>
         <w:pStyle w:val="hinh"/>
       </w:pPr>
-      <w:bookmarkStart w:id="68" w:name="_Toc214356225"/>
+      <w:bookmarkStart w:id="78" w:name="_Toc214358162"/>
       <w:r>
         <w:t xml:space="preserve">Hình </w:t>
       </w:r>
@@ -21114,12 +23007,15 @@
         <w:t>3.</w:t>
       </w:r>
       <w:r>
-        <w:t>16</w:t>
+        <w:t>2</w:t>
+      </w:r>
+      <w:r>
+        <w:t>6</w:t>
       </w:r>
       <w:r>
         <w:t xml:space="preserve"> Biểu đồ tương tác tuần tự chức năng đăng kí</w:t>
       </w:r>
-      <w:bookmarkEnd w:id="68"/>
+      <w:bookmarkEnd w:id="78"/>
       <w:r>
         <w:t xml:space="preserve"> </w:t>
       </w:r>
@@ -21170,7 +23066,7 @@
                     <pic:cNvPicPr preferRelativeResize="0"/>
                   </pic:nvPicPr>
                   <pic:blipFill>
-                    <a:blip r:embed="rId25"/>
+                    <a:blip r:embed="rId35"/>
                     <a:srcRect/>
                     <a:stretch>
                       <a:fillRect/>
@@ -21197,12 +23093,15 @@
       <w:pPr>
         <w:pStyle w:val="hinh"/>
       </w:pPr>
-      <w:bookmarkStart w:id="69" w:name="_Toc214356226"/>
+      <w:bookmarkStart w:id="79" w:name="_Toc214358163"/>
       <w:r>
         <w:t>Hình 3.</w:t>
       </w:r>
       <w:r>
-        <w:t>17</w:t>
+        <w:t>2</w:t>
+      </w:r>
+      <w:r>
+        <w:t>7</w:t>
       </w:r>
       <w:r>
         <w:t xml:space="preserve"> Biểu đồ tương tác tuần tự chức năng đăng </w:t>
@@ -21210,7 +23109,7 @@
       <w:r>
         <w:t>nhập</w:t>
       </w:r>
-      <w:bookmarkEnd w:id="69"/>
+      <w:bookmarkEnd w:id="79"/>
     </w:p>
     <w:p>
       <w:pPr>
@@ -21246,7 +23145,7 @@
                     <pic:cNvPicPr preferRelativeResize="0"/>
                   </pic:nvPicPr>
                   <pic:blipFill>
-                    <a:blip r:embed="rId26"/>
+                    <a:blip r:embed="rId36"/>
                     <a:srcRect/>
                     <a:stretch>
                       <a:fillRect/>
@@ -21273,12 +23172,15 @@
       <w:pPr>
         <w:pStyle w:val="hinh"/>
       </w:pPr>
-      <w:bookmarkStart w:id="70" w:name="_Toc214356227"/>
+      <w:bookmarkStart w:id="80" w:name="_Toc214358164"/>
       <w:r>
         <w:t>Hình 3.</w:t>
       </w:r>
       <w:r>
-        <w:t>18</w:t>
+        <w:t>2</w:t>
+      </w:r>
+      <w:r>
+        <w:t>8</w:t>
       </w:r>
       <w:r>
         <w:t xml:space="preserve"> Biểu đồ tương tác tuần tự chức năng </w:t>
@@ -21286,7 +23188,7 @@
       <w:r>
         <w:t>xem sản phẩm</w:t>
       </w:r>
-      <w:bookmarkEnd w:id="70"/>
+      <w:bookmarkEnd w:id="80"/>
       <w:r>
         <w:t xml:space="preserve"> </w:t>
       </w:r>
@@ -21325,7 +23227,7 @@
                     <pic:cNvPicPr preferRelativeResize="0"/>
                   </pic:nvPicPr>
                   <pic:blipFill>
-                    <a:blip r:embed="rId27"/>
+                    <a:blip r:embed="rId37"/>
                     <a:srcRect/>
                     <a:stretch>
                       <a:fillRect/>
@@ -21352,12 +23254,15 @@
       <w:pPr>
         <w:pStyle w:val="hinh"/>
       </w:pPr>
-      <w:bookmarkStart w:id="71" w:name="_Toc214356228"/>
+      <w:bookmarkStart w:id="81" w:name="_Toc214358165"/>
       <w:r>
         <w:t>Hình 3.</w:t>
       </w:r>
       <w:r>
-        <w:t>19</w:t>
+        <w:t>2</w:t>
+      </w:r>
+      <w:r>
+        <w:t>9</w:t>
       </w:r>
       <w:r>
         <w:t xml:space="preserve"> Biểu đồ tương tác tuần tự chức năng </w:t>
@@ -21365,7 +23270,7 @@
       <w:r>
         <w:t>đặt hàng</w:t>
       </w:r>
-      <w:bookmarkEnd w:id="71"/>
+      <w:bookmarkEnd w:id="81"/>
       <w:r>
         <w:t xml:space="preserve"> </w:t>
       </w:r>
@@ -21404,7 +23309,7 @@
                     <pic:cNvPicPr preferRelativeResize="0"/>
                   </pic:nvPicPr>
                   <pic:blipFill>
-                    <a:blip r:embed="rId28"/>
+                    <a:blip r:embed="rId38"/>
                     <a:srcRect/>
                     <a:stretch>
                       <a:fillRect/>
@@ -21431,7 +23336,7 @@
       <w:pPr>
         <w:pStyle w:val="hinh"/>
       </w:pPr>
-      <w:bookmarkStart w:id="72" w:name="_Toc214356229"/>
+      <w:bookmarkStart w:id="82" w:name="_Toc214358166"/>
       <w:r>
         <w:t>Hình 3</w:t>
       </w:r>
@@ -21439,7 +23344,7 @@
         <w:t>.</w:t>
       </w:r>
       <w:r>
-        <w:t>20</w:t>
+        <w:t>30</w:t>
       </w:r>
       <w:r>
         <w:t xml:space="preserve"> Biểu đồ tương tác tuần tự chức năng </w:t>
@@ -21447,7 +23352,7 @@
       <w:r>
         <w:t>thêm sản phẩm vào giỏ</w:t>
       </w:r>
-      <w:bookmarkEnd w:id="72"/>
+      <w:bookmarkEnd w:id="82"/>
       <w:r>
         <w:t xml:space="preserve"> </w:t>
       </w:r>
@@ -21544,11 +23449,11 @@
       <w:pPr>
         <w:pStyle w:val="Heading3"/>
       </w:pPr>
-      <w:bookmarkStart w:id="73" w:name="_Toc214356162"/>
+      <w:bookmarkStart w:id="83" w:name="_Toc214356162"/>
       <w:r>
         <w:t>3.1.7 Biểu đồ lớp</w:t>
       </w:r>
-      <w:bookmarkEnd w:id="73"/>
+      <w:bookmarkEnd w:id="83"/>
       <w:r>
         <w:t xml:space="preserve"> </w:t>
       </w:r>
@@ -21592,7 +23497,7 @@
                     </pic:cNvPicPr>
                   </pic:nvPicPr>
                   <pic:blipFill>
-                    <a:blip r:embed="rId29">
+                    <a:blip r:embed="rId39">
                       <a:extLst>
                         <a:ext uri="{28A0092B-C50C-407E-A947-70E740481C1C}">
                           <a14:useLocalDpi xmlns:a14="http://schemas.microsoft.com/office/drawing/2010/main" val="0"/>
@@ -21628,7 +23533,7 @@
       <w:pPr>
         <w:pStyle w:val="hinh"/>
       </w:pPr>
-      <w:bookmarkStart w:id="74" w:name="_Toc214356230"/>
+      <w:bookmarkStart w:id="84" w:name="_Toc214358167"/>
       <w:r>
         <w:t>Hình 3.</w:t>
       </w:r>
@@ -21638,23 +23543,23 @@
       <w:r>
         <w:t xml:space="preserve"> - Mô hình Class</w:t>
       </w:r>
-      <w:bookmarkEnd w:id="74"/>
+      <w:bookmarkEnd w:id="84"/>
     </w:p>
     <w:p>
       <w:pPr>
         <w:pStyle w:val="Heading2"/>
       </w:pPr>
-      <w:bookmarkStart w:id="75" w:name="_Toc214356163"/>
+      <w:bookmarkStart w:id="85" w:name="_Toc214356163"/>
       <w:r>
         <w:t>3.2. Thiết kế cơ sở dữ liệu</w:t>
       </w:r>
-      <w:bookmarkEnd w:id="75"/>
+      <w:bookmarkEnd w:id="85"/>
     </w:p>
     <w:p>
       <w:pPr>
         <w:pStyle w:val="Heading3"/>
       </w:pPr>
-      <w:bookmarkStart w:id="76" w:name="_Toc214356164"/>
+      <w:bookmarkStart w:id="86" w:name="_Toc214356164"/>
       <w:r>
         <w:t xml:space="preserve">3.2.1. Thiết kế các </w:t>
       </w:r>
@@ -21666,7 +23571,7 @@
         </w:rPr>
         <w:t>Collection</w:t>
       </w:r>
-      <w:bookmarkEnd w:id="76"/>
+      <w:bookmarkEnd w:id="86"/>
     </w:p>
     <w:p>
       <w:pPr>
@@ -21677,7 +23582,6 @@
           <w:szCs w:val="28"/>
         </w:rPr>
       </w:pPr>
-      <w:proofErr w:type="gramStart"/>
       <w:r>
         <w:rPr>
           <w:rFonts w:ascii="Times New Roman" w:eastAsia="Times New Roman" w:hAnsi="Times New Roman" w:cs="Times New Roman"/>
@@ -21686,7 +23590,6 @@
         </w:rPr>
         <w:t>a.Collection</w:t>
       </w:r>
-      <w:proofErr w:type="gramEnd"/>
       <w:r>
         <w:rPr>
           <w:rFonts w:ascii="Times New Roman" w:eastAsia="Times New Roman" w:hAnsi="Times New Roman" w:cs="Times New Roman"/>
@@ -22655,7 +24558,7 @@
       <w:pPr>
         <w:pStyle w:val="hinh"/>
       </w:pPr>
-      <w:bookmarkStart w:id="77" w:name="_Toc214356231"/>
+      <w:bookmarkStart w:id="87" w:name="_Toc214358168"/>
       <w:r>
         <w:t>Bảng 3.</w:t>
       </w:r>
@@ -22671,7 +24574,7 @@
       <w:r>
         <w:t>r</w:t>
       </w:r>
-      <w:bookmarkEnd w:id="77"/>
+      <w:bookmarkEnd w:id="87"/>
     </w:p>
     <w:p>
       <w:pPr>
@@ -22682,7 +24585,6 @@
           <w:szCs w:val="28"/>
         </w:rPr>
       </w:pPr>
-      <w:proofErr w:type="gramStart"/>
       <w:r>
         <w:rPr>
           <w:rFonts w:ascii="Times New Roman" w:eastAsia="Times New Roman" w:hAnsi="Times New Roman" w:cs="Times New Roman"/>
@@ -22698,16 +24600,7 @@
           <w:sz w:val="28"/>
           <w:szCs w:val="28"/>
         </w:rPr>
-        <w:t>.Collection</w:t>
-      </w:r>
-      <w:proofErr w:type="gramEnd"/>
-      <w:r>
-        <w:rPr>
-          <w:rFonts w:ascii="Times New Roman" w:eastAsia="Times New Roman" w:hAnsi="Times New Roman" w:cs="Times New Roman"/>
-          <w:sz w:val="28"/>
-          <w:szCs w:val="28"/>
-        </w:rPr>
-        <w:t xml:space="preserve"> </w:t>
+        <w:t xml:space="preserve">.Collection </w:t>
       </w:r>
       <w:r>
         <w:rPr>
@@ -23806,7 +25699,7 @@
           <w:szCs w:val="28"/>
         </w:rPr>
       </w:pPr>
-      <w:bookmarkStart w:id="78" w:name="_Toc214356232"/>
+      <w:bookmarkStart w:id="88" w:name="_Toc214358169"/>
       <w:r>
         <w:t>Bảng 3.</w:t>
       </w:r>
@@ -23819,7 +25712,7 @@
       <w:r>
         <w:t>products</w:t>
       </w:r>
-      <w:bookmarkEnd w:id="78"/>
+      <w:bookmarkEnd w:id="88"/>
     </w:p>
     <w:p>
       <w:pPr>
@@ -24705,7 +26598,7 @@
           <w:szCs w:val="28"/>
         </w:rPr>
       </w:pPr>
-      <w:bookmarkStart w:id="79" w:name="_Toc214356233"/>
+      <w:bookmarkStart w:id="89" w:name="_Toc214358170"/>
       <w:r>
         <w:t>Bảng 3.</w:t>
       </w:r>
@@ -24718,7 +26611,7 @@
       <w:r>
         <w:t>giohang</w:t>
       </w:r>
-      <w:bookmarkEnd w:id="79"/>
+      <w:bookmarkEnd w:id="89"/>
     </w:p>
     <w:p>
       <w:pPr>
@@ -25670,7 +27563,7 @@
           <w:szCs w:val="28"/>
         </w:rPr>
       </w:pPr>
-      <w:bookmarkStart w:id="80" w:name="_Toc214356234"/>
+      <w:bookmarkStart w:id="90" w:name="_Toc214358171"/>
       <w:r>
         <w:t>Bảng 3.</w:t>
       </w:r>
@@ -25680,17 +27573,17 @@
       <w:r>
         <w:t xml:space="preserve"> - Collection User</w:t>
       </w:r>
-      <w:bookmarkEnd w:id="80"/>
+      <w:bookmarkEnd w:id="90"/>
     </w:p>
     <w:p>
       <w:pPr>
         <w:pStyle w:val="Heading2"/>
       </w:pPr>
-      <w:bookmarkStart w:id="81" w:name="_Toc214356165"/>
+      <w:bookmarkStart w:id="91" w:name="_Toc214356165"/>
       <w:r>
         <w:t>3.3. Xây dựng giao diện các chức năng sản phẩm</w:t>
       </w:r>
-      <w:bookmarkEnd w:id="81"/>
+      <w:bookmarkEnd w:id="91"/>
     </w:p>
     <w:p>
       <w:pPr>
@@ -25893,22 +27786,9 @@
     </w:p>
     <w:p>
       <w:pPr>
-        <w:rPr>
-          <w:rFonts w:ascii="Times New Roman" w:eastAsia="Times New Roman" w:hAnsi="Times New Roman" w:cs="Times New Roman"/>
-          <w:b/>
-          <w:bCs/>
-          <w:sz w:val="28"/>
-          <w:szCs w:val="28"/>
-        </w:rPr>
-      </w:pPr>
-      <w:r>
-        <w:rPr>
-          <w:rFonts w:ascii="Times New Roman" w:eastAsia="Times New Roman" w:hAnsi="Times New Roman" w:cs="Times New Roman"/>
-          <w:b/>
-          <w:bCs/>
-          <w:sz w:val="28"/>
-          <w:szCs w:val="28"/>
-        </w:rPr>
+        <w:pStyle w:val="Heading2"/>
+      </w:pPr>
+      <w:r>
         <w:lastRenderedPageBreak/>
         <w:t>3.3.1 Chức năng đăng nhập</w:t>
       </w:r>
@@ -26252,17 +28132,17 @@
       <w:pPr>
         <w:pStyle w:val="Heading1"/>
       </w:pPr>
-      <w:bookmarkStart w:id="82" w:name="_3phq0rb8ogbt" w:colFirst="0" w:colLast="0"/>
-      <w:bookmarkEnd w:id="82"/>
+      <w:bookmarkStart w:id="92" w:name="_3phq0rb8ogbt" w:colFirst="0" w:colLast="0"/>
+      <w:bookmarkEnd w:id="92"/>
       <w:r>
         <w:br w:type="page"/>
       </w:r>
-      <w:bookmarkStart w:id="83" w:name="_Toc214356166"/>
+      <w:bookmarkStart w:id="93" w:name="_Toc214356166"/>
       <w:r>
         <w:lastRenderedPageBreak/>
         <w:t>KẾT LUẬN</w:t>
       </w:r>
-      <w:bookmarkEnd w:id="83"/>
+      <w:bookmarkEnd w:id="93"/>
     </w:p>
     <w:p>
       <w:pPr>
@@ -26273,10 +28153,10 @@
           <w:szCs w:val="26"/>
         </w:rPr>
       </w:pPr>
-      <w:bookmarkStart w:id="84" w:name="_hf4pqzvok7su" w:colFirst="0" w:colLast="0"/>
-      <w:bookmarkStart w:id="85" w:name="_c7nml5o3q7rb" w:colFirst="0" w:colLast="0"/>
-      <w:bookmarkEnd w:id="84"/>
-      <w:bookmarkEnd w:id="85"/>
+      <w:bookmarkStart w:id="94" w:name="_hf4pqzvok7su" w:colFirst="0" w:colLast="0"/>
+      <w:bookmarkStart w:id="95" w:name="_c7nml5o3q7rb" w:colFirst="0" w:colLast="0"/>
+      <w:bookmarkEnd w:id="94"/>
+      <w:bookmarkEnd w:id="95"/>
       <w:r>
         <w:rPr>
           <w:sz w:val="26"/>
@@ -26354,12 +28234,12 @@
       <w:pPr>
         <w:pStyle w:val="Heading1"/>
       </w:pPr>
-      <w:bookmarkStart w:id="86" w:name="_Toc214356167"/>
+      <w:bookmarkStart w:id="96" w:name="_Toc214356167"/>
       <w:r>
         <w:lastRenderedPageBreak/>
         <w:t>DANH MỤC TÀI LIỆU THAM KHẢO</w:t>
       </w:r>
-      <w:bookmarkEnd w:id="86"/>
+      <w:bookmarkEnd w:id="96"/>
     </w:p>
     <w:p>
       <w:pPr>
@@ -26377,7 +28257,7 @@
       <w:r>
         <w:t xml:space="preserve">, 2009. [Online]. Available: </w:t>
       </w:r>
-      <w:hyperlink r:id="rId30" w:tgtFrame="_new" w:history="1">
+      <w:hyperlink r:id="rId40" w:tgtFrame="_new" w:history="1">
         <w:r>
           <w:rPr>
             <w:rStyle w:val="Hyperlink"/>
@@ -26402,7 +28282,7 @@
       <w:r>
         <w:t xml:space="preserve">, 2013. [Online]. Available: </w:t>
       </w:r>
-      <w:hyperlink r:id="rId31" w:tgtFrame="_new" w:history="1">
+      <w:hyperlink r:id="rId41" w:tgtFrame="_new" w:history="1">
         <w:r>
           <w:rPr>
             <w:rStyle w:val="Hyperlink"/>
@@ -26427,7 +28307,7 @@
       <w:r>
         <w:t xml:space="preserve">, 2024. [Online]. Available: </w:t>
       </w:r>
-      <w:hyperlink r:id="rId32" w:tgtFrame="_new" w:history="1">
+      <w:hyperlink r:id="rId42" w:tgtFrame="_new" w:history="1">
         <w:r>
           <w:rPr>
             <w:rStyle w:val="Hyperlink"/>
@@ -26469,7 +28349,7 @@
       <w:r>
         <w:t xml:space="preserve">, 2024. [Online]. Available: </w:t>
       </w:r>
-      <w:hyperlink r:id="rId33" w:tgtFrame="_new" w:history="1">
+      <w:hyperlink r:id="rId43" w:tgtFrame="_new" w:history="1">
         <w:r>
           <w:rPr>
             <w:rStyle w:val="Hyperlink"/>
@@ -26494,7 +28374,7 @@
       <w:r>
         <w:t xml:space="preserve">, 2017. [Online]. Available: </w:t>
       </w:r>
-      <w:hyperlink r:id="rId34" w:tgtFrame="_new" w:history="1">
+      <w:hyperlink r:id="rId44" w:tgtFrame="_new" w:history="1">
         <w:r>
           <w:rPr>
             <w:rStyle w:val="Hyperlink"/>
@@ -26519,7 +28399,7 @@
       <w:r>
         <w:t xml:space="preserve">, 2023. [Online]. Available: </w:t>
       </w:r>
-      <w:hyperlink r:id="rId35" w:tgtFrame="_new" w:history="1">
+      <w:hyperlink r:id="rId45" w:tgtFrame="_new" w:history="1">
         <w:r>
           <w:rPr>
             <w:rStyle w:val="Hyperlink"/>
@@ -26585,9 +28465,18 @@
         <w:t>Link GitHub</w:t>
       </w:r>
     </w:p>
-    <w:p/>
+    <w:p>
+      <w:hyperlink r:id="rId46" w:history="1">
+        <w:r>
+          <w:rPr>
+            <w:rStyle w:val="Hyperlink"/>
+          </w:rPr>
+          <w:t>Duckkeip/UDTMDN8</w:t>
+        </w:r>
+      </w:hyperlink>
+    </w:p>
     <w:sectPr>
-      <w:footerReference w:type="default" r:id="rId36"/>
+      <w:footerReference w:type="default" r:id="rId47"/>
       <w:pgSz w:w="12240" w:h="15840"/>
       <w:pgMar w:top="1134" w:right="1134" w:bottom="1134" w:left="1701" w:header="709" w:footer="709" w:gutter="0"/>
       <w:pgNumType w:start="1"/>

--- a/Mau XAY DUNG UNG DUNG THUONG MAI DIEN TU (2).docx
+++ b/Mau XAY DUNG UNG DUNG THUONG MAI DIEN TU (2).docx
@@ -1574,7 +1574,7 @@
                 <w:sz w:val="28"/>
                 <w:szCs w:val="28"/>
               </w:rPr>
-              <w:t>23313051</w:t>
+              <w:t>2331540155</w:t>
             </w:r>
           </w:p>
         </w:tc>
@@ -8765,7 +8765,25 @@
           <w:sz w:val="26"/>
           <w:szCs w:val="26"/>
         </w:rPr>
-        <w:t xml:space="preserve">Trong Chương 3, trước hết , nhóm sẽ phân tích hệ thống gồm các tác nhân tương tác với sản phẩm, biểu đồ usecase, activity, sequence, class .Sau đó nhóm sẽ giới thiệu về cách ứng dụng hoạt động kèm theo ảnh chi tiết , đồng thời có ghi chú thêm để dễ phân định thông tin </w:t>
+        <w:t xml:space="preserve">Trong Chương 3, trước </w:t>
+      </w:r>
+      <w:proofErr w:type="gramStart"/>
+      <w:r>
+        <w:rPr>
+          <w:rFonts w:ascii="Times New Roman" w:eastAsia="Times New Roman" w:hAnsi="Times New Roman" w:cs="Times New Roman"/>
+          <w:sz w:val="26"/>
+          <w:szCs w:val="26"/>
+        </w:rPr>
+        <w:t>hết ,</w:t>
+      </w:r>
+      <w:proofErr w:type="gramEnd"/>
+      <w:r>
+        <w:rPr>
+          <w:rFonts w:ascii="Times New Roman" w:eastAsia="Times New Roman" w:hAnsi="Times New Roman" w:cs="Times New Roman"/>
+          <w:sz w:val="26"/>
+          <w:szCs w:val="26"/>
+        </w:rPr>
+        <w:t xml:space="preserve"> nhóm sẽ phân tích hệ thống gồm các tác nhân tương tác với sản phẩm, biểu đồ usecase, activity, sequence, class .Sau đó nhóm sẽ giới thiệu về cách ứng dụng hoạt động kèm theo ảnh chi tiết , đồng thời có ghi chú thêm để dễ phân định thông tin </w:t>
       </w:r>
     </w:p>
     <w:p>
@@ -12490,10 +12508,7 @@
         <w:t>2</w:t>
       </w:r>
       <w:r>
-        <w:t xml:space="preserve">: Đặc tả chức năng </w:t>
-      </w:r>
-      <w:r>
-        <w:t>đăng nhập</w:t>
+        <w:t>: Đặc tả chức năng đăng nhập</w:t>
       </w:r>
       <w:bookmarkEnd w:id="49"/>
     </w:p>
@@ -13868,10 +13883,7 @@
         <w:t>4</w:t>
       </w:r>
       <w:r>
-        <w:t xml:space="preserve">: Đặc tả chức năng </w:t>
-      </w:r>
-      <w:r>
-        <w:t>xem danh sách sản phẩm</w:t>
+        <w:t>: Đặc tả chức năng xem danh sách sản phẩm</w:t>
       </w:r>
       <w:bookmarkEnd w:id="51"/>
     </w:p>
@@ -14531,10 +14543,7 @@
         <w:t>5</w:t>
       </w:r>
       <w:r>
-        <w:t xml:space="preserve">: Đặc tả chức năng </w:t>
-      </w:r>
-      <w:r>
-        <w:t>tìm kiếm sản phẩm</w:t>
+        <w:t>: Đặc tả chức năng tìm kiếm sản phẩm</w:t>
       </w:r>
       <w:bookmarkEnd w:id="52"/>
     </w:p>
@@ -15226,10 +15235,7 @@
         <w:t>6</w:t>
       </w:r>
       <w:r>
-        <w:t xml:space="preserve">: Đặc tả chức năng </w:t>
-      </w:r>
-      <w:r>
-        <w:t>xem chi tiết sản phẩm</w:t>
+        <w:t>: Đặc tả chức năng xem chi tiết sản phẩm</w:t>
       </w:r>
       <w:bookmarkEnd w:id="53"/>
     </w:p>
@@ -15749,8 +15755,18 @@
                 <w:sz w:val="26"/>
                 <w:szCs w:val="26"/>
               </w:rPr>
-              <w:t>- Sản phẩm hết hàng → Hệ thống hiển thị thông báo “Sản phẩm hết hàng, không thể thêm vào giỏ hàng”, người dùng chọn 1 sản phẩm .</w:t>
-            </w:r>
+              <w:t xml:space="preserve">- Sản phẩm hết hàng → Hệ thống hiển thị thông báo “Sản phẩm hết hàng, không thể thêm vào giỏ hàng”, người dùng chọn 1 sản </w:t>
+            </w:r>
+            <w:proofErr w:type="gramStart"/>
+            <w:r>
+              <w:rPr>
+                <w:rFonts w:ascii="Times New Roman" w:eastAsia="Caudex" w:hAnsi="Times New Roman" w:cs="Times New Roman"/>
+                <w:sz w:val="26"/>
+                <w:szCs w:val="26"/>
+              </w:rPr>
+              <w:t>phẩm .</w:t>
+            </w:r>
+            <w:proofErr w:type="gramEnd"/>
           </w:p>
           <w:p>
             <w:pPr>
@@ -16715,10 +16731,7 @@
         <w:t>8</w:t>
       </w:r>
       <w:r>
-        <w:t xml:space="preserve">: Đặc tả chức năng </w:t>
-      </w:r>
-      <w:r>
-        <w:t>đặt hàng</w:t>
+        <w:t>: Đặc tả chức năng đặt hàng</w:t>
       </w:r>
       <w:bookmarkEnd w:id="55"/>
     </w:p>
@@ -17257,8 +17270,18 @@
                 <w:sz w:val="26"/>
                 <w:szCs w:val="26"/>
               </w:rPr>
-              <w:t>- Giao dịch thất bại → Hệ thống hiển thị thông báo “Thanh toán thất bại”, người dùng có thể thử lại bằng hình thức thanh toán .</w:t>
-            </w:r>
+              <w:t xml:space="preserve">- Giao dịch thất bại → Hệ thống hiển thị thông báo “Thanh toán thất bại”, người dùng có thể thử lại bằng hình thức thanh </w:t>
+            </w:r>
+            <w:proofErr w:type="gramStart"/>
+            <w:r>
+              <w:rPr>
+                <w:rFonts w:ascii="Times New Roman" w:eastAsia="Caudex" w:hAnsi="Times New Roman" w:cs="Times New Roman"/>
+                <w:sz w:val="26"/>
+                <w:szCs w:val="26"/>
+              </w:rPr>
+              <w:t>toán .</w:t>
+            </w:r>
+            <w:proofErr w:type="gramEnd"/>
           </w:p>
           <w:p>
             <w:pPr>
@@ -17275,8 +17298,18 @@
                 <w:sz w:val="26"/>
                 <w:szCs w:val="26"/>
               </w:rPr>
-              <w:t>- Người dùng hủy thanh toán → Hệ thống hiển thị thông báo “Hủy bỏ thanh toán”, trạng thái đơn hàng không cập .</w:t>
-            </w:r>
+              <w:t xml:space="preserve">- Người dùng hủy thanh toán → Hệ thống hiển thị thông báo “Hủy bỏ thanh toán”, trạng thái đơn hàng không </w:t>
+            </w:r>
+            <w:proofErr w:type="gramStart"/>
+            <w:r>
+              <w:rPr>
+                <w:rFonts w:ascii="Times New Roman" w:eastAsia="Times New Roman" w:hAnsi="Times New Roman" w:cs="Times New Roman"/>
+                <w:sz w:val="26"/>
+                <w:szCs w:val="26"/>
+              </w:rPr>
+              <w:t>cập .</w:t>
+            </w:r>
+            <w:proofErr w:type="gramEnd"/>
           </w:p>
         </w:tc>
       </w:tr>
@@ -17469,10 +17502,7 @@
         <w:t>9</w:t>
       </w:r>
       <w:r>
-        <w:t xml:space="preserve">: Đặc tả chức năng </w:t>
-      </w:r>
-      <w:r>
-        <w:t>thanh toán</w:t>
+        <w:t>: Đặc tả chức năng thanh toán</w:t>
       </w:r>
       <w:bookmarkEnd w:id="56"/>
     </w:p>
@@ -18186,10 +18216,7 @@
         <w:t>10</w:t>
       </w:r>
       <w:r>
-        <w:t xml:space="preserve">: Đặc tả chức năng </w:t>
-      </w:r>
-      <w:r>
-        <w:t>đăng nhập admin</w:t>
+        <w:t>: Đặc tả chức năng đăng nhập admin</w:t>
       </w:r>
       <w:bookmarkEnd w:id="57"/>
     </w:p>
@@ -18885,10 +18912,7 @@
         <w:t>11</w:t>
       </w:r>
       <w:r>
-        <w:t xml:space="preserve">: Đặc tả chức năng </w:t>
-      </w:r>
-      <w:r>
-        <w:t>đăng xuất admin</w:t>
+        <w:t>: Đặc tả chức năng đăng xuất admin</w:t>
       </w:r>
       <w:bookmarkEnd w:id="58"/>
     </w:p>
@@ -21412,10 +21436,7 @@
         <w:t>14</w:t>
       </w:r>
       <w:r>
-        <w:t xml:space="preserve">: Đặc tả chức năng </w:t>
-      </w:r>
-      <w:r>
-        <w:t>quản lý đơn hàng</w:t>
+        <w:t>: Đặc tả chức năng quản lý đơn hàng</w:t>
       </w:r>
       <w:bookmarkEnd w:id="61"/>
     </w:p>
@@ -21516,10 +21537,7 @@
       </w:pPr>
       <w:bookmarkStart w:id="63" w:name="_Toc214358148"/>
       <w:r>
-        <w:t>Hình</w:t>
-      </w:r>
-      <w:r>
-        <w:t xml:space="preserve"> 3.</w:t>
+        <w:t>Hình 3.</w:t>
       </w:r>
       <w:r>
         <w:t>12</w:t>
@@ -21632,10 +21650,7 @@
         <w:t>3</w:t>
       </w:r>
       <w:r>
-        <w:t xml:space="preserve">: Biểu đồ hoạt động đăng </w:t>
-      </w:r>
-      <w:r>
-        <w:t>nhập</w:t>
+        <w:t>: Biểu đồ hoạt động đăng nhập</w:t>
       </w:r>
       <w:bookmarkEnd w:id="64"/>
     </w:p>
@@ -21735,10 +21750,7 @@
         <w:t>4</w:t>
       </w:r>
       <w:r>
-        <w:t xml:space="preserve">: Biểu đồ hoạt động đăng </w:t>
-      </w:r>
-      <w:r>
-        <w:t>xuất</w:t>
+        <w:t>: Biểu đồ hoạt động đăng xuất</w:t>
       </w:r>
       <w:bookmarkEnd w:id="65"/>
     </w:p>
@@ -21829,10 +21841,7 @@
         <w:t>5</w:t>
       </w:r>
       <w:r>
-        <w:t xml:space="preserve">: Biểu đồ hoạt động </w:t>
-      </w:r>
-      <w:r>
-        <w:t>xem danh sách sản phẩm</w:t>
+        <w:t>: Biểu đồ hoạt động xem danh sách sản phẩm</w:t>
       </w:r>
       <w:bookmarkEnd w:id="66"/>
     </w:p>
@@ -21922,10 +21931,7 @@
         <w:t>6</w:t>
       </w:r>
       <w:r>
-        <w:t xml:space="preserve">: Biểu đồ hoạt động </w:t>
-      </w:r>
-      <w:r>
-        <w:t>tìm kiếm sản phẩm</w:t>
+        <w:t>: Biểu đồ hoạt động tìm kiếm sản phẩm</w:t>
       </w:r>
       <w:bookmarkEnd w:id="67"/>
     </w:p>
@@ -22331,10 +22337,7 @@
         <w:t>9</w:t>
       </w:r>
       <w:r>
-        <w:t xml:space="preserve">: Biểu đồ hoạt động </w:t>
-      </w:r>
-      <w:r>
-        <w:t>đặt hàng</w:t>
+        <w:t>: Biểu đồ hoạt động đặt hàng</w:t>
       </w:r>
       <w:bookmarkEnd w:id="70"/>
     </w:p>
@@ -22626,10 +22629,7 @@
         <w:t>2</w:t>
       </w:r>
       <w:r>
-        <w:t>: Biểu đồ hoạt động đăng</w:t>
-      </w:r>
-      <w:r>
-        <w:t xml:space="preserve"> xuất Admin</w:t>
+        <w:t>: Biểu đồ hoạt động đăng xuất Admin</w:t>
       </w:r>
       <w:bookmarkEnd w:id="73"/>
     </w:p>
@@ -22719,10 +22719,7 @@
         <w:t>3</w:t>
       </w:r>
       <w:r>
-        <w:t xml:space="preserve">: Biểu đồ hoạt động </w:t>
-      </w:r>
-      <w:r>
-        <w:t>quản lý sản phẩm</w:t>
+        <w:t>: Biểu đồ hoạt động quản lý sản phẩm</w:t>
       </w:r>
       <w:bookmarkEnd w:id="74"/>
     </w:p>
@@ -22823,10 +22820,7 @@
         <w:t>4</w:t>
       </w:r>
       <w:r>
-        <w:t xml:space="preserve">: Biểu đồ hoạt động </w:t>
-      </w:r>
-      <w:r>
-        <w:t>quản lý tài khoản</w:t>
+        <w:t>: Biểu đồ hoạt động quản lý tài khoản</w:t>
       </w:r>
       <w:bookmarkEnd w:id="75"/>
     </w:p>
@@ -22916,10 +22910,7 @@
         <w:t>5</w:t>
       </w:r>
       <w:r>
-        <w:t xml:space="preserve">: Biểu đồ hoạt động </w:t>
-      </w:r>
-      <w:r>
-        <w:t>quản lý đơn hàng</w:t>
+        <w:t>: Biểu đồ hoạt động quản lý đơn hàng</w:t>
       </w:r>
       <w:bookmarkEnd w:id="76"/>
     </w:p>
@@ -23347,10 +23338,7 @@
         <w:t>30</w:t>
       </w:r>
       <w:r>
-        <w:t xml:space="preserve"> Biểu đồ tương tác tuần tự chức năng </w:t>
-      </w:r>
-      <w:r>
-        <w:t>thêm sản phẩm vào giỏ</w:t>
+        <w:t xml:space="preserve"> Biểu đồ tương tác tuần tự chức năng thêm sản phẩm vào giỏ</w:t>
       </w:r>
       <w:bookmarkEnd w:id="82"/>
       <w:r>
@@ -23582,6 +23570,7 @@
           <w:szCs w:val="28"/>
         </w:rPr>
       </w:pPr>
+      <w:proofErr w:type="gramStart"/>
       <w:r>
         <w:rPr>
           <w:rFonts w:ascii="Times New Roman" w:eastAsia="Times New Roman" w:hAnsi="Times New Roman" w:cs="Times New Roman"/>
@@ -23590,6 +23579,7 @@
         </w:rPr>
         <w:t>a.Collection</w:t>
       </w:r>
+      <w:proofErr w:type="gramEnd"/>
       <w:r>
         <w:rPr>
           <w:rFonts w:ascii="Times New Roman" w:eastAsia="Times New Roman" w:hAnsi="Times New Roman" w:cs="Times New Roman"/>
@@ -24585,6 +24575,7 @@
           <w:szCs w:val="28"/>
         </w:rPr>
       </w:pPr>
+      <w:proofErr w:type="gramStart"/>
       <w:r>
         <w:rPr>
           <w:rFonts w:ascii="Times New Roman" w:eastAsia="Times New Roman" w:hAnsi="Times New Roman" w:cs="Times New Roman"/>
@@ -24600,7 +24591,16 @@
           <w:sz w:val="28"/>
           <w:szCs w:val="28"/>
         </w:rPr>
-        <w:t xml:space="preserve">.Collection </w:t>
+        <w:t>.Collection</w:t>
+      </w:r>
+      <w:proofErr w:type="gramEnd"/>
+      <w:r>
+        <w:rPr>
+          <w:rFonts w:ascii="Times New Roman" w:eastAsia="Times New Roman" w:hAnsi="Times New Roman" w:cs="Times New Roman"/>
+          <w:sz w:val="28"/>
+          <w:szCs w:val="28"/>
+        </w:rPr>
+        <w:t xml:space="preserve"> </w:t>
       </w:r>
       <w:r>
         <w:rPr>
@@ -29703,6 +29703,7 @@
   <w:style w:type="character" w:default="1" w:styleId="DefaultParagraphFont">
     <w:name w:val="Default Paragraph Font"/>
     <w:uiPriority w:val="1"/>
+    <w:semiHidden/>
     <w:unhideWhenUsed/>
   </w:style>
   <w:style w:type="table" w:default="1" w:styleId="TableNormal">

--- a/Mau XAY DUNG UNG DUNG THUONG MAI DIEN TU (2).docx
+++ b/Mau XAY DUNG UNG DUNG THUONG MAI DIEN TU (2).docx
@@ -8765,25 +8765,7 @@
           <w:sz w:val="26"/>
           <w:szCs w:val="26"/>
         </w:rPr>
-        <w:t xml:space="preserve">Trong Chương 3, trước </w:t>
-      </w:r>
-      <w:proofErr w:type="gramStart"/>
-      <w:r>
-        <w:rPr>
-          <w:rFonts w:ascii="Times New Roman" w:eastAsia="Times New Roman" w:hAnsi="Times New Roman" w:cs="Times New Roman"/>
-          <w:sz w:val="26"/>
-          <w:szCs w:val="26"/>
-        </w:rPr>
-        <w:t>hết ,</w:t>
-      </w:r>
-      <w:proofErr w:type="gramEnd"/>
-      <w:r>
-        <w:rPr>
-          <w:rFonts w:ascii="Times New Roman" w:eastAsia="Times New Roman" w:hAnsi="Times New Roman" w:cs="Times New Roman"/>
-          <w:sz w:val="26"/>
-          <w:szCs w:val="26"/>
-        </w:rPr>
-        <w:t xml:space="preserve"> nhóm sẽ phân tích hệ thống gồm các tác nhân tương tác với sản phẩm, biểu đồ usecase, activity, sequence, class .Sau đó nhóm sẽ giới thiệu về cách ứng dụng hoạt động kèm theo ảnh chi tiết , đồng thời có ghi chú thêm để dễ phân định thông tin </w:t>
+        <w:t xml:space="preserve">Trong Chương 3, trước hết , nhóm sẽ phân tích hệ thống gồm các tác nhân tương tác với sản phẩm, biểu đồ usecase, activity, sequence, class .Sau đó nhóm sẽ giới thiệu về cách ứng dụng hoạt động kèm theo ảnh chi tiết , đồng thời có ghi chú thêm để dễ phân định thông tin </w:t>
       </w:r>
     </w:p>
     <w:p>
@@ -9335,6 +9317,9 @@
     <w:p>
       <w:pPr>
         <w:pStyle w:val="Heading2"/>
+        <w:rPr>
+          <w:color w:val="00B050"/>
+        </w:rPr>
       </w:pPr>
       <w:bookmarkStart w:id="31" w:name="_Toc214356155"/>
       <w:r>
@@ -9344,27 +9329,6 @@
     </w:p>
     <w:p>
       <w:pPr>
-        <w:ind w:firstLine="567"/>
-        <w:jc w:val="both"/>
-        <w:rPr>
-          <w:rFonts w:ascii="Times New Roman" w:eastAsia="Times New Roman" w:hAnsi="Times New Roman" w:cs="Times New Roman"/>
-          <w:color w:val="00B050"/>
-          <w:sz w:val="26"/>
-          <w:szCs w:val="26"/>
-        </w:rPr>
-      </w:pPr>
-      <w:r>
-        <w:rPr>
-          <w:rFonts w:ascii="Times New Roman" w:eastAsia="Times New Roman" w:hAnsi="Times New Roman" w:cs="Times New Roman"/>
-          <w:color w:val="00B050"/>
-          <w:sz w:val="26"/>
-          <w:szCs w:val="26"/>
-        </w:rPr>
-        <w:t>Dựa trên lý do chọn đề tài và mục tiêu đề tài đạt được (đã được trình bày ở chương 1), xác định rõ ràng hơn về các yêu cầu cần thực hiện của đề tài được chọn. Tùy theo mỗi đề tài sinh viên thực hiện theo hướng dẫn của giảng viên hướng dẫn đề tài.</w:t>
-      </w:r>
-    </w:p>
-    <w:p>
-      <w:pPr>
         <w:pStyle w:val="Heading3"/>
       </w:pPr>
       <w:bookmarkStart w:id="32" w:name="_Toc214356156"/>
@@ -9372,24 +9336,6 @@
         <w:t>3.1.1 Khảo sát yêu cầu hệ thống</w:t>
       </w:r>
       <w:bookmarkEnd w:id="32"/>
-    </w:p>
-    <w:p>
-      <w:pPr>
-        <w:rPr>
-          <w:rFonts w:ascii="Times New Roman" w:eastAsia="Times New Roman" w:hAnsi="Times New Roman" w:cs="Times New Roman"/>
-          <w:sz w:val="26"/>
-          <w:szCs w:val="26"/>
-        </w:rPr>
-      </w:pPr>
-      <w:r>
-        <w:rPr>
-          <w:rFonts w:ascii="Times New Roman" w:eastAsia="Times New Roman" w:hAnsi="Times New Roman" w:cs="Times New Roman"/>
-          <w:color w:val="00B050"/>
-          <w:sz w:val="26"/>
-          <w:szCs w:val="26"/>
-        </w:rPr>
-        <w:t>Viết các đặc tả yêu cầu khách hàng cần có trong hệ thống</w:t>
-      </w:r>
     </w:p>
     <w:p>
       <w:pPr>
@@ -15755,18 +15701,8 @@
                 <w:sz w:val="26"/>
                 <w:szCs w:val="26"/>
               </w:rPr>
-              <w:t xml:space="preserve">- Sản phẩm hết hàng → Hệ thống hiển thị thông báo “Sản phẩm hết hàng, không thể thêm vào giỏ hàng”, người dùng chọn 1 sản </w:t>
-            </w:r>
-            <w:proofErr w:type="gramStart"/>
-            <w:r>
-              <w:rPr>
-                <w:rFonts w:ascii="Times New Roman" w:eastAsia="Caudex" w:hAnsi="Times New Roman" w:cs="Times New Roman"/>
-                <w:sz w:val="26"/>
-                <w:szCs w:val="26"/>
-              </w:rPr>
-              <w:t>phẩm .</w:t>
-            </w:r>
-            <w:proofErr w:type="gramEnd"/>
+              <w:t>- Sản phẩm hết hàng → Hệ thống hiển thị thông báo “Sản phẩm hết hàng, không thể thêm vào giỏ hàng”, người dùng chọn 1 sản phẩm .</w:t>
+            </w:r>
           </w:p>
           <w:p>
             <w:pPr>
@@ -17270,18 +17206,8 @@
                 <w:sz w:val="26"/>
                 <w:szCs w:val="26"/>
               </w:rPr>
-              <w:t xml:space="preserve">- Giao dịch thất bại → Hệ thống hiển thị thông báo “Thanh toán thất bại”, người dùng có thể thử lại bằng hình thức thanh </w:t>
-            </w:r>
-            <w:proofErr w:type="gramStart"/>
-            <w:r>
-              <w:rPr>
-                <w:rFonts w:ascii="Times New Roman" w:eastAsia="Caudex" w:hAnsi="Times New Roman" w:cs="Times New Roman"/>
-                <w:sz w:val="26"/>
-                <w:szCs w:val="26"/>
-              </w:rPr>
-              <w:t>toán .</w:t>
-            </w:r>
-            <w:proofErr w:type="gramEnd"/>
+              <w:t>- Giao dịch thất bại → Hệ thống hiển thị thông báo “Thanh toán thất bại”, người dùng có thể thử lại bằng hình thức thanh toán .</w:t>
+            </w:r>
           </w:p>
           <w:p>
             <w:pPr>
@@ -17298,18 +17224,8 @@
                 <w:sz w:val="26"/>
                 <w:szCs w:val="26"/>
               </w:rPr>
-              <w:t xml:space="preserve">- Người dùng hủy thanh toán → Hệ thống hiển thị thông báo “Hủy bỏ thanh toán”, trạng thái đơn hàng không </w:t>
-            </w:r>
-            <w:proofErr w:type="gramStart"/>
-            <w:r>
-              <w:rPr>
-                <w:rFonts w:ascii="Times New Roman" w:eastAsia="Times New Roman" w:hAnsi="Times New Roman" w:cs="Times New Roman"/>
-                <w:sz w:val="26"/>
-                <w:szCs w:val="26"/>
-              </w:rPr>
-              <w:t>cập .</w:t>
-            </w:r>
-            <w:proofErr w:type="gramEnd"/>
+              <w:t>- Người dùng hủy thanh toán → Hệ thống hiển thị thông báo “Hủy bỏ thanh toán”, trạng thái đơn hàng không cập .</w:t>
+            </w:r>
           </w:p>
         </w:tc>
       </w:tr>
@@ -23570,7 +23486,6 @@
           <w:szCs w:val="28"/>
         </w:rPr>
       </w:pPr>
-      <w:proofErr w:type="gramStart"/>
       <w:r>
         <w:rPr>
           <w:rFonts w:ascii="Times New Roman" w:eastAsia="Times New Roman" w:hAnsi="Times New Roman" w:cs="Times New Roman"/>
@@ -23579,7 +23494,6 @@
         </w:rPr>
         <w:t>a.Collection</w:t>
       </w:r>
-      <w:proofErr w:type="gramEnd"/>
       <w:r>
         <w:rPr>
           <w:rFonts w:ascii="Times New Roman" w:eastAsia="Times New Roman" w:hAnsi="Times New Roman" w:cs="Times New Roman"/>
@@ -24575,7 +24489,6 @@
           <w:szCs w:val="28"/>
         </w:rPr>
       </w:pPr>
-      <w:proofErr w:type="gramStart"/>
       <w:r>
         <w:rPr>
           <w:rFonts w:ascii="Times New Roman" w:eastAsia="Times New Roman" w:hAnsi="Times New Roman" w:cs="Times New Roman"/>
@@ -24591,16 +24504,7 @@
           <w:sz w:val="28"/>
           <w:szCs w:val="28"/>
         </w:rPr>
-        <w:t>.Collection</w:t>
-      </w:r>
-      <w:proofErr w:type="gramEnd"/>
-      <w:r>
-        <w:rPr>
-          <w:rFonts w:ascii="Times New Roman" w:eastAsia="Times New Roman" w:hAnsi="Times New Roman" w:cs="Times New Roman"/>
-          <w:sz w:val="28"/>
-          <w:szCs w:val="28"/>
-        </w:rPr>
-        <w:t xml:space="preserve"> </w:t>
+        <w:t xml:space="preserve">.Collection </w:t>
       </w:r>
       <w:r>
         <w:rPr>
